--- a/대본/5부/06화_Recover.docx
+++ b/대본/5부/06화_Recover.docx
@@ -2,7 +2,7 @@
 <file path=word/document.xml><?xml version="1.0" encoding="utf-8"?>
 <w:document xmlns:w="http://schemas.openxmlformats.org/wordprocessingml/2006/main" xmlns:m="http://schemas.openxmlformats.org/officeDocument/2006/math" xmlns:r="http://schemas.openxmlformats.org/officeDocument/2006/relationships" xmlns:o="urn:schemas-microsoft-com:office:office" xmlns:v="urn:schemas-microsoft-com:vml" xmlns:w10="urn:schemas-microsoft-com:office:word" xmlns:a="http://schemas.openxmlformats.org/drawingml/2006/main" xmlns:pic="http://schemas.openxmlformats.org/drawingml/2006/picture" xmlns:wp="http://schemas.openxmlformats.org/drawingml/2006/wordprocessingDrawing">
   <w:body>
-    <w:bookmarkStart w:id="31" w:name="ship-it-5부-6화"/>
+    <w:bookmarkStart w:id="32" w:name="ship-it-5부-6화"/>
     <w:p>
       <w:pPr>
         <w:pStyle w:val="Heading1"/>
@@ -65,7 +65,7 @@
         <w:t xml:space="preserve"> </w:t>
       </w:r>
       <w:r>
-        <w:t xml:space="preserve">- 규칙: 지문 없음. 전 화 100% 「화자명: 대사」. 1턴 20단어 이내.</w:t>
+        <w:t xml:space="preserve">- 규칙: 지문 없음. 전 화 100% 「화자명: 대사」. 1턴 20단어 이내 + 긴 턴 10~15회(30~60단어).</w:t>
       </w:r>
       <w:r>
         <w:t xml:space="preserve"> </w:t>
@@ -308,13 +308,13 @@
         </w:numPr>
       </w:pPr>
       <w:r>
-        <w:t xml:space="preserve">ZOE: The app tells her what to do. But it doesn’t give her anything to put on her skin.</w:t>
-      </w:r>
-      <w:r>
-        <w:t xml:space="preserve"> </w:t>
-      </w:r>
-      <w:r>
-        <w:t xml:space="preserve">조이: 앱은 뭘 해야 하는지 알려 줘요. 하지만 피부에 바를 건 아무것도 주지 않아요.</w:t>
+        <w:t xml:space="preserve">ZOE: The app tells her what to do, which matters. But it doesn’t give her anything to put on her skin. So she goes home nervous, and she buys whatever cream a stranger recommends online.</w:t>
+      </w:r>
+      <w:r>
+        <w:t xml:space="preserve"> </w:t>
+      </w:r>
+      <w:r>
+        <w:t xml:space="preserve">조이: 앱은 뭘 해야 하는지 알려 주죠. 그건 중요해요. 하지만 피부에 바를 건 아무것도 주지 않아요. 그래서 환자는 불안한 채로 집에 가서, 온라인에서 모르는 사람이 추천하는 아무 크림이나 사요.</w:t>
       </w:r>
     </w:p>
     <w:p>
@@ -709,7 +709,7 @@
         </w:numPr>
       </w:pPr>
       <w:r>
-        <w:t xml:space="preserve">ELENA: That’s a drug claim.</w:t>
+        <w:t xml:space="preserve">ELENA: That’s a drug claim, Zoe.</w:t>
       </w:r>
       <w:r>
         <w:t xml:space="preserve"> </w:t>
@@ -727,13 +727,13 @@
         <w:t xml:space="preserve"> </w:t>
       </w:r>
       <w:r>
-        <w:t xml:space="preserve">means it treats something. The FDA would call it a drug.</w:t>
-      </w:r>
-      <w:r>
-        <w:t xml:space="preserve"> </w:t>
-      </w:r>
-      <w:r>
-        <w:t xml:space="preserve">엘레나: 그건 의약품 주장이에요.</w:t>
+        <w:t xml:space="preserve">means the product treats a condition, and the FDA would call it a drug, which means clinical trials and years of delay. And honestly, one warning letter would make every claim we make look suspicious.</w:t>
+      </w:r>
+      <w:r>
+        <w:t xml:space="preserve"> </w:t>
+      </w:r>
+      <w:r>
+        <w:t xml:space="preserve">엘레나: 그건 의약품 주장이에요, 조이.</w:t>
       </w:r>
       <w:r>
         <w:t xml:space="preserve"> </w:t>
@@ -748,7 +748,7 @@
         <w:t xml:space="preserve">”</w:t>
       </w:r>
       <w:r>
-        <w:t xml:space="preserve">는 뭔가를 치료한다는 뜻이에요. FDA는 그걸 의약품으로 봐요.</w:t>
+        <w:t xml:space="preserve">는 제품이 어떤 상태를 치료한다는 뜻이고, FDA는 그걸 의약품으로 볼 거예요. 그러면 임상시험과 몇 년의 지연이 따라오죠. 그리고 솔직히, 경고장 한 통이면 우리가 하는 모든 주장이 의심스러워 보일 거예요.</w:t>
       </w:r>
     </w:p>
     <w:p>
@@ -1058,13 +1058,13 @@
         </w:numPr>
       </w:pPr>
       <w:r>
-        <w:t xml:space="preserve">NOAH: A patient with an occlusion must call her injector. Not reach for a serum.</w:t>
-      </w:r>
-      <w:r>
-        <w:t xml:space="preserve"> </w:t>
-      </w:r>
-      <w:r>
-        <w:t xml:space="preserve">노아: 혈관 폐색이 생긴 환자는 시술자에게 전화해야 해요. 세럼을 집는 게 아니라.</w:t>
+        <w:t xml:space="preserve">NOAH: Here’s the thing. A patient with an occlusion must call her injector immediately, not reach for a serum in her bathroom. If our packaging ever makes her wait one extra hour because she thinks a cream will fix it, we’ve failed her.</w:t>
+      </w:r>
+      <w:r>
+        <w:t xml:space="preserve"> </w:t>
+      </w:r>
+      <w:r>
+        <w:t xml:space="preserve">노아: 중요한 건 이거예요. 혈관 폐색이 생긴 환자는 즉시 시술자에게 전화해야 해요. 욕실에서 세럼을 집는 게 아니라요. 만약 우리 포장 때문에 환자가 크림으로 해결될 거라 생각하고 한 시간이라도 더 기다린다면, 우린 그 환자를 저버린 거예요.</w:t>
       </w:r>
     </w:p>
     <w:p>
@@ -1243,13 +1243,13 @@
         </w:numPr>
       </w:pPr>
       <w:r>
-        <w:t xml:space="preserve">PRIYA: I’ll test stability myself. Three months. Heat, cold, light. Before anything ships.</w:t>
-      </w:r>
-      <w:r>
-        <w:t xml:space="preserve"> </w:t>
-      </w:r>
-      <w:r>
-        <w:t xml:space="preserve">프리야: 안정성은 내가 직접 시험할게. 3개월. 열, 냉기, 빛. 출고 전에.</w:t>
+        <w:t xml:space="preserve">PRIYA: I’ll test stability myself before anything ships. Three months of heat, cold, and light, because a serum that separates in a hot car becomes a complaint, and a complaint becomes a story. Show me the data first, then we talk about launch dates.</w:t>
+      </w:r>
+      <w:r>
+        <w:t xml:space="preserve"> </w:t>
+      </w:r>
+      <w:r>
+        <w:t xml:space="preserve">프리야: 출고 전에 안정성은 내가 직접 시험할게. 3개월 동안 열, 냉기, 빛. 더운 차 안에서 분리되는 세럼은 불만이 되고, 불만은 소문이 되니까. 데이터부터 보여 줘. 출시일 얘기는 그다음이야.</w:t>
       </w:r>
     </w:p>
     <w:p>
@@ -1294,13 +1294,13 @@
         </w:numPr>
       </w:pPr>
       <w:r>
-        <w:t xml:space="preserve">MARCUS: Nine to sixty-eight. In clinics, we sell to them at thirty-four. They sell at sixty-eight.</w:t>
-      </w:r>
-      <w:r>
-        <w:t xml:space="preserve"> </w:t>
-      </w:r>
-      <w:r>
-        <w:t xml:space="preserve">마커스: 9달러에서 68달러. 병원엔 34달러에 팔고. 병원은 68달러에 팔고.</w:t>
+        <w:t xml:space="preserve">MARCUS: Nine to sixty-eight. In clinics, we sell to them at thirty-four, and they sell at sixty-eight. That’s healthy on both sides. But before we scale, I want a backup plan if Lumen Labs ever stops. Two is one, one is none.</w:t>
+      </w:r>
+      <w:r>
+        <w:t xml:space="preserve"> </w:t>
+      </w:r>
+      <w:r>
+        <w:t xml:space="preserve">마커스: 9달러에서 68달러. 병원엔 34달러에 팔고, 병원은 68달러에 팔고. 양쪽 다 건강한 구조야. 하지만 규모를 키우기 전에, 루멘 랩스가 멈출 경우의 대비책이 필요해. 둘은 하나고, 하나는 없는 거야.</w:t>
       </w:r>
     </w:p>
     <w:p>
@@ -1430,13 +1430,13 @@
         </w:numPr>
       </w:pPr>
       <w:r>
-        <w:t xml:space="preserve">NOAH: Decision. Recover is approved. Cosmetic claims only. Priya signs off on stability. Glow first.</w:t>
-      </w:r>
-      <w:r>
-        <w:t xml:space="preserve"> </w:t>
-      </w:r>
-      <w:r>
-        <w:t xml:space="preserve">노아: 결정. 리커버 승인. 화장품 주장만. 안정성은 프리야가 승인. 글로우 먼저.</w:t>
+        <w:t xml:space="preserve">NOAH: Decision. Recover is approved, but with conditions. Cosmetic claims only, and Elena reviews every word on the box. Priya signs off on stability before a single bottle ships. Glow goes first, and we let their numbers tell us whether a big retailer makes sense.</w:t>
+      </w:r>
+      <w:r>
+        <w:t xml:space="preserve"> </w:t>
+      </w:r>
+      <w:r>
+        <w:t xml:space="preserve">노아: 결정. 리커버 승인. 단, 조건이 있어요. 화장품 주장만, 그리고 상자의 모든 단어는 엘레나가 검토해요. 한 병이라도 출고되기 전에 안정성은 프리야가 승인하고요. 글로우가 먼저 하고, 대형 소매점이 맞는지는 그 숫자가 말해 주게 하죠.</w:t>
       </w:r>
     </w:p>
     <w:p>
@@ -1559,7 +1559,7 @@
         </w:numPr>
       </w:pPr>
       <w:r>
-        <w:t xml:space="preserve">AVA: Every patient asked me the same thing at checkout.</w:t>
+        <w:t xml:space="preserve">AVA: Every patient asked me the same thing at checkout:</w:t>
       </w:r>
       <w:r>
         <w:t xml:space="preserve"> </w:t>
@@ -1577,6 +1577,12 @@
         <w:t xml:space="preserve"> </w:t>
       </w:r>
       <w:r>
+        <w:t xml:space="preserve">I never had a good answer, so I’d point at a shelf of random creams and hope for the best. Honestly, that felt worse than saying nothing.</w:t>
+      </w:r>
+      <w:r>
+        <w:t xml:space="preserve"> </w:t>
+      </w:r>
+      <w:r>
         <w:t xml:space="preserve">에이바: 모든 환자가 결제할 때 똑같은 걸 물었어요.</w:t>
       </w:r>
       <w:r>
@@ -1591,6 +1597,12 @@
       <w:r>
         <w:t xml:space="preserve">”</w:t>
       </w:r>
+      <w:r>
+        <w:t xml:space="preserve"> </w:t>
+      </w:r>
+      <w:r>
+        <w:t xml:space="preserve">저는 좋은 대답이 없어서, 아무 크림이나 놓인 선반을 가리키고 잘되길 바랐죠. 솔직히, 아무 말 안 하는 것보다 더 찜찜했어요.</w:t>
+      </w:r>
     </w:p>
     <w:p>
       <w:pPr>
@@ -1600,13 +1612,13 @@
         </w:numPr>
       </w:pPr>
       <w:r>
-        <w:t xml:space="preserve">ZOE: Her clinic sold random creams. Nobody trusted them. Including Ava.</w:t>
-      </w:r>
-      <w:r>
-        <w:t xml:space="preserve"> </w:t>
-      </w:r>
-      <w:r>
-        <w:t xml:space="preserve">조이: 그 병원은 아무 크림이나 팔았대요. 아무도 안 믿었고요. 에이바까지도.</w:t>
+        <w:t xml:space="preserve">ZOE: That’s the gap. Nobody trusted those creams. Including Ava.</w:t>
+      </w:r>
+      <w:r>
+        <w:t xml:space="preserve"> </w:t>
+      </w:r>
+      <w:r>
+        <w:t xml:space="preserve">조이: 그게 빈틈이에요. 아무도 그 크림들을 안 믿었어요. 에이바까지도.</w:t>
       </w:r>
     </w:p>
     <w:p>
@@ -1668,13 +1680,13 @@
         </w:numPr>
       </w:pPr>
       <w:r>
-        <w:t xml:space="preserve">ZOE: Glow Collective launched it sixty days ago. Three hundred locations. Sell-through, seventy-one percent.</w:t>
-      </w:r>
-      <w:r>
-        <w:t xml:space="preserve"> </w:t>
-      </w:r>
-      <w:r>
-        <w:t xml:space="preserve">조이: 글로우 컬렉티브가 60일 전에 출시했어요. 300곳. 판매율 71%.</w:t>
+        <w:t xml:space="preserve">ZOE: Glow Collective launched it sixty days ago across three hundred locations, and sell-through is seventy-one percent. That’s not a forecast or a focus group. Those are real bottles bought by real patients, and I can send you the weekly reports tonight.</w:t>
+      </w:r>
+      <w:r>
+        <w:t xml:space="preserve"> </w:t>
+      </w:r>
+      <w:r>
+        <w:t xml:space="preserve">조이: 글로우 컬렉티브가 60일 전에 300곳에서 출시했고, 판매율은 71%예요. 예측치나 포커스 그룹 결과가 아니에요. 실제 환자들이 실제로 산 병들이고, 주간 보고서는 오늘 밤에 보내 드릴 수 있어요.</w:t>
       </w:r>
     </w:p>
     <w:p>
@@ -2090,13 +2102,13 @@
         </w:numPr>
       </w:pPr>
       <w:r>
-        <w:t xml:space="preserve">MONICA: We have five hundred twenty stores. I won’t put a new brand in all of them.</w:t>
-      </w:r>
-      <w:r>
-        <w:t xml:space="preserve"> </w:t>
-      </w:r>
-      <w:r>
-        <w:t xml:space="preserve">모니카: 매장이 520곳이에요. 새 브랜드를 전부에 넣진 않을 거예요.</w:t>
+        <w:t xml:space="preserve">MONICA: We have five hundred twenty stores, and I won’t put a new brand in all of them. I’ve seen too many exciting launches turn into clearance bins by summer, and when that happens, it’s my name on the markdown report, not yours.</w:t>
+      </w:r>
+      <w:r>
+        <w:t xml:space="preserve"> </w:t>
+      </w:r>
+      <w:r>
+        <w:t xml:space="preserve">모니카: 매장이 520곳이에요. 새 브랜드를 전부에 넣진 않을 거예요. 화려하게 출시됐다가 여름이면 떨이 바구니로 가는 걸 너무 많이 봤거든요. 그렇게 되면 할인 보고서에 올라가는 건 당신 이름이 아니라 내 이름이에요.</w:t>
       </w:r>
     </w:p>
     <w:p>
@@ -2209,13 +2221,13 @@
         </w:numPr>
       </w:pPr>
       <w:r>
-        <w:t xml:space="preserve">ZOE: Co-op funds. Forty thousand dollars for the test. For in-store displays and training your staff.</w:t>
-      </w:r>
-      <w:r>
-        <w:t xml:space="preserve"> </w:t>
-      </w:r>
-      <w:r>
-        <w:t xml:space="preserve">조이: 공동 마케팅 기금. 테스트에 4만 달러. 매장 진열과 직원 교육용으로.</w:t>
+        <w:t xml:space="preserve">ZOE: Co-op funds. Forty thousand dollars for the test, covering in-store displays and training your staff. We’d rather spend that money teaching people how to talk about Recover than buying a bigger sign, because a confused salesperson can undo a good label in thirty seconds.</w:t>
+      </w:r>
+      <w:r>
+        <w:t xml:space="preserve"> </w:t>
+      </w:r>
+      <w:r>
+        <w:t xml:space="preserve">조이: 공동 마케팅 기금이요. 테스트에 4만 달러, 매장 진열과 직원 교육에 쓰고요. 더 큰 간판을 사는 것보다 리커버에 대해 어떻게 말해야 하는지 가르치는 데 쓰고 싶어요. 헷갈린 판매 직원 한 명이 좋은 라벨을 30초 만에 망칠 수 있으니까요.</w:t>
       </w:r>
     </w:p>
     <w:p>
@@ -2443,13 +2455,13 @@
         </w:numPr>
       </w:pPr>
       <w:r>
-        <w:t xml:space="preserve">ZOE: Because I’ve seen Glow’s numbers. And because confidence is cheaper than co-op funds.</w:t>
-      </w:r>
-      <w:r>
-        <w:t xml:space="preserve"> </w:t>
-      </w:r>
-      <w:r>
-        <w:t xml:space="preserve">조이: 글로우 숫자를 봤으니까요. 그리고 자신감이 공동 기금보다 싸니까요.</w:t>
+        <w:t xml:space="preserve">ZOE: Because I’ve seen Glow’s numbers, and I trust them. Also, to be honest, confidence is cheaper than co-op funds. If we really believe in the product, we should be willing to be measured by a harder standard than everyone else.</w:t>
+      </w:r>
+      <w:r>
+        <w:t xml:space="preserve"> </w:t>
+      </w:r>
+      <w:r>
+        <w:t xml:space="preserve">조이: 글로우 숫자를 봤고, 그 숫자를 믿으니까요. 그리고 솔직히, 자신감이 공동 기금보다 싸요. 제품을 정말 믿는다면, 다른 누구보다 더 엄격한 기준으로 평가받을 각오가 돼 있어야죠.</w:t>
       </w:r>
     </w:p>
     <w:p>
@@ -2606,13 +2618,13 @@
         </w:numPr>
       </w:pPr>
       <w:r>
-        <w:t xml:space="preserve">ZOE: No. At Lumière, the box promised miracles. And the returns were terrible.</w:t>
-      </w:r>
-      <w:r>
-        <w:t xml:space="preserve"> </w:t>
-      </w:r>
-      <w:r>
-        <w:t xml:space="preserve">조이: 아니요. 뤼미에르에선 상자가 기적을 약속했어요. 반품은 끔찍했고요.</w:t>
+        <w:t xml:space="preserve">ZOE: No. At Lumière, the box promised miracles, and the returns were terrible. We sold a lot in the first month, then spent a year answering angry emails. That’s when I learned that a big promise is just a debt you pay later.</w:t>
+      </w:r>
+      <w:r>
+        <w:t xml:space="preserve"> </w:t>
+      </w:r>
+      <w:r>
+        <w:t xml:space="preserve">조이: 아니요. 뤼미에르에선 상자가 기적을 약속했고, 반품은 끔찍했어요. 첫 달엔 많이 팔았지만, 그다음 1년은 화난 이메일에 답하느라 보냈죠. 그때 배웠어요. 큰 약속은 나중에 갚아야 하는 빚일 뿐이라는 걸.</w:t>
       </w:r>
     </w:p>
     <w:p>
@@ -2877,7 +2889,7 @@
     </w:p>
     <w:bookmarkEnd w:id="25"/>
     <w:bookmarkEnd w:id="26"/>
-    <w:bookmarkStart w:id="30" w:name="학습-부록"/>
+    <w:bookmarkStart w:id="31" w:name="학습-부록"/>
     <w:p>
       <w:pPr>
         <w:pStyle w:val="Heading2"/>
@@ -4019,8 +4031,302 @@
       </w:tr>
     </w:tbl>
     <w:bookmarkEnd w:id="29"/>
+    <w:bookmarkStart w:id="30" w:name="긴-발화-분석"/>
+    <w:p>
+      <w:pPr>
+        <w:pStyle w:val="Heading3"/>
+      </w:pPr>
+      <w:r>
+        <w:t xml:space="preserve">④ 긴 발화 분석</w:t>
+      </w:r>
+    </w:p>
+    <w:p>
+      <w:pPr>
+        <w:pStyle w:val="BlockText"/>
+      </w:pPr>
+      <w:r>
+        <w:rPr>
+          <w:bCs/>
+          <w:b/>
+        </w:rPr>
+        <w:t xml:space="preserve">61턴 ZOE:</w:t>
+      </w:r>
+      <w:r>
+        <w:t xml:space="preserve"> </w:t>
+      </w:r>
+      <w:r>
+        <w:t xml:space="preserve">“</w:t>
+      </w:r>
+      <w:r>
+        <w:t xml:space="preserve">Glow Collective launched it sixty days ago across three hundred locations, and sell-through is seventy-one percent. That’s not a forecast or a focus group. Those are real bottles bought by real patients, and I can send you the weekly reports tonight.</w:t>
+      </w:r>
+      <w:r>
+        <w:t xml:space="preserve">”</w:t>
+      </w:r>
+    </w:p>
+    <w:tbl>
+      <w:tblPr>
+        <w:tblStyle w:val="Table"/>
+        <w:tblW w:type="pct" w:w="5000"/>
+        <w:tblLook w:firstRow="1" w:lastRow="0" w:firstColumn="0" w:lastColumn="0" w:noHBand="0" w:noVBand="0" w:val="0020"/>
+        <w:jc w:val="start"/>
+      </w:tblPr>
+      <w:tblGrid>
+        <w:gridCol w:w="2640"/>
+        <w:gridCol w:w="2640"/>
+        <w:gridCol w:w="2640"/>
+      </w:tblGrid>
+      <w:tr>
+        <w:trPr>
+          <w:tblHeader w:val="true"/>
+        </w:trPr>
+        <w:tc>
+          <w:tcPr/>
+          <w:p>
+            <w:pPr>
+              <w:pStyle w:val="Compact"/>
+              <w:jc w:val="left"/>
+            </w:pPr>
+            <w:r>
+              <w:t xml:space="preserve">구조</w:t>
+            </w:r>
+          </w:p>
+        </w:tc>
+        <w:tc>
+          <w:tcPr/>
+          <w:p>
+            <w:pPr>
+              <w:pStyle w:val="Compact"/>
+              <w:jc w:val="left"/>
+            </w:pPr>
+            <w:r>
+              <w:t xml:space="preserve">영어</w:t>
+            </w:r>
+          </w:p>
+        </w:tc>
+        <w:tc>
+          <w:tcPr/>
+          <w:p>
+            <w:pPr>
+              <w:pStyle w:val="Compact"/>
+              <w:jc w:val="left"/>
+            </w:pPr>
+            <w:r>
+              <w:t xml:space="preserve">기능</w:t>
+            </w:r>
+          </w:p>
+        </w:tc>
+      </w:tr>
+      <w:tr>
+        <w:tc>
+          <w:tcPr/>
+          <w:p>
+            <w:pPr>
+              <w:pStyle w:val="Compact"/>
+              <w:jc w:val="left"/>
+            </w:pPr>
+            <w:r>
+              <w:t xml:space="preserve">① 사실(숫자 먼저)</w:t>
+            </w:r>
+          </w:p>
+        </w:tc>
+        <w:tc>
+          <w:tcPr/>
+          <w:p>
+            <w:pPr>
+              <w:pStyle w:val="Compact"/>
+              <w:jc w:val="left"/>
+            </w:pPr>
+            <w:r>
+              <w:t xml:space="preserve">Glow Collective launched it sixty days ago across three hundred locations, and sell-through is seventy-one percent.</w:t>
+            </w:r>
+          </w:p>
+        </w:tc>
+        <w:tc>
+          <w:tcPr/>
+          <w:p>
+            <w:pPr>
+              <w:pStyle w:val="Compact"/>
+              <w:jc w:val="left"/>
+            </w:pPr>
+            <w:r>
+              <w:t xml:space="preserve">바이어가 요구한 지표를 기간·규모·결과 순으로 즉시 제시</w:t>
+            </w:r>
+          </w:p>
+        </w:tc>
+      </w:tr>
+      <w:tr>
+        <w:tc>
+          <w:tcPr/>
+          <w:p>
+            <w:pPr>
+              <w:pStyle w:val="Compact"/>
+              <w:jc w:val="left"/>
+            </w:pPr>
+            <w:r>
+              <w:t xml:space="preserve">② 재정의(대비)</w:t>
+            </w:r>
+          </w:p>
+        </w:tc>
+        <w:tc>
+          <w:tcPr/>
+          <w:p>
+            <w:pPr>
+              <w:pStyle w:val="Compact"/>
+              <w:jc w:val="left"/>
+            </w:pPr>
+            <w:r>
+              <w:t xml:space="preserve">That’s not a forecast or a focus group. Those are real bottles bought by real patients,</w:t>
+            </w:r>
+          </w:p>
+        </w:tc>
+        <w:tc>
+          <w:tcPr/>
+          <w:p>
+            <w:pPr>
+              <w:pStyle w:val="Compact"/>
+              <w:jc w:val="left"/>
+            </w:pPr>
+            <w:r>
+              <w:t xml:space="preserve">“</w:t>
+            </w:r>
+            <w:r>
+              <w:t xml:space="preserve">A가 아니라 B</w:t>
+            </w:r>
+            <w:r>
+              <w:t xml:space="preserve">”</w:t>
+            </w:r>
+            <w:r>
+              <w:t xml:space="preserve">로 데이터의 신뢰도를 강조</w:t>
+            </w:r>
+          </w:p>
+        </w:tc>
+      </w:tr>
+      <w:tr>
+        <w:tc>
+          <w:tcPr/>
+          <w:p>
+            <w:pPr>
+              <w:pStyle w:val="Compact"/>
+              <w:jc w:val="left"/>
+            </w:pPr>
+            <w:r>
+              <w:t xml:space="preserve">③ 후속 제안</w:t>
+            </w:r>
+          </w:p>
+        </w:tc>
+        <w:tc>
+          <w:tcPr/>
+          <w:p>
+            <w:pPr>
+              <w:pStyle w:val="Compact"/>
+              <w:jc w:val="left"/>
+            </w:pPr>
+            <w:r>
+              <w:t xml:space="preserve">and I can send you the weekly reports tonight.</w:t>
+            </w:r>
+          </w:p>
+        </w:tc>
+        <w:tc>
+          <w:tcPr/>
+          <w:p>
+            <w:pPr>
+              <w:pStyle w:val="Compact"/>
+              <w:jc w:val="left"/>
+            </w:pPr>
+            <w:r>
+              <w:t xml:space="preserve">검증 자료를 먼저 제안해 신뢰를 굳힘</w:t>
+            </w:r>
+          </w:p>
+        </w:tc>
+      </w:tr>
+    </w:tbl>
+    <w:p>
+      <w:pPr>
+        <w:pStyle w:val="BodyText"/>
+      </w:pPr>
+      <w:r>
+        <w:rPr>
+          <w:bCs/>
+          <w:b/>
+        </w:rPr>
+        <w:t xml:space="preserve">활용 패턴:</w:t>
+      </w:r>
+      <w:r>
+        <w:t xml:space="preserve"> </w:t>
+      </w:r>
+      <w:r>
+        <w:t xml:space="preserve">기간·규모·결과 숫자 →</w:t>
+      </w:r>
+      <w:r>
+        <w:t xml:space="preserve"> </w:t>
+      </w:r>
+      <w:r>
+        <w:t xml:space="preserve">“</w:t>
+      </w:r>
+      <w:r>
+        <w:t xml:space="preserve">That’s not A. Those are B.</w:t>
+      </w:r>
+      <w:r>
+        <w:t xml:space="preserve">”</w:t>
+      </w:r>
+      <w:r>
+        <w:t xml:space="preserve"> </w:t>
+      </w:r>
+      <w:r>
+        <w:t xml:space="preserve">→ 증빙 자료 제안</w:t>
+      </w:r>
+      <w:r>
+        <w:t xml:space="preserve"> </w:t>
+      </w:r>
+      <w:r>
+        <w:rPr>
+          <w:bCs/>
+          <w:b/>
+        </w:rPr>
+        <w:t xml:space="preserve">연결 표현:</w:t>
+      </w:r>
+      <w:r>
+        <w:t xml:space="preserve"> </w:t>
+      </w:r>
+      <w:r>
+        <w:t xml:space="preserve">across(~에 걸쳐) · That’s not A or B(A나 B가 아니다) · I can send you…(~를 보내 드릴 수 있다)</w:t>
+      </w:r>
+      <w:r>
+        <w:t xml:space="preserve"> </w:t>
+      </w:r>
+      <w:r>
+        <w:rPr>
+          <w:bCs/>
+          <w:b/>
+        </w:rPr>
+        <w:t xml:space="preserve">연습:</w:t>
+      </w:r>
+      <w:r>
+        <w:t xml:space="preserve"> </w:t>
+      </w:r>
+      <w:r>
+        <w:t xml:space="preserve">신규 거래처가</w:t>
+      </w:r>
+      <w:r>
+        <w:t xml:space="preserve"> </w:t>
+      </w:r>
+      <w:r>
+        <w:t xml:space="preserve">“</w:t>
+      </w:r>
+      <w:r>
+        <w:t xml:space="preserve">실적 데이터 있어요?</w:t>
+      </w:r>
+      <w:r>
+        <w:t xml:space="preserve">”</w:t>
+      </w:r>
+      <w:r>
+        <w:t xml:space="preserve">라고 물을 때 같은 구조로 35단어 안팎으로 답해 보기.</w:t>
+      </w:r>
+    </w:p>
     <w:bookmarkEnd w:id="30"/>
     <w:bookmarkEnd w:id="31"/>
+    <w:bookmarkEnd w:id="32"/>
     <w:sectPr/>
   </w:body>
 </w:document>

--- a/대본/5부/06화_Recover.docx
+++ b/대본/5부/06화_Recover.docx
@@ -2,7 +2,7 @@
 <file path=word/document.xml><?xml version="1.0" encoding="utf-8"?>
 <w:document xmlns:w="http://schemas.openxmlformats.org/wordprocessingml/2006/main" xmlns:m="http://schemas.openxmlformats.org/officeDocument/2006/math" xmlns:r="http://schemas.openxmlformats.org/officeDocument/2006/relationships" xmlns:o="urn:schemas-microsoft-com:office:office" xmlns:v="urn:schemas-microsoft-com:vml" xmlns:w10="urn:schemas-microsoft-com:office:word" xmlns:a="http://schemas.openxmlformats.org/drawingml/2006/main" xmlns:pic="http://schemas.openxmlformats.org/drawingml/2006/picture" xmlns:wp="http://schemas.openxmlformats.org/drawingml/2006/wordprocessingDrawing">
   <w:body>
-    <w:bookmarkStart w:id="32" w:name="ship-it-5부-6화"/>
+    <w:bookmarkStart w:id="38" w:name="ship-it-5부-6화"/>
     <w:p>
       <w:pPr>
         <w:pStyle w:val="Heading1"/>
@@ -268,61 +268,31 @@
     </w:p>
     <w:p>
       <w:pPr>
-        <w:numPr>
-          <w:ilvl w:val="0"/>
-          <w:numId w:val="1001"/>
-        </w:numPr>
+        <w:pStyle w:val="FirstParagraph"/>
       </w:pPr>
       <w:r>
         <w:t xml:space="preserve">ZOE: For a year, I’ve had one question. What happens to the patient after she leaves the clinic?</w:t>
       </w:r>
-      <w:r>
-        <w:t xml:space="preserve"> </w:t>
-      </w:r>
-      <w:r>
-        <w:t xml:space="preserve">조이: 1년 동안 질문 하나를 품고 있었어요. 환자가 병원을 나간 뒤엔 무슨 일이 일어날까?</w:t>
-      </w:r>
-    </w:p>
-    <w:p>
-      <w:pPr>
-        <w:numPr>
-          <w:ilvl w:val="0"/>
-          <w:numId w:val="1001"/>
-        </w:numPr>
+    </w:p>
+    <w:p>
+      <w:pPr>
+        <w:pStyle w:val="BodyText"/>
       </w:pPr>
       <w:r>
         <w:t xml:space="preserve">NINA: The app helps. Tips, reminders, warning signs.</w:t>
       </w:r>
-      <w:r>
-        <w:t xml:space="preserve"> </w:t>
-      </w:r>
-      <w:r>
-        <w:t xml:space="preserve">니나: 앱이 도와주죠. 팁, 알림, 경고 신호.</w:t>
-      </w:r>
-    </w:p>
-    <w:p>
-      <w:pPr>
-        <w:numPr>
-          <w:ilvl w:val="0"/>
-          <w:numId w:val="1001"/>
-        </w:numPr>
+    </w:p>
+    <w:p>
+      <w:pPr>
+        <w:pStyle w:val="BodyText"/>
       </w:pPr>
       <w:r>
         <w:t xml:space="preserve">ZOE: The app tells her what to do, which matters. But it doesn’t give her anything to put on her skin. So she goes home nervous, and she buys whatever cream a stranger recommends online.</w:t>
       </w:r>
-      <w:r>
-        <w:t xml:space="preserve"> </w:t>
-      </w:r>
-      <w:r>
-        <w:t xml:space="preserve">조이: 앱은 뭘 해야 하는지 알려 주죠. 그건 중요해요. 하지만 피부에 바를 건 아무것도 주지 않아요. 그래서 환자는 불안한 채로 집에 가서, 온라인에서 모르는 사람이 추천하는 아무 크림이나 사요.</w:t>
-      </w:r>
-    </w:p>
-    <w:p>
-      <w:pPr>
-        <w:numPr>
-          <w:ilvl w:val="0"/>
-          <w:numId w:val="1001"/>
-        </w:numPr>
+    </w:p>
+    <w:p>
+      <w:pPr>
+        <w:pStyle w:val="BodyText"/>
       </w:pPr>
       <w:r>
         <w:t xml:space="preserve">ELENA: Patients ask me that every day.</w:t>
@@ -339,11 +309,69 @@
       <w:r>
         <w:t xml:space="preserve">”</w:t>
       </w:r>
-      <w:r>
-        <w:t xml:space="preserve"> </w:t>
-      </w:r>
-      <w:r>
-        <w:t xml:space="preserve">엘레나: 환자들이 매일 물어요.</w:t>
+    </w:p>
+    <w:p>
+      <w:pPr>
+        <w:pStyle w:val="BodyText"/>
+      </w:pPr>
+      <w:r>
+        <w:t xml:space="preserve">ZOE: Exactly. So, meet Veyra Recover. A calming serum. For the days after treatment.</w:t>
+      </w:r>
+    </w:p>
+    <w:p>
+      <w:pPr>
+        <w:pStyle w:val="BodyText"/>
+      </w:pPr>
+      <w:r>
+        <w:t xml:space="preserve">MARCUS: A cream? We’re a filler company.</w:t>
+      </w:r>
+    </w:p>
+    <w:p>
+      <w:pPr>
+        <w:pStyle w:val="BodyText"/>
+      </w:pPr>
+      <w:r>
+        <w:t xml:space="preserve">ZOE: We’re a trust company. That happens to sell filler. Right now.</w:t>
+      </w:r>
+    </w:p>
+    <w:p>
+      <w:pPr>
+        <w:pStyle w:val="BodyText"/>
+      </w:pPr>
+      <w:r>
+        <w:t xml:space="preserve">PRIYA: What’s in it? Scientifically?</w:t>
+      </w:r>
+    </w:p>
+    <w:p>
+      <w:pPr>
+        <w:pStyle w:val="BodyText"/>
+      </w:pPr>
+      <w:r>
+        <w:t xml:space="preserve">ZOE: Hyaluronic acid. Panthenol. Centella. No fragrance. No alcohol. Made for sensitive skin.</w:t>
+      </w:r>
+    </w:p>
+    <w:p>
+      <w:pPr>
+        <w:pStyle w:val="BodyText"/>
+      </w:pPr>
+      <w:r>
+        <w:t xml:space="preserve">PRIYA: Hyaluronic acid. My old friend. In a different form.</w:t>
+      </w:r>
+    </w:p>
+    <w:p>
+      <w:pPr>
+        <w:pStyle w:val="BodyText"/>
+      </w:pPr>
+      <w:r>
+        <w:t xml:space="preserve">SOFIA: And Glow wants first access. Remember? Launch Partner. Sixty days early.</w:t>
+      </w:r>
+    </w:p>
+    <w:p>
+      <w:pPr>
+        <w:pStyle w:val="BodyText"/>
+      </w:pPr>
+      <w:r>
+        <w:t xml:space="preserve">NOAH: Zoe, last year I said,</w:t>
       </w:r>
       <w:r>
         <w:t xml:space="preserve"> </w:t>
@@ -352,7 +380,7 @@
         <w:t xml:space="preserve">“</w:t>
       </w:r>
       <w:r>
-        <w:t xml:space="preserve">오늘 밤엔 뭘 발라야 해요?</w:t>
+        <w:t xml:space="preserve">One product. Do it well. Then the next one.</w:t>
       </w:r>
       <w:r>
         <w:t xml:space="preserve">”</w:t>
@@ -360,132 +388,10 @@
     </w:p>
     <w:p>
       <w:pPr>
-        <w:numPr>
-          <w:ilvl w:val="0"/>
-          <w:numId w:val="1001"/>
-        </w:numPr>
-      </w:pPr>
-      <w:r>
-        <w:t xml:space="preserve">ZOE: Exactly. So, meet Veyra Recover. A calming serum. For the days after treatment.</w:t>
-      </w:r>
-      <w:r>
-        <w:t xml:space="preserve"> </w:t>
-      </w:r>
-      <w:r>
-        <w:t xml:space="preserve">조이: 바로 그거예요. 그래서, 베이라 리커버를 소개합니다. 진정 세럼. 시술 후 며칠을 위한.</w:t>
-      </w:r>
-    </w:p>
-    <w:p>
-      <w:pPr>
-        <w:numPr>
-          <w:ilvl w:val="0"/>
-          <w:numId w:val="1001"/>
-        </w:numPr>
-      </w:pPr>
-      <w:r>
-        <w:t xml:space="preserve">MARCUS: A cream? We’re a filler company.</w:t>
-      </w:r>
-      <w:r>
-        <w:t xml:space="preserve"> </w:t>
-      </w:r>
-      <w:r>
-        <w:t xml:space="preserve">마커스: 크림? 우린 필러 회사야.</w:t>
-      </w:r>
-    </w:p>
-    <w:p>
-      <w:pPr>
-        <w:numPr>
-          <w:ilvl w:val="0"/>
-          <w:numId w:val="1001"/>
-        </w:numPr>
-      </w:pPr>
-      <w:r>
-        <w:t xml:space="preserve">ZOE: We’re a trust company. That happens to sell filler. Right now.</w:t>
-      </w:r>
-      <w:r>
-        <w:t xml:space="preserve"> </w:t>
-      </w:r>
-      <w:r>
-        <w:t xml:space="preserve">조이: 우린 신뢰 회사예요. 지금은 우연히 필러를 팔고 있을 뿐이고.</w:t>
-      </w:r>
-    </w:p>
-    <w:p>
-      <w:pPr>
-        <w:numPr>
-          <w:ilvl w:val="0"/>
-          <w:numId w:val="1001"/>
-        </w:numPr>
-      </w:pPr>
-      <w:r>
-        <w:t xml:space="preserve">PRIYA: What’s in it? Scientifically?</w:t>
-      </w:r>
-      <w:r>
-        <w:t xml:space="preserve"> </w:t>
-      </w:r>
-      <w:r>
-        <w:t xml:space="preserve">프리야: 안에 뭐가 들었어? 과학적으로?</w:t>
-      </w:r>
-    </w:p>
-    <w:p>
-      <w:pPr>
-        <w:numPr>
-          <w:ilvl w:val="0"/>
-          <w:numId w:val="1001"/>
-        </w:numPr>
-      </w:pPr>
-      <w:r>
-        <w:t xml:space="preserve">ZOE: Hyaluronic acid. Panthenol. Centella. No fragrance. No alcohol. Made for sensitive skin.</w:t>
-      </w:r>
-      <w:r>
-        <w:t xml:space="preserve"> </w:t>
-      </w:r>
-      <w:r>
-        <w:t xml:space="preserve">조이: 히알루론산. 판테놀. 병풀. 무향. 무알코올. 민감한 피부용.</w:t>
-      </w:r>
-    </w:p>
-    <w:p>
-      <w:pPr>
-        <w:numPr>
-          <w:ilvl w:val="0"/>
-          <w:numId w:val="1001"/>
-        </w:numPr>
-      </w:pPr>
-      <w:r>
-        <w:t xml:space="preserve">PRIYA: Hyaluronic acid. My old friend. In a different form.</w:t>
-      </w:r>
-      <w:r>
-        <w:t xml:space="preserve"> </w:t>
-      </w:r>
-      <w:r>
-        <w:t xml:space="preserve">프리야: 히알루론산. 내 오랜 친구네. 다른 형태로.</w:t>
-      </w:r>
-    </w:p>
-    <w:p>
-      <w:pPr>
-        <w:numPr>
-          <w:ilvl w:val="0"/>
-          <w:numId w:val="1001"/>
-        </w:numPr>
-      </w:pPr>
-      <w:r>
-        <w:t xml:space="preserve">SOFIA: And Glow wants first access. Remember? Launch Partner. Sixty days early.</w:t>
-      </w:r>
-      <w:r>
-        <w:t xml:space="preserve"> </w:t>
-      </w:r>
-      <w:r>
-        <w:t xml:space="preserve">소피아: 그리고 글로우가 첫 접근권을 원해요. 기억하죠? 런치 파트너. 60일 먼저.</w:t>
-      </w:r>
-    </w:p>
-    <w:p>
-      <w:pPr>
-        <w:numPr>
-          <w:ilvl w:val="0"/>
-          <w:numId w:val="1001"/>
-        </w:numPr>
-      </w:pPr>
-      <w:r>
-        <w:t xml:space="preserve">NOAH: Zoe, last year I said,</w:t>
+        <w:pStyle w:val="BodyText"/>
+      </w:pPr>
+      <w:r>
+        <w:t xml:space="preserve">ZOE: You did. And we did it well. We survived a recall. Now is</w:t>
       </w:r>
       <w:r>
         <w:t xml:space="preserve"> </w:t>
@@ -494,109 +400,26 @@
         <w:t xml:space="preserve">“</w:t>
       </w:r>
       <w:r>
-        <w:t xml:space="preserve">One product. Do it well. Then the next one.</w:t>
+        <w:t xml:space="preserve">then.</w:t>
       </w:r>
       <w:r>
         <w:t xml:space="preserve">”</w:t>
       </w:r>
-      <w:r>
-        <w:t xml:space="preserve"> </w:t>
-      </w:r>
-      <w:r>
-        <w:t xml:space="preserve">노아: 조이, 작년에 내가</w:t>
-      </w:r>
-      <w:r>
-        <w:t xml:space="preserve"> </w:t>
-      </w:r>
-      <w:r>
-        <w:t xml:space="preserve">“</w:t>
-      </w:r>
-      <w:r>
-        <w:t xml:space="preserve">제품 하나. 잘하고. 그다음에</w:t>
-      </w:r>
-      <w:r>
-        <w:t xml:space="preserve">”</w:t>
-      </w:r>
-      <w:r>
-        <w:t xml:space="preserve">라고 했죠.</w:t>
-      </w:r>
-    </w:p>
-    <w:p>
-      <w:pPr>
-        <w:numPr>
-          <w:ilvl w:val="0"/>
-          <w:numId w:val="1001"/>
-        </w:numPr>
-      </w:pPr>
-      <w:r>
-        <w:t xml:space="preserve">ZOE: You did. And we did it well. We survived a recall. Now is</w:t>
-      </w:r>
-      <w:r>
-        <w:t xml:space="preserve"> </w:t>
-      </w:r>
-      <w:r>
-        <w:t xml:space="preserve">“</w:t>
-      </w:r>
-      <w:r>
-        <w:t xml:space="preserve">then.</w:t>
-      </w:r>
-      <w:r>
-        <w:t xml:space="preserve">”</w:t>
-      </w:r>
-      <w:r>
-        <w:t xml:space="preserve"> </w:t>
-      </w:r>
-      <w:r>
-        <w:t xml:space="preserve">조이: 그랬죠. 그리고 우린 잘했어요. 회수에서 살아남았어요. 지금이 그</w:t>
-      </w:r>
-      <w:r>
-        <w:t xml:space="preserve"> </w:t>
-      </w:r>
-      <w:r>
-        <w:t xml:space="preserve">“</w:t>
-      </w:r>
-      <w:r>
-        <w:t xml:space="preserve">그다음</w:t>
-      </w:r>
-      <w:r>
-        <w:t xml:space="preserve">”</w:t>
-      </w:r>
-      <w:r>
-        <w:t xml:space="preserve">이에요.</w:t>
-      </w:r>
-    </w:p>
-    <w:p>
-      <w:pPr>
-        <w:numPr>
-          <w:ilvl w:val="0"/>
-          <w:numId w:val="1001"/>
-        </w:numPr>
+    </w:p>
+    <w:p>
+      <w:pPr>
+        <w:pStyle w:val="BodyText"/>
       </w:pPr>
       <w:r>
         <w:t xml:space="preserve">NOAH: Fair. Show us everything. And Elena, tell us what’s wrong with it.</w:t>
       </w:r>
-      <w:r>
-        <w:t xml:space="preserve"> </w:t>
-      </w:r>
-      <w:r>
-        <w:t xml:space="preserve">노아: 좋아요. 다 보여 줘요. 그리고 엘레나, 뭐가 문제인지 말해 줘요.</w:t>
-      </w:r>
-    </w:p>
-    <w:p>
-      <w:pPr>
-        <w:numPr>
-          <w:ilvl w:val="0"/>
-          <w:numId w:val="1001"/>
-        </w:numPr>
+    </w:p>
+    <w:p>
+      <w:pPr>
+        <w:pStyle w:val="BodyText"/>
       </w:pPr>
       <w:r>
         <w:t xml:space="preserve">ELENA: Gladly. I already have a list.</w:t>
-      </w:r>
-      <w:r>
-        <w:t xml:space="preserve"> </w:t>
-      </w:r>
-      <w:r>
-        <w:t xml:space="preserve">엘레나: 기꺼이. 벌써 목록이 있어요.</w:t>
       </w:r>
     </w:p>
     <w:bookmarkEnd w:id="21"/>
@@ -611,61 +434,31 @@
     </w:p>
     <w:p>
       <w:pPr>
-        <w:numPr>
-          <w:ilvl w:val="0"/>
-          <w:numId w:val="1002"/>
-        </w:numPr>
+        <w:pStyle w:val="FirstParagraph"/>
       </w:pPr>
       <w:r>
         <w:t xml:space="preserve">ELENA: First question. Is this a cosmetic or a drug?</w:t>
       </w:r>
-      <w:r>
-        <w:t xml:space="preserve"> </w:t>
-      </w:r>
-      <w:r>
-        <w:t xml:space="preserve">엘레나: 첫 질문. 이게 화장품이에요, 의약품이에요?</w:t>
-      </w:r>
-    </w:p>
-    <w:p>
-      <w:pPr>
-        <w:numPr>
-          <w:ilvl w:val="0"/>
-          <w:numId w:val="1002"/>
-        </w:numPr>
+    </w:p>
+    <w:p>
+      <w:pPr>
+        <w:pStyle w:val="BodyText"/>
       </w:pPr>
       <w:r>
         <w:t xml:space="preserve">ZOE: A cosmetic. No prescription. Sold in stores.</w:t>
       </w:r>
-      <w:r>
-        <w:t xml:space="preserve"> </w:t>
-      </w:r>
-      <w:r>
-        <w:t xml:space="preserve">조이: 화장품이요. 처방 없이. 매장에서 판매.</w:t>
-      </w:r>
-    </w:p>
-    <w:p>
-      <w:pPr>
-        <w:numPr>
-          <w:ilvl w:val="0"/>
-          <w:numId w:val="1002"/>
-        </w:numPr>
+    </w:p>
+    <w:p>
+      <w:pPr>
+        <w:pStyle w:val="BodyText"/>
       </w:pPr>
       <w:r>
         <w:t xml:space="preserve">ELENA: Then the claims must be cosmetic. Show me the label draft.</w:t>
       </w:r>
-      <w:r>
-        <w:t xml:space="preserve"> </w:t>
-      </w:r>
-      <w:r>
-        <w:t xml:space="preserve">엘레나: 그럼 주장도 화장품 수준이어야 해요. 라벨 초안 보여 줘요.</w:t>
-      </w:r>
-    </w:p>
-    <w:p>
-      <w:pPr>
-        <w:numPr>
-          <w:ilvl w:val="0"/>
-          <w:numId w:val="1002"/>
-        </w:numPr>
+    </w:p>
+    <w:p>
+      <w:pPr>
+        <w:pStyle w:val="BodyText"/>
       </w:pPr>
       <w:r>
         <w:t xml:space="preserve">ZOE:</w:t>
@@ -682,11 +475,13 @@
       <w:r>
         <w:t xml:space="preserve">”</w:t>
       </w:r>
-      <w:r>
-        <w:t xml:space="preserve"> </w:t>
-      </w:r>
-      <w:r>
-        <w:t xml:space="preserve">조이:</w:t>
+    </w:p>
+    <w:p>
+      <w:pPr>
+        <w:pStyle w:val="BodyText"/>
+      </w:pPr>
+      <w:r>
+        <w:t xml:space="preserve">ELENA: That’s a drug claim, Zoe.</w:t>
       </w:r>
       <w:r>
         <w:t xml:space="preserve"> </w:t>
@@ -695,21 +490,48 @@
         <w:t xml:space="preserve">“</w:t>
       </w:r>
       <w:r>
-        <w:t xml:space="preserve">필러 시술 후 부기와 멍을 줄여 줍니다.</w:t>
+        <w:t xml:space="preserve">Reduces swelling</w:t>
       </w:r>
       <w:r>
         <w:t xml:space="preserve">”</w:t>
       </w:r>
-    </w:p>
-    <w:p>
-      <w:pPr>
-        <w:numPr>
-          <w:ilvl w:val="0"/>
-          <w:numId w:val="1002"/>
-        </w:numPr>
-      </w:pPr>
-      <w:r>
-        <w:t xml:space="preserve">ELENA: That’s a drug claim, Zoe.</w:t>
+      <w:r>
+        <w:t xml:space="preserve"> </w:t>
+      </w:r>
+      <w:r>
+        <w:t xml:space="preserve">means the product treats a condition, and the FDA would call it a drug, which means clinical trials and years of delay. And honestly, one warning letter would make every claim we make look suspicious.</w:t>
+      </w:r>
+    </w:p>
+    <w:p>
+      <w:pPr>
+        <w:pStyle w:val="BodyText"/>
+      </w:pPr>
+      <w:r>
+        <w:t xml:space="preserve">ZOE: Even if it’s true?</w:t>
+      </w:r>
+    </w:p>
+    <w:p>
+      <w:pPr>
+        <w:pStyle w:val="BodyText"/>
+      </w:pPr>
+      <w:r>
+        <w:t xml:space="preserve">ELENA: Especially if you can’t prove it in a clinical trial. Which we can’t. Yet.</w:t>
+      </w:r>
+    </w:p>
+    <w:p>
+      <w:pPr>
+        <w:pStyle w:val="BodyText"/>
+      </w:pPr>
+      <w:r>
+        <w:t xml:space="preserve">NINA: What can we say?</w:t>
+      </w:r>
+    </w:p>
+    <w:p>
+      <w:pPr>
+        <w:pStyle w:val="BodyText"/>
+      </w:pPr>
+      <w:r>
+        <w:t xml:space="preserve">ELENA:</w:t>
       </w:r>
       <w:r>
         <w:t xml:space="preserve"> </w:t>
@@ -718,7 +540,7 @@
         <w:t xml:space="preserve">“</w:t>
       </w:r>
       <w:r>
-        <w:t xml:space="preserve">Reduces swelling</w:t>
+        <w:t xml:space="preserve">Calms and hydrates skin after aesthetic treatments.</w:t>
       </w:r>
       <w:r>
         <w:t xml:space="preserve">”</w:t>
@@ -727,13 +549,15 @@
         <w:t xml:space="preserve"> </w:t>
       </w:r>
       <w:r>
-        <w:t xml:space="preserve">means the product treats a condition, and the FDA would call it a drug, which means clinical trials and years of delay. And honestly, one warning letter would make every claim we make look suspicious.</w:t>
-      </w:r>
-      <w:r>
-        <w:t xml:space="preserve"> </w:t>
-      </w:r>
-      <w:r>
-        <w:t xml:space="preserve">엘레나: 그건 의약품 주장이에요, 조이.</w:t>
+        <w:t xml:space="preserve">Calm. Hydrate. Comfort. Those are cosmetic words.</w:t>
+      </w:r>
+    </w:p>
+    <w:p>
+      <w:pPr>
+        <w:pStyle w:val="BodyText"/>
+      </w:pPr>
+      <w:r>
+        <w:t xml:space="preserve">ZOE:</w:t>
       </w:r>
       <w:r>
         <w:t xml:space="preserve"> </w:t>
@@ -742,75 +566,16 @@
         <w:t xml:space="preserve">“</w:t>
       </w:r>
       <w:r>
-        <w:t xml:space="preserve">부기를 줄인다</w:t>
+        <w:t xml:space="preserve">Calms</w:t>
       </w:r>
       <w:r>
         <w:t xml:space="preserve">”</w:t>
       </w:r>
       <w:r>
-        <w:t xml:space="preserve">는 제품이 어떤 상태를 치료한다는 뜻이고, FDA는 그걸 의약품으로 볼 거예요. 그러면 임상시험과 몇 년의 지연이 따라오죠. 그리고 솔직히, 경고장 한 통이면 우리가 하는 모든 주장이 의심스러워 보일 거예요.</w:t>
-      </w:r>
-    </w:p>
-    <w:p>
-      <w:pPr>
-        <w:numPr>
-          <w:ilvl w:val="0"/>
-          <w:numId w:val="1002"/>
-        </w:numPr>
-      </w:pPr>
-      <w:r>
-        <w:t xml:space="preserve">ZOE: Even if it’s true?</w:t>
-      </w:r>
-      <w:r>
-        <w:t xml:space="preserve"> </w:t>
-      </w:r>
-      <w:r>
-        <w:t xml:space="preserve">조이: 사실이어도요?</w:t>
-      </w:r>
-    </w:p>
-    <w:p>
-      <w:pPr>
-        <w:numPr>
-          <w:ilvl w:val="0"/>
-          <w:numId w:val="1002"/>
-        </w:numPr>
-      </w:pPr>
-      <w:r>
-        <w:t xml:space="preserve">ELENA: Especially if you can’t prove it in a clinical trial. Which we can’t. Yet.</w:t>
-      </w:r>
-      <w:r>
-        <w:t xml:space="preserve"> </w:t>
-      </w:r>
-      <w:r>
-        <w:t xml:space="preserve">엘레나: 임상시험으로 증명할 수 없다면 특히요. 우린 아직 못 하고요.</w:t>
-      </w:r>
-    </w:p>
-    <w:p>
-      <w:pPr>
-        <w:numPr>
-          <w:ilvl w:val="0"/>
-          <w:numId w:val="1002"/>
-        </w:numPr>
-      </w:pPr>
-      <w:r>
-        <w:t xml:space="preserve">NINA: What can we say?</w:t>
-      </w:r>
-      <w:r>
-        <w:t xml:space="preserve"> </w:t>
-      </w:r>
-      <w:r>
-        <w:t xml:space="preserve">니나: 그럼 뭐라고 할 수 있어요?</w:t>
-      </w:r>
-    </w:p>
-    <w:p>
-      <w:pPr>
-        <w:numPr>
-          <w:ilvl w:val="0"/>
-          <w:numId w:val="1002"/>
-        </w:numPr>
-      </w:pPr>
-      <w:r>
-        <w:t xml:space="preserve">ELENA:</w:t>
+        <w:t xml:space="preserve"> </w:t>
+      </w:r>
+      <w:r>
+        <w:t xml:space="preserve">sounds weaker than</w:t>
       </w:r>
       <w:r>
         <w:t xml:space="preserve"> </w:t>
@@ -819,22 +584,42 @@
         <w:t xml:space="preserve">“</w:t>
       </w:r>
       <w:r>
-        <w:t xml:space="preserve">Calms and hydrates skin after aesthetic treatments.</w:t>
+        <w:t xml:space="preserve">reduces swelling.</w:t>
       </w:r>
       <w:r>
         <w:t xml:space="preserve">”</w:t>
       </w:r>
-      <w:r>
-        <w:t xml:space="preserve"> </w:t>
-      </w:r>
-      <w:r>
-        <w:t xml:space="preserve">Calm. Hydrate. Comfort. Those are cosmetic words.</w:t>
-      </w:r>
-      <w:r>
-        <w:t xml:space="preserve"> </w:t>
-      </w:r>
-      <w:r>
-        <w:t xml:space="preserve">엘레나:</w:t>
+    </w:p>
+    <w:p>
+      <w:pPr>
+        <w:pStyle w:val="BodyText"/>
+      </w:pPr>
+      <w:r>
+        <w:t xml:space="preserve">NOAH: It sounds honest. That’s our brand.</w:t>
+      </w:r>
+    </w:p>
+    <w:p>
+      <w:pPr>
+        <w:pStyle w:val="BodyText"/>
+      </w:pPr>
+      <w:r>
+        <w:t xml:space="preserve">ELENA: Second problem. Nothing that hints it helps with complications. Ever.</w:t>
+      </w:r>
+    </w:p>
+    <w:p>
+      <w:pPr>
+        <w:pStyle w:val="BodyText"/>
+      </w:pPr>
+      <w:r>
+        <w:t xml:space="preserve">ZOE: I would never…</w:t>
+      </w:r>
+    </w:p>
+    <w:p>
+      <w:pPr>
+        <w:pStyle w:val="BodyText"/>
+      </w:pPr>
+      <w:r>
+        <w:t xml:space="preserve">ELENA: Your draft says,</w:t>
       </w:r>
       <w:r>
         <w:t xml:space="preserve"> </w:t>
@@ -843,7 +628,7 @@
         <w:t xml:space="preserve">“</w:t>
       </w:r>
       <w:r>
-        <w:t xml:space="preserve">미용 시술 후 피부를 진정시키고 보습합니다.</w:t>
+        <w:t xml:space="preserve">Ready for anything.</w:t>
       </w:r>
       <w:r>
         <w:t xml:space="preserve">”</w:t>
@@ -852,18 +637,31 @@
         <w:t xml:space="preserve"> </w:t>
       </w:r>
       <w:r>
-        <w:t xml:space="preserve">진정. 보습. 편안함. 그건 화장품 단어예요.</w:t>
-      </w:r>
-    </w:p>
-    <w:p>
-      <w:pPr>
-        <w:numPr>
-          <w:ilvl w:val="0"/>
-          <w:numId w:val="1002"/>
-        </w:numPr>
-      </w:pPr>
-      <w:r>
-        <w:t xml:space="preserve">ZOE:</w:t>
+        <w:t xml:space="preserve">With the kit logo next to it.</w:t>
+      </w:r>
+    </w:p>
+    <w:p>
+      <w:pPr>
+        <w:pStyle w:val="BodyText"/>
+      </w:pPr>
+      <w:r>
+        <w:t xml:space="preserve">ZOE: …Okay. I would sometimes.</w:t>
+      </w:r>
+    </w:p>
+    <w:p>
+      <w:pPr>
+        <w:pStyle w:val="BodyText"/>
+      </w:pPr>
+      <w:r>
+        <w:t xml:space="preserve">NOAH: Here’s the thing. A patient with an occlusion must call her injector immediately, not reach for a serum in her bathroom. If our packaging ever makes her wait one extra hour because she thinks a cream will fix it, we’ve failed her.</w:t>
+      </w:r>
+    </w:p>
+    <w:p>
+      <w:pPr>
+        <w:pStyle w:val="BodyText"/>
+      </w:pPr>
+      <w:r>
+        <w:t xml:space="preserve">ZOE: Agreed. Separate the logos. Separate the messages.</w:t>
       </w:r>
       <w:r>
         <w:t xml:space="preserve"> </w:t>
@@ -872,7 +670,7 @@
         <w:t xml:space="preserve">“</w:t>
       </w:r>
       <w:r>
-        <w:t xml:space="preserve">Calms</w:t>
+        <w:t xml:space="preserve">Ready</w:t>
       </w:r>
       <w:r>
         <w:t xml:space="preserve">”</w:t>
@@ -881,7 +679,7 @@
         <w:t xml:space="preserve"> </w:t>
       </w:r>
       <w:r>
-        <w:t xml:space="preserve">sounds weaker than</w:t>
+        <w:t xml:space="preserve">is training.</w:t>
       </w:r>
       <w:r>
         <w:t xml:space="preserve"> </w:t>
@@ -890,7 +688,7 @@
         <w:t xml:space="preserve">“</w:t>
       </w:r>
       <w:r>
-        <w:t xml:space="preserve">reduces swelling.</w:t>
+        <w:t xml:space="preserve">Recover</w:t>
       </w:r>
       <w:r>
         <w:t xml:space="preserve">”</w:t>
@@ -899,561 +697,151 @@
         <w:t xml:space="preserve"> </w:t>
       </w:r>
       <w:r>
-        <w:t xml:space="preserve">조이:</w:t>
-      </w:r>
-      <w:r>
-        <w:t xml:space="preserve"> </w:t>
-      </w:r>
-      <w:r>
-        <w:t xml:space="preserve">“</w:t>
-      </w:r>
-      <w:r>
-        <w:t xml:space="preserve">진정</w:t>
-      </w:r>
-      <w:r>
-        <w:t xml:space="preserve">”</w:t>
-      </w:r>
-      <w:r>
-        <w:t xml:space="preserve">은</w:t>
-      </w:r>
-      <w:r>
-        <w:t xml:space="preserve"> </w:t>
-      </w:r>
-      <w:r>
-        <w:t xml:space="preserve">“</w:t>
-      </w:r>
-      <w:r>
-        <w:t xml:space="preserve">부기를 줄인다</w:t>
-      </w:r>
-      <w:r>
-        <w:t xml:space="preserve">”</w:t>
-      </w:r>
-      <w:r>
-        <w:t xml:space="preserve">보다 약하게 들려요.</w:t>
-      </w:r>
-    </w:p>
-    <w:p>
-      <w:pPr>
-        <w:numPr>
-          <w:ilvl w:val="0"/>
-          <w:numId w:val="1002"/>
-        </w:numPr>
-      </w:pPr>
-      <w:r>
-        <w:t xml:space="preserve">NOAH: It sounds honest. That’s our brand.</w:t>
-      </w:r>
-      <w:r>
-        <w:t xml:space="preserve"> </w:t>
-      </w:r>
-      <w:r>
-        <w:t xml:space="preserve">노아: 정직하게 들려요. 그게 우리 브랜드예요.</w:t>
-      </w:r>
-    </w:p>
-    <w:p>
-      <w:pPr>
-        <w:numPr>
-          <w:ilvl w:val="0"/>
-          <w:numId w:val="1002"/>
-        </w:numPr>
-      </w:pPr>
-      <w:r>
-        <w:t xml:space="preserve">ELENA: Second problem. Nothing that hints it helps with complications. Ever.</w:t>
-      </w:r>
-      <w:r>
-        <w:t xml:space="preserve"> </w:t>
-      </w:r>
-      <w:r>
-        <w:t xml:space="preserve">엘레나: 두 번째 문제. 합병증에 도움이 된다는 암시는 무엇이든 안 돼요. 절대.</w:t>
-      </w:r>
-    </w:p>
-    <w:p>
-      <w:pPr>
-        <w:numPr>
-          <w:ilvl w:val="0"/>
-          <w:numId w:val="1002"/>
-        </w:numPr>
-      </w:pPr>
-      <w:r>
-        <w:t xml:space="preserve">ZOE: I would never…</w:t>
-      </w:r>
-      <w:r>
-        <w:t xml:space="preserve"> </w:t>
-      </w:r>
-      <w:r>
-        <w:t xml:space="preserve">조이: 저는 절대…</w:t>
-      </w:r>
-    </w:p>
-    <w:p>
-      <w:pPr>
-        <w:numPr>
-          <w:ilvl w:val="0"/>
-          <w:numId w:val="1002"/>
-        </w:numPr>
-      </w:pPr>
-      <w:r>
-        <w:t xml:space="preserve">ELENA: Your draft says,</w:t>
-      </w:r>
-      <w:r>
-        <w:t xml:space="preserve"> </w:t>
-      </w:r>
-      <w:r>
-        <w:t xml:space="preserve">“</w:t>
-      </w:r>
-      <w:r>
-        <w:t xml:space="preserve">Ready for anything.</w:t>
-      </w:r>
-      <w:r>
-        <w:t xml:space="preserve">”</w:t>
-      </w:r>
-      <w:r>
-        <w:t xml:space="preserve"> </w:t>
-      </w:r>
-      <w:r>
-        <w:t xml:space="preserve">With the kit logo next to it.</w:t>
-      </w:r>
-      <w:r>
-        <w:t xml:space="preserve"> </w:t>
-      </w:r>
-      <w:r>
-        <w:t xml:space="preserve">엘레나: 초안에</w:t>
-      </w:r>
-      <w:r>
-        <w:t xml:space="preserve"> </w:t>
-      </w:r>
-      <w:r>
-        <w:t xml:space="preserve">“</w:t>
-      </w:r>
-      <w:r>
-        <w:t xml:space="preserve">무엇이든 준비 완료</w:t>
-      </w:r>
-      <w:r>
-        <w:t xml:space="preserve">”</w:t>
-      </w:r>
-      <w:r>
-        <w:t xml:space="preserve">라고 돼 있어요. 키트 로고 옆에.</w:t>
-      </w:r>
-    </w:p>
-    <w:p>
-      <w:pPr>
-        <w:numPr>
-          <w:ilvl w:val="0"/>
-          <w:numId w:val="1002"/>
-        </w:numPr>
-      </w:pPr>
-      <w:r>
-        <w:t xml:space="preserve">ZOE: …Okay. I would sometimes.</w:t>
-      </w:r>
-      <w:r>
-        <w:t xml:space="preserve"> </w:t>
-      </w:r>
-      <w:r>
-        <w:t xml:space="preserve">조이: …좋아요. 가끔은 그럴 수도요.</w:t>
-      </w:r>
-    </w:p>
-    <w:p>
-      <w:pPr>
-        <w:numPr>
-          <w:ilvl w:val="0"/>
-          <w:numId w:val="1002"/>
-        </w:numPr>
-      </w:pPr>
-      <w:r>
-        <w:t xml:space="preserve">NOAH: Here’s the thing. A patient with an occlusion must call her injector immediately, not reach for a serum in her bathroom. If our packaging ever makes her wait one extra hour because she thinks a cream will fix it, we’ve failed her.</w:t>
-      </w:r>
-      <w:r>
-        <w:t xml:space="preserve"> </w:t>
-      </w:r>
-      <w:r>
-        <w:t xml:space="preserve">노아: 중요한 건 이거예요. 혈관 폐색이 생긴 환자는 즉시 시술자에게 전화해야 해요. 욕실에서 세럼을 집는 게 아니라요. 만약 우리 포장 때문에 환자가 크림으로 해결될 거라 생각하고 한 시간이라도 더 기다린다면, 우린 그 환자를 저버린 거예요.</w:t>
-      </w:r>
-    </w:p>
-    <w:p>
-      <w:pPr>
-        <w:numPr>
-          <w:ilvl w:val="0"/>
-          <w:numId w:val="1002"/>
-        </w:numPr>
-      </w:pPr>
-      <w:r>
-        <w:t xml:space="preserve">ZOE: Agreed. Separate the logos. Separate the messages.</w:t>
-      </w:r>
-      <w:r>
-        <w:t xml:space="preserve"> </w:t>
-      </w:r>
-      <w:r>
-        <w:t xml:space="preserve">“</w:t>
-      </w:r>
-      <w:r>
-        <w:t xml:space="preserve">Ready</w:t>
-      </w:r>
-      <w:r>
-        <w:t xml:space="preserve">”</w:t>
-      </w:r>
-      <w:r>
-        <w:t xml:space="preserve"> </w:t>
-      </w:r>
-      <w:r>
-        <w:t xml:space="preserve">is training.</w:t>
-      </w:r>
-      <w:r>
-        <w:t xml:space="preserve"> </w:t>
-      </w:r>
-      <w:r>
-        <w:t xml:space="preserve">“</w:t>
-      </w:r>
-      <w:r>
-        <w:t xml:space="preserve">Recover</w:t>
-      </w:r>
-      <w:r>
-        <w:t xml:space="preserve">”</w:t>
-      </w:r>
-      <w:r>
-        <w:t xml:space="preserve"> </w:t>
-      </w:r>
-      <w:r>
         <w:t xml:space="preserve">is comfort.</w:t>
       </w:r>
-      <w:r>
-        <w:t xml:space="preserve"> </w:t>
-      </w:r>
-      <w:r>
-        <w:t xml:space="preserve">조이: 동의해요. 로고 분리. 메시지 분리.</w:t>
-      </w:r>
-      <w:r>
-        <w:t xml:space="preserve"> </w:t>
-      </w:r>
-      <w:r>
-        <w:t xml:space="preserve">“</w:t>
-      </w:r>
-      <w:r>
-        <w:t xml:space="preserve">레디</w:t>
-      </w:r>
-      <w:r>
-        <w:t xml:space="preserve">”</w:t>
-      </w:r>
-      <w:r>
-        <w:t xml:space="preserve">는 교육.</w:t>
-      </w:r>
-      <w:r>
-        <w:t xml:space="preserve"> </w:t>
-      </w:r>
-      <w:r>
-        <w:t xml:space="preserve">“</w:t>
-      </w:r>
-      <w:r>
-        <w:t xml:space="preserve">리커버</w:t>
-      </w:r>
-      <w:r>
-        <w:t xml:space="preserve">”</w:t>
-      </w:r>
-      <w:r>
-        <w:t xml:space="preserve">는 편안함.</w:t>
-      </w:r>
-    </w:p>
-    <w:p>
-      <w:pPr>
-        <w:numPr>
-          <w:ilvl w:val="0"/>
-          <w:numId w:val="1002"/>
-        </w:numPr>
+    </w:p>
+    <w:p>
+      <w:pPr>
+        <w:pStyle w:val="BodyText"/>
       </w:pPr>
       <w:r>
         <w:t xml:space="preserve">PRIYA: Stability? Who makes it?</w:t>
       </w:r>
-      <w:r>
-        <w:t xml:space="preserve"> </w:t>
-      </w:r>
-      <w:r>
-        <w:t xml:space="preserve">프리야: 안정성은? 누가 만들어?</w:t>
-      </w:r>
-    </w:p>
-    <w:p>
-      <w:pPr>
-        <w:numPr>
-          <w:ilvl w:val="0"/>
-          <w:numId w:val="1002"/>
-        </w:numPr>
+    </w:p>
+    <w:p>
+      <w:pPr>
+        <w:pStyle w:val="BodyText"/>
       </w:pPr>
       <w:r>
         <w:t xml:space="preserve">ZOE: Lumen Labs. A cosmetic manufacturer in New Jersey. Near Meridian, actually.</w:t>
       </w:r>
-      <w:r>
-        <w:t xml:space="preserve"> </w:t>
-      </w:r>
-      <w:r>
-        <w:t xml:space="preserve">조이: 루멘 랩스. 뉴저지의 화장품 위탁생산사. 사실 메리디안 근처예요.</w:t>
-      </w:r>
-    </w:p>
-    <w:p>
-      <w:pPr>
-        <w:numPr>
-          <w:ilvl w:val="0"/>
-          <w:numId w:val="1002"/>
-        </w:numPr>
+    </w:p>
+    <w:p>
+      <w:pPr>
+        <w:pStyle w:val="BodyText"/>
       </w:pPr>
       <w:r>
         <w:t xml:space="preserve">MARCUS: Do they tell their clients about component changes?</w:t>
       </w:r>
-      <w:r>
-        <w:t xml:space="preserve"> </w:t>
-      </w:r>
-      <w:r>
-        <w:t xml:space="preserve">마커스: 거긴 부품 바꾸면 고객한테 알려 줘?</w:t>
-      </w:r>
-    </w:p>
-    <w:p>
-      <w:pPr>
-        <w:numPr>
-          <w:ilvl w:val="0"/>
-          <w:numId w:val="1002"/>
-        </w:numPr>
+    </w:p>
+    <w:p>
+      <w:pPr>
+        <w:pStyle w:val="BodyText"/>
       </w:pPr>
       <w:r>
         <w:t xml:space="preserve">ZOE: I put it in the contract. Section nine. I copied it from Meridian’s.</w:t>
       </w:r>
-      <w:r>
-        <w:t xml:space="preserve"> </w:t>
-      </w:r>
-      <w:r>
-        <w:t xml:space="preserve">조이: 계약서에 넣었어요. 9조. 메리디안 계약서에서 베꼈어요.</w:t>
-      </w:r>
-    </w:p>
-    <w:p>
-      <w:pPr>
-        <w:numPr>
-          <w:ilvl w:val="0"/>
-          <w:numId w:val="1002"/>
-        </w:numPr>
+    </w:p>
+    <w:p>
+      <w:pPr>
+        <w:pStyle w:val="BodyText"/>
       </w:pPr>
       <w:r>
         <w:t xml:space="preserve">MARCUS: Good. Very good.</w:t>
       </w:r>
-      <w:r>
-        <w:t xml:space="preserve"> </w:t>
-      </w:r>
-      <w:r>
-        <w:t xml:space="preserve">마커스: 좋아. 아주 좋아.</w:t>
-      </w:r>
-    </w:p>
-    <w:p>
-      <w:pPr>
-        <w:numPr>
-          <w:ilvl w:val="0"/>
-          <w:numId w:val="1002"/>
-        </w:numPr>
+    </w:p>
+    <w:p>
+      <w:pPr>
+        <w:pStyle w:val="BodyText"/>
       </w:pPr>
       <w:r>
         <w:t xml:space="preserve">PRIYA: I’ll test stability myself before anything ships. Three months of heat, cold, and light, because a serum that separates in a hot car becomes a complaint, and a complaint becomes a story. Show me the data first, then we talk about launch dates.</w:t>
       </w:r>
-      <w:r>
-        <w:t xml:space="preserve"> </w:t>
-      </w:r>
-      <w:r>
-        <w:t xml:space="preserve">프리야: 출고 전에 안정성은 내가 직접 시험할게. 3개월 동안 열, 냉기, 빛. 더운 차 안에서 분리되는 세럼은 불만이 되고, 불만은 소문이 되니까. 데이터부터 보여 줘. 출시일 얘기는 그다음이야.</w:t>
-      </w:r>
-    </w:p>
-    <w:p>
-      <w:pPr>
-        <w:numPr>
-          <w:ilvl w:val="0"/>
-          <w:numId w:val="1002"/>
-        </w:numPr>
+    </w:p>
+    <w:p>
+      <w:pPr>
+        <w:pStyle w:val="BodyText"/>
       </w:pPr>
       <w:r>
         <w:t xml:space="preserve">MARCUS: Numbers. Cost and price.</w:t>
       </w:r>
-      <w:r>
-        <w:t xml:space="preserve"> </w:t>
-      </w:r>
-      <w:r>
-        <w:t xml:space="preserve">마커스: 숫자. 원가와 가격.</w:t>
-      </w:r>
-    </w:p>
-    <w:p>
-      <w:pPr>
-        <w:numPr>
-          <w:ilvl w:val="0"/>
-          <w:numId w:val="1002"/>
-        </w:numPr>
+    </w:p>
+    <w:p>
+      <w:pPr>
+        <w:pStyle w:val="BodyText"/>
       </w:pPr>
       <w:r>
         <w:t xml:space="preserve">ZOE: Cost, nine dollars. Including packaging. Retail price, sixty-eight dollars. Thirty milliliters.</w:t>
       </w:r>
-      <w:r>
-        <w:t xml:space="preserve"> </w:t>
-      </w:r>
-      <w:r>
-        <w:t xml:space="preserve">조이: 원가 9달러. 포장 포함. 소비자가 68달러. 30밀리리터.</w:t>
-      </w:r>
-    </w:p>
-    <w:p>
-      <w:pPr>
-        <w:numPr>
-          <w:ilvl w:val="0"/>
-          <w:numId w:val="1002"/>
-        </w:numPr>
+    </w:p>
+    <w:p>
+      <w:pPr>
+        <w:pStyle w:val="BodyText"/>
       </w:pPr>
       <w:r>
         <w:t xml:space="preserve">MARCUS: Nine to sixty-eight. In clinics, we sell to them at thirty-four, and they sell at sixty-eight. That’s healthy on both sides. But before we scale, I want a backup plan if Lumen Labs ever stops. Two is one, one is none.</w:t>
       </w:r>
-      <w:r>
-        <w:t xml:space="preserve"> </w:t>
-      </w:r>
-      <w:r>
-        <w:t xml:space="preserve">마커스: 9달러에서 68달러. 병원엔 34달러에 팔고, 병원은 68달러에 팔고. 양쪽 다 건강한 구조야. 하지만 규모를 키우기 전에, 루멘 랩스가 멈출 경우의 대비책이 필요해. 둘은 하나고, 하나는 없는 거야.</w:t>
-      </w:r>
-    </w:p>
-    <w:p>
-      <w:pPr>
-        <w:numPr>
-          <w:ilvl w:val="0"/>
-          <w:numId w:val="1002"/>
-        </w:numPr>
+    </w:p>
+    <w:p>
+      <w:pPr>
+        <w:pStyle w:val="BodyText"/>
       </w:pPr>
       <w:r>
         <w:t xml:space="preserve">SOFIA: Fifty percent margin for clinics. That’s standard for skincare. Glow will like it.</w:t>
       </w:r>
-      <w:r>
-        <w:t xml:space="preserve"> </w:t>
-      </w:r>
-      <w:r>
-        <w:t xml:space="preserve">소피아: 병원에 50% 마진. 스킨케어 표준이에요. 글로우가 좋아할 거예요.</w:t>
-      </w:r>
-    </w:p>
-    <w:p>
-      <w:pPr>
-        <w:numPr>
-          <w:ilvl w:val="0"/>
-          <w:numId w:val="1002"/>
-        </w:numPr>
+    </w:p>
+    <w:p>
+      <w:pPr>
+        <w:pStyle w:val="BodyText"/>
       </w:pPr>
       <w:r>
         <w:t xml:space="preserve">NINA: And in the app. Can Recover earn points? Since it’s not a needle?</w:t>
       </w:r>
-      <w:r>
-        <w:t xml:space="preserve"> </w:t>
-      </w:r>
-      <w:r>
-        <w:t xml:space="preserve">니나: 그리고 앱에서. 리커버는 포인트를 쌓을 수 있어요? 바늘이 아니니까?</w:t>
-      </w:r>
-    </w:p>
-    <w:p>
-      <w:pPr>
-        <w:numPr>
-          <w:ilvl w:val="0"/>
-          <w:numId w:val="1002"/>
-        </w:numPr>
+    </w:p>
+    <w:p>
+      <w:pPr>
+        <w:pStyle w:val="BodyText"/>
       </w:pPr>
       <w:r>
         <w:t xml:space="preserve">ZOE: Elena. You promised. One day, something that isn’t a needle.</w:t>
       </w:r>
-      <w:r>
-        <w:t xml:space="preserve"> </w:t>
-      </w:r>
-      <w:r>
-        <w:t xml:space="preserve">조이: 엘레나. 약속했잖아요. 언젠가 바늘이 아닌 거.</w:t>
-      </w:r>
-    </w:p>
-    <w:p>
-      <w:pPr>
-        <w:numPr>
-          <w:ilvl w:val="0"/>
-          <w:numId w:val="1002"/>
-        </w:numPr>
+    </w:p>
+    <w:p>
+      <w:pPr>
+        <w:pStyle w:val="BodyText"/>
       </w:pPr>
       <w:r>
         <w:t xml:space="preserve">ELENA: …I did promise. Points for Recover only. Never for treatments.</w:t>
       </w:r>
-      <w:r>
-        <w:t xml:space="preserve"> </w:t>
-      </w:r>
-      <w:r>
-        <w:t xml:space="preserve">엘레나: …약속했죠. 리커버에만 포인트. 시술엔 절대 안 돼요.</w:t>
-      </w:r>
-    </w:p>
-    <w:p>
-      <w:pPr>
-        <w:numPr>
-          <w:ilvl w:val="0"/>
-          <w:numId w:val="1002"/>
-        </w:numPr>
+    </w:p>
+    <w:p>
+      <w:pPr>
+        <w:pStyle w:val="BodyText"/>
       </w:pPr>
       <w:r>
         <w:t xml:space="preserve">ZOE: Yes! A year of waiting.</w:t>
       </w:r>
-      <w:r>
-        <w:t xml:space="preserve"> </w:t>
-      </w:r>
-      <w:r>
-        <w:t xml:space="preserve">조이: 예스! 1년을 기다렸어요.</w:t>
-      </w:r>
-    </w:p>
-    <w:p>
-      <w:pPr>
-        <w:numPr>
-          <w:ilvl w:val="0"/>
-          <w:numId w:val="1002"/>
-        </w:numPr>
+    </w:p>
+    <w:p>
+      <w:pPr>
+        <w:pStyle w:val="BodyText"/>
       </w:pPr>
       <w:r>
         <w:t xml:space="preserve">NOAH: And retail stores? Beyond clinics?</w:t>
       </w:r>
-      <w:r>
-        <w:t xml:space="preserve"> </w:t>
-      </w:r>
-      <w:r>
-        <w:t xml:space="preserve">노아: 그리고 소매점은요? 병원 밖으로?</w:t>
-      </w:r>
-    </w:p>
-    <w:p>
-      <w:pPr>
-        <w:numPr>
-          <w:ilvl w:val="0"/>
-          <w:numId w:val="1002"/>
-        </w:numPr>
+    </w:p>
+    <w:p>
+      <w:pPr>
+        <w:pStyle w:val="BodyText"/>
       </w:pPr>
       <w:r>
         <w:t xml:space="preserve">ZOE: That’s phase two. Glow first. Sixty days. Then I want a big beauty retailer.</w:t>
       </w:r>
-      <w:r>
-        <w:t xml:space="preserve"> </w:t>
-      </w:r>
-      <w:r>
-        <w:t xml:space="preserve">조이: 그건 2단계예요. 글로우 먼저. 60일. 그다음 대형 뷰티 소매점을 원해요.</w:t>
-      </w:r>
-    </w:p>
-    <w:p>
-      <w:pPr>
-        <w:numPr>
-          <w:ilvl w:val="0"/>
-          <w:numId w:val="1002"/>
-        </w:numPr>
+    </w:p>
+    <w:p>
+      <w:pPr>
+        <w:pStyle w:val="BodyText"/>
       </w:pPr>
       <w:r>
         <w:t xml:space="preserve">NOAH: Decision. Recover is approved, but with conditions. Cosmetic claims only, and Elena reviews every word on the box. Priya signs off on stability before a single bottle ships. Glow goes first, and we let their numbers tell us whether a big retailer makes sense.</w:t>
       </w:r>
-      <w:r>
-        <w:t xml:space="preserve"> </w:t>
-      </w:r>
-      <w:r>
-        <w:t xml:space="preserve">노아: 결정. 리커버 승인. 단, 조건이 있어요. 화장품 주장만, 그리고 상자의 모든 단어는 엘레나가 검토해요. 한 병이라도 출고되기 전에 안정성은 프리야가 승인하고요. 글로우가 먼저 하고, 대형 소매점이 맞는지는 그 숫자가 말해 주게 하죠.</w:t>
-      </w:r>
-    </w:p>
-    <w:p>
-      <w:pPr>
-        <w:numPr>
-          <w:ilvl w:val="0"/>
-          <w:numId w:val="1002"/>
-        </w:numPr>
+    </w:p>
+    <w:p>
+      <w:pPr>
+        <w:pStyle w:val="BodyText"/>
       </w:pPr>
       <w:r>
         <w:t xml:space="preserve">ZOE: Thank you. I’ll book a retailer for the spring. Somewhere big.</w:t>
-      </w:r>
-      <w:r>
-        <w:t xml:space="preserve"> </w:t>
-      </w:r>
-      <w:r>
-        <w:t xml:space="preserve">조이: 고마워요. 봄에 소매점 미팅을 잡을게요. 큰 데로.</w:t>
       </w:r>
     </w:p>
     <w:bookmarkEnd w:id="22"/>
@@ -1468,95 +856,47 @@
     </w:p>
     <w:p>
       <w:pPr>
-        <w:numPr>
-          <w:ilvl w:val="0"/>
-          <w:numId w:val="1003"/>
-        </w:numPr>
+        <w:pStyle w:val="FirstParagraph"/>
       </w:pPr>
       <w:r>
         <w:t xml:space="preserve">MONICA: Zoe Whitman. I know you. You launched Lumière Skin. Eight years ago.</w:t>
       </w:r>
-      <w:r>
-        <w:t xml:space="preserve"> </w:t>
-      </w:r>
-      <w:r>
-        <w:t xml:space="preserve">모니카: 조이 휘트먼. 당신 알아요. 8년 전에 뤼미에르 스킨을 출시했죠.</w:t>
-      </w:r>
-    </w:p>
-    <w:p>
-      <w:pPr>
-        <w:numPr>
-          <w:ilvl w:val="0"/>
-          <w:numId w:val="1003"/>
-        </w:numPr>
+    </w:p>
+    <w:p>
+      <w:pPr>
+        <w:pStyle w:val="BodyText"/>
       </w:pPr>
       <w:r>
         <w:t xml:space="preserve">ZOE: Guilty. And now I work for a filler company.</w:t>
       </w:r>
-      <w:r>
-        <w:t xml:space="preserve"> </w:t>
-      </w:r>
-      <w:r>
-        <w:t xml:space="preserve">조이: 맞아요. 그리고 지금은 필러 회사에서 일해요.</w:t>
-      </w:r>
-    </w:p>
-    <w:p>
-      <w:pPr>
-        <w:numPr>
-          <w:ilvl w:val="0"/>
-          <w:numId w:val="1003"/>
-        </w:numPr>
+    </w:p>
+    <w:p>
+      <w:pPr>
+        <w:pStyle w:val="BodyText"/>
       </w:pPr>
       <w:r>
         <w:t xml:space="preserve">MONICA: That’s what confuses me. A needle company. Selling skincare. In my stores. Why?</w:t>
       </w:r>
-      <w:r>
-        <w:t xml:space="preserve"> </w:t>
-      </w:r>
-      <w:r>
-        <w:t xml:space="preserve">모니카: 그게 헷갈려요. 바늘 회사가. 스킨케어를 판다. 우리 매장에서. 왜죠?</w:t>
-      </w:r>
-    </w:p>
-    <w:p>
-      <w:pPr>
-        <w:numPr>
-          <w:ilvl w:val="0"/>
-          <w:numId w:val="1003"/>
-        </w:numPr>
+    </w:p>
+    <w:p>
+      <w:pPr>
+        <w:pStyle w:val="BodyText"/>
       </w:pPr>
       <w:r>
         <w:t xml:space="preserve">AVA: Can I answer? I worked at a medspa front desk for four years.</w:t>
       </w:r>
-      <w:r>
-        <w:t xml:space="preserve"> </w:t>
-      </w:r>
-      <w:r>
-        <w:t xml:space="preserve">에이바: 제가 답해도 될까요? 메디스파 프런트에서 4년 일했어요.</w:t>
-      </w:r>
-    </w:p>
-    <w:p>
-      <w:pPr>
-        <w:numPr>
-          <w:ilvl w:val="0"/>
-          <w:numId w:val="1003"/>
-        </w:numPr>
+    </w:p>
+    <w:p>
+      <w:pPr>
+        <w:pStyle w:val="BodyText"/>
       </w:pPr>
       <w:r>
         <w:t xml:space="preserve">MONICA: Please.</w:t>
       </w:r>
-      <w:r>
-        <w:t xml:space="preserve"> </w:t>
-      </w:r>
-      <w:r>
-        <w:t xml:space="preserve">모니카: 그러세요.</w:t>
-      </w:r>
-    </w:p>
-    <w:p>
-      <w:pPr>
-        <w:numPr>
-          <w:ilvl w:val="0"/>
-          <w:numId w:val="1003"/>
-        </w:numPr>
+    </w:p>
+    <w:p>
+      <w:pPr>
+        <w:pStyle w:val="BodyText"/>
       </w:pPr>
       <w:r>
         <w:t xml:space="preserve">AVA: Every patient asked me the same thing at checkout:</w:t>
@@ -1579,11 +919,93 @@
       <w:r>
         <w:t xml:space="preserve">I never had a good answer, so I’d point at a shelf of random creams and hope for the best. Honestly, that felt worse than saying nothing.</w:t>
       </w:r>
-      <w:r>
-        <w:t xml:space="preserve"> </w:t>
-      </w:r>
-      <w:r>
-        <w:t xml:space="preserve">에이바: 모든 환자가 결제할 때 똑같은 걸 물었어요.</w:t>
+    </w:p>
+    <w:p>
+      <w:pPr>
+        <w:pStyle w:val="BodyText"/>
+      </w:pPr>
+      <w:r>
+        <w:t xml:space="preserve">ZOE: That’s the gap. Nobody trusted those creams. Including Ava.</w:t>
+      </w:r>
+    </w:p>
+    <w:p>
+      <w:pPr>
+        <w:pStyle w:val="BodyText"/>
+      </w:pPr>
+      <w:r>
+        <w:t xml:space="preserve">MONICA: And your customers? Your retail customers? They’re not all filler patients.</w:t>
+      </w:r>
+    </w:p>
+    <w:p>
+      <w:pPr>
+        <w:pStyle w:val="BodyText"/>
+      </w:pPr>
+      <w:r>
+        <w:t xml:space="preserve">ZOE: No. Recover works after any aesthetic treatment. Laser, peels, microneedling. Or a long flight.</w:t>
+      </w:r>
+    </w:p>
+    <w:p>
+      <w:pPr>
+        <w:pStyle w:val="BodyText"/>
+      </w:pPr>
+      <w:r>
+        <w:t xml:space="preserve">MONICA: Do you have sell-through data? Real data. Not a deck.</w:t>
+      </w:r>
+    </w:p>
+    <w:p>
+      <w:pPr>
+        <w:pStyle w:val="BodyText"/>
+      </w:pPr>
+      <w:r>
+        <w:t xml:space="preserve">ZOE: Glow Collective launched it sixty days ago across three hundred locations, and sell-through is seventy-one percent. That’s not a forecast or a focus group. Those are real bottles bought by real patients, and I can send you the weekly reports tonight.</w:t>
+      </w:r>
+    </w:p>
+    <w:p>
+      <w:pPr>
+        <w:pStyle w:val="BodyText"/>
+      </w:pPr>
+      <w:r>
+        <w:t xml:space="preserve">MONICA: Seventy-one percent in sixty days? In medspas?</w:t>
+      </w:r>
+    </w:p>
+    <w:p>
+      <w:pPr>
+        <w:pStyle w:val="BodyText"/>
+      </w:pPr>
+      <w:r>
+        <w:t xml:space="preserve">AVA: And forty percent of buyers reordered within a month. Through our app.</w:t>
+      </w:r>
+    </w:p>
+    <w:p>
+      <w:pPr>
+        <w:pStyle w:val="BodyText"/>
+      </w:pPr>
+      <w:r>
+        <w:t xml:space="preserve">MONICA: Reorder in a month. For a serum. That’s unusual.</w:t>
+      </w:r>
+    </w:p>
+    <w:p>
+      <w:pPr>
+        <w:pStyle w:val="BodyText"/>
+      </w:pPr>
+      <w:r>
+        <w:t xml:space="preserve">ZOE: Because it has a reason to exist. Not just a pretty bottle.</w:t>
+      </w:r>
+    </w:p>
+    <w:p>
+      <w:pPr>
+        <w:pStyle w:val="BodyText"/>
+      </w:pPr>
+      <w:r>
+        <w:t xml:space="preserve">MONICA: What claims are on the box?</w:t>
+      </w:r>
+    </w:p>
+    <w:p>
+      <w:pPr>
+        <w:pStyle w:val="BodyText"/>
+      </w:pPr>
+      <w:r>
+        <w:t xml:space="preserve">ZOE:</w:t>
       </w:r>
       <w:r>
         <w:t xml:space="preserve"> </w:t>
@@ -1592,7 +1014,7 @@
         <w:t xml:space="preserve">“</w:t>
       </w:r>
       <w:r>
-        <w:t xml:space="preserve">오늘 밤 얼굴에 뭘 발라야 해요?</w:t>
+        <w:t xml:space="preserve">Calms and hydrates skin after aesthetic treatments.</w:t>
       </w:r>
       <w:r>
         <w:t xml:space="preserve">”</w:t>
@@ -1601,188 +1023,63 @@
         <w:t xml:space="preserve"> </w:t>
       </w:r>
       <w:r>
-        <w:t xml:space="preserve">저는 좋은 대답이 없어서, 아무 크림이나 놓인 선반을 가리키고 잘되길 바랐죠. 솔직히, 아무 말 안 하는 것보다 더 찜찜했어요.</w:t>
-      </w:r>
-    </w:p>
-    <w:p>
-      <w:pPr>
-        <w:numPr>
-          <w:ilvl w:val="0"/>
-          <w:numId w:val="1003"/>
-        </w:numPr>
-      </w:pPr>
-      <w:r>
-        <w:t xml:space="preserve">ZOE: That’s the gap. Nobody trusted those creams. Including Ava.</w:t>
-      </w:r>
-      <w:r>
-        <w:t xml:space="preserve"> </w:t>
-      </w:r>
-      <w:r>
-        <w:t xml:space="preserve">조이: 그게 빈틈이에요. 아무도 그 크림들을 안 믿었어요. 에이바까지도.</w:t>
-      </w:r>
-    </w:p>
-    <w:p>
-      <w:pPr>
-        <w:numPr>
-          <w:ilvl w:val="0"/>
-          <w:numId w:val="1003"/>
-        </w:numPr>
-      </w:pPr>
-      <w:r>
-        <w:t xml:space="preserve">MONICA: And your customers? Your retail customers? They’re not all filler patients.</w:t>
-      </w:r>
-      <w:r>
-        <w:t xml:space="preserve"> </w:t>
-      </w:r>
-      <w:r>
-        <w:t xml:space="preserve">모니카: 그럼 당신 고객은요? 소매 고객? 다 필러 환자는 아니잖아요.</w:t>
-      </w:r>
-    </w:p>
-    <w:p>
-      <w:pPr>
-        <w:numPr>
-          <w:ilvl w:val="0"/>
-          <w:numId w:val="1003"/>
-        </w:numPr>
-      </w:pPr>
-      <w:r>
-        <w:t xml:space="preserve">ZOE: No. Recover works after any aesthetic treatment. Laser, peels, microneedling. Or a long flight.</w:t>
-      </w:r>
-      <w:r>
-        <w:t xml:space="preserve"> </w:t>
-      </w:r>
-      <w:r>
-        <w:t xml:space="preserve">조이: 아니죠. 리커버는 어떤 미용 시술 후에도 써요. 레이저, 필링, 미세침. 아니면 긴 비행 후에도.</w:t>
-      </w:r>
-    </w:p>
-    <w:p>
-      <w:pPr>
-        <w:numPr>
-          <w:ilvl w:val="0"/>
-          <w:numId w:val="1003"/>
-        </w:numPr>
-      </w:pPr>
-      <w:r>
-        <w:t xml:space="preserve">MONICA: Do you have sell-through data? Real data. Not a deck.</w:t>
-      </w:r>
-      <w:r>
-        <w:t xml:space="preserve"> </w:t>
-      </w:r>
-      <w:r>
-        <w:t xml:space="preserve">모니카: 판매율 데이터 있어요? 진짜 데이터. 덱 말고.</w:t>
-      </w:r>
-    </w:p>
-    <w:p>
-      <w:pPr>
-        <w:numPr>
-          <w:ilvl w:val="0"/>
-          <w:numId w:val="1003"/>
-        </w:numPr>
-      </w:pPr>
-      <w:r>
-        <w:t xml:space="preserve">ZOE: Glow Collective launched it sixty days ago across three hundred locations, and sell-through is seventy-one percent. That’s not a forecast or a focus group. Those are real bottles bought by real patients, and I can send you the weekly reports tonight.</w:t>
-      </w:r>
-      <w:r>
-        <w:t xml:space="preserve"> </w:t>
-      </w:r>
-      <w:r>
-        <w:t xml:space="preserve">조이: 글로우 컬렉티브가 60일 전에 300곳에서 출시했고, 판매율은 71%예요. 예측치나 포커스 그룹 결과가 아니에요. 실제 환자들이 실제로 산 병들이고, 주간 보고서는 오늘 밤에 보내 드릴 수 있어요.</w:t>
-      </w:r>
-    </w:p>
-    <w:p>
-      <w:pPr>
-        <w:numPr>
-          <w:ilvl w:val="0"/>
-          <w:numId w:val="1003"/>
-        </w:numPr>
-      </w:pPr>
-      <w:r>
-        <w:t xml:space="preserve">MONICA: Seventy-one percent in sixty days? In medspas?</w:t>
-      </w:r>
-      <w:r>
-        <w:t xml:space="preserve"> </w:t>
-      </w:r>
-      <w:r>
-        <w:t xml:space="preserve">모니카: 60일에 71%? 메디스파에서?</w:t>
-      </w:r>
-    </w:p>
-    <w:p>
-      <w:pPr>
-        <w:numPr>
-          <w:ilvl w:val="0"/>
-          <w:numId w:val="1003"/>
-        </w:numPr>
-      </w:pPr>
-      <w:r>
-        <w:t xml:space="preserve">AVA: And forty percent of buyers reordered within a month. Through our app.</w:t>
-      </w:r>
-      <w:r>
-        <w:t xml:space="preserve"> </w:t>
-      </w:r>
-      <w:r>
-        <w:t xml:space="preserve">에이바: 그리고 구매자의 40%가 한 달 안에 재주문했어요. 우리 앱을 통해서.</w:t>
-      </w:r>
-    </w:p>
-    <w:p>
-      <w:pPr>
-        <w:numPr>
-          <w:ilvl w:val="0"/>
-          <w:numId w:val="1003"/>
-        </w:numPr>
-      </w:pPr>
-      <w:r>
-        <w:t xml:space="preserve">MONICA: Reorder in a month. For a serum. That’s unusual.</w:t>
-      </w:r>
-      <w:r>
-        <w:t xml:space="preserve"> </w:t>
-      </w:r>
-      <w:r>
-        <w:t xml:space="preserve">모니카: 한 달 안에 재주문. 세럼에. 드문 일이네요.</w:t>
-      </w:r>
-    </w:p>
-    <w:p>
-      <w:pPr>
-        <w:numPr>
-          <w:ilvl w:val="0"/>
-          <w:numId w:val="1003"/>
-        </w:numPr>
-      </w:pPr>
-      <w:r>
-        <w:t xml:space="preserve">ZOE: Because it has a reason to exist. Not just a pretty bottle.</w:t>
-      </w:r>
-      <w:r>
-        <w:t xml:space="preserve"> </w:t>
-      </w:r>
-      <w:r>
-        <w:t xml:space="preserve">조이: 존재 이유가 있으니까요. 예쁜 병만 있는 게 아니라.</w:t>
-      </w:r>
-    </w:p>
-    <w:p>
-      <w:pPr>
-        <w:numPr>
-          <w:ilvl w:val="0"/>
-          <w:numId w:val="1003"/>
-        </w:numPr>
-      </w:pPr>
-      <w:r>
-        <w:t xml:space="preserve">MONICA: What claims are on the box?</w:t>
-      </w:r>
-      <w:r>
-        <w:t xml:space="preserve"> </w:t>
-      </w:r>
-      <w:r>
-        <w:t xml:space="preserve">모니카: 상자엔 어떤 주장이 있어요?</w:t>
-      </w:r>
-    </w:p>
-    <w:p>
-      <w:pPr>
-        <w:numPr>
-          <w:ilvl w:val="0"/>
-          <w:numId w:val="1003"/>
-        </w:numPr>
-      </w:pPr>
-      <w:r>
-        <w:t xml:space="preserve">ZOE:</w:t>
+        <w:t xml:space="preserve">That’s it.</w:t>
+      </w:r>
+    </w:p>
+    <w:p>
+      <w:pPr>
+        <w:pStyle w:val="BodyText"/>
+      </w:pPr>
+      <w:r>
+        <w:t xml:space="preserve">MONICA: That’s… modest. Most brands promise miracles.</w:t>
+      </w:r>
+    </w:p>
+    <w:p>
+      <w:pPr>
+        <w:pStyle w:val="BodyText"/>
+      </w:pPr>
+      <w:r>
+        <w:t xml:space="preserve">ZOE: Our medical lead would fire me for a miracle. She’s very strict.</w:t>
+      </w:r>
+    </w:p>
+    <w:p>
+      <w:pPr>
+        <w:pStyle w:val="BodyText"/>
+      </w:pPr>
+      <w:r>
+        <w:t xml:space="preserve">MONICA: Good. My returns are lower when the box tells the truth.</w:t>
+      </w:r>
+    </w:p>
+    <w:p>
+      <w:pPr>
+        <w:pStyle w:val="BodyText"/>
+      </w:pPr>
+      <w:r>
+        <w:t xml:space="preserve">AVA: That’s true at medspas too. Fewer complaints.</w:t>
+      </w:r>
+    </w:p>
+    <w:p>
+      <w:pPr>
+        <w:pStyle w:val="BodyText"/>
+      </w:pPr>
+      <w:r>
+        <w:t xml:space="preserve">MONICA: Price?</w:t>
+      </w:r>
+    </w:p>
+    <w:p>
+      <w:pPr>
+        <w:pStyle w:val="BodyText"/>
+      </w:pPr>
+      <w:r>
+        <w:t xml:space="preserve">ZOE: Sixty-eight dollars. Thirty milliliters.</w:t>
+      </w:r>
+    </w:p>
+    <w:p>
+      <w:pPr>
+        <w:pStyle w:val="BodyText"/>
+      </w:pPr>
+      <w:r>
+        <w:t xml:space="preserve">MONICA: In the</w:t>
       </w:r>
       <w:r>
         <w:t xml:space="preserve"> </w:t>
@@ -1791,7 +1088,7 @@
         <w:t xml:space="preserve">“</w:t>
       </w:r>
       <w:r>
-        <w:t xml:space="preserve">Calms and hydrates skin after aesthetic treatments.</w:t>
+        <w:t xml:space="preserve">derm</w:t>
       </w:r>
       <w:r>
         <w:t xml:space="preserve">”</w:t>
@@ -1800,288 +1097,55 @@
         <w:t xml:space="preserve"> </w:t>
       </w:r>
       <w:r>
-        <w:t xml:space="preserve">That’s it.</w:t>
-      </w:r>
-      <w:r>
-        <w:t xml:space="preserve"> </w:t>
-      </w:r>
-      <w:r>
-        <w:t xml:space="preserve">조이:</w:t>
-      </w:r>
-      <w:r>
-        <w:t xml:space="preserve"> </w:t>
-      </w:r>
-      <w:r>
-        <w:t xml:space="preserve">“</w:t>
-      </w:r>
-      <w:r>
-        <w:t xml:space="preserve">미용 시술 후 피부를 진정시키고 보습합니다.</w:t>
-      </w:r>
-      <w:r>
-        <w:t xml:space="preserve">”</w:t>
-      </w:r>
-      <w:r>
-        <w:t xml:space="preserve"> </w:t>
-      </w:r>
-      <w:r>
-        <w:t xml:space="preserve">그게 다예요.</w:t>
-      </w:r>
-    </w:p>
-    <w:p>
-      <w:pPr>
-        <w:numPr>
-          <w:ilvl w:val="0"/>
-          <w:numId w:val="1003"/>
-        </w:numPr>
-      </w:pPr>
-      <w:r>
-        <w:t xml:space="preserve">MONICA: That’s… modest. Most brands promise miracles.</w:t>
-      </w:r>
-      <w:r>
-        <w:t xml:space="preserve"> </w:t>
-      </w:r>
-      <w:r>
-        <w:t xml:space="preserve">모니카: 그건… 겸손하네요. 대부분 브랜드는 기적을 약속하는데.</w:t>
-      </w:r>
-    </w:p>
-    <w:p>
-      <w:pPr>
-        <w:numPr>
-          <w:ilvl w:val="0"/>
-          <w:numId w:val="1003"/>
-        </w:numPr>
-      </w:pPr>
-      <w:r>
-        <w:t xml:space="preserve">ZOE: Our medical lead would fire me for a miracle. She’s very strict.</w:t>
-      </w:r>
-      <w:r>
-        <w:t xml:space="preserve"> </w:t>
-      </w:r>
-      <w:r>
-        <w:t xml:space="preserve">조이: 기적을 썼다간 우리 의학 책임자가 날 해고할 거예요. 아주 엄격해요.</w:t>
-      </w:r>
-    </w:p>
-    <w:p>
-      <w:pPr>
-        <w:numPr>
-          <w:ilvl w:val="0"/>
-          <w:numId w:val="1003"/>
-        </w:numPr>
-      </w:pPr>
-      <w:r>
-        <w:t xml:space="preserve">MONICA: Good. My returns are lower when the box tells the truth.</w:t>
-      </w:r>
-      <w:r>
-        <w:t xml:space="preserve"> </w:t>
-      </w:r>
-      <w:r>
-        <w:t xml:space="preserve">모니카: 좋아요. 상자가 진실을 말하면 반품이 적어요.</w:t>
-      </w:r>
-    </w:p>
-    <w:p>
-      <w:pPr>
-        <w:numPr>
-          <w:ilvl w:val="0"/>
-          <w:numId w:val="1003"/>
-        </w:numPr>
-      </w:pPr>
-      <w:r>
-        <w:t xml:space="preserve">AVA: That’s true at medspas too. Fewer complaints.</w:t>
-      </w:r>
-      <w:r>
-        <w:t xml:space="preserve"> </w:t>
-      </w:r>
-      <w:r>
-        <w:t xml:space="preserve">에이바: 메디스파에서도 그래요. 불만이 적어요.</w:t>
-      </w:r>
-    </w:p>
-    <w:p>
-      <w:pPr>
-        <w:numPr>
-          <w:ilvl w:val="0"/>
-          <w:numId w:val="1003"/>
-        </w:numPr>
-      </w:pPr>
-      <w:r>
-        <w:t xml:space="preserve">MONICA: Price?</w:t>
-      </w:r>
-      <w:r>
-        <w:t xml:space="preserve"> </w:t>
-      </w:r>
-      <w:r>
-        <w:t xml:space="preserve">모니카: 가격은요?</w:t>
-      </w:r>
-    </w:p>
-    <w:p>
-      <w:pPr>
-        <w:numPr>
-          <w:ilvl w:val="0"/>
-          <w:numId w:val="1003"/>
-        </w:numPr>
-      </w:pPr>
-      <w:r>
-        <w:t xml:space="preserve">ZOE: Sixty-eight dollars. Thirty milliliters.</w:t>
-      </w:r>
-      <w:r>
-        <w:t xml:space="preserve"> </w:t>
-      </w:r>
-      <w:r>
-        <w:t xml:space="preserve">조이: 68달러. 30밀리리터.</w:t>
-      </w:r>
-    </w:p>
-    <w:p>
-      <w:pPr>
-        <w:numPr>
-          <w:ilvl w:val="0"/>
-          <w:numId w:val="1003"/>
-        </w:numPr>
-      </w:pPr>
-      <w:r>
-        <w:t xml:space="preserve">MONICA: In the</w:t>
-      </w:r>
-      <w:r>
-        <w:t xml:space="preserve"> </w:t>
-      </w:r>
-      <w:r>
-        <w:t xml:space="preserve">“</w:t>
-      </w:r>
-      <w:r>
-        <w:t xml:space="preserve">derm</w:t>
-      </w:r>
-      <w:r>
-        <w:t xml:space="preserve">”</w:t>
-      </w:r>
-      <w:r>
-        <w:t xml:space="preserve"> </w:t>
-      </w:r>
-      <w:r>
         <w:t xml:space="preserve">aisle, that’s the middle. Not too cheap to trust. Not luxury.</w:t>
       </w:r>
-      <w:r>
-        <w:t xml:space="preserve"> </w:t>
-      </w:r>
-      <w:r>
-        <w:t xml:space="preserve">모니카:</w:t>
-      </w:r>
-      <w:r>
-        <w:t xml:space="preserve"> </w:t>
-      </w:r>
-      <w:r>
-        <w:t xml:space="preserve">“</w:t>
-      </w:r>
-      <w:r>
-        <w:t xml:space="preserve">더마</w:t>
-      </w:r>
-      <w:r>
-        <w:t xml:space="preserve">”</w:t>
-      </w:r>
-      <w:r>
-        <w:t xml:space="preserve"> </w:t>
-      </w:r>
-      <w:r>
-        <w:t xml:space="preserve">코너에선 중간이에요. 믿기엔 너무 싸지 않고. 럭셔리도 아니고.</w:t>
-      </w:r>
-    </w:p>
-    <w:p>
-      <w:pPr>
-        <w:numPr>
-          <w:ilvl w:val="0"/>
-          <w:numId w:val="1003"/>
-        </w:numPr>
+    </w:p>
+    <w:p>
+      <w:pPr>
+        <w:pStyle w:val="BodyText"/>
       </w:pPr>
       <w:r>
         <w:t xml:space="preserve">ZOE: That’s exactly where we want to be.</w:t>
       </w:r>
-      <w:r>
-        <w:t xml:space="preserve"> </w:t>
-      </w:r>
-      <w:r>
-        <w:t xml:space="preserve">조이: 딱 우리가 원하는 위치예요.</w:t>
-      </w:r>
-    </w:p>
-    <w:p>
-      <w:pPr>
-        <w:numPr>
-          <w:ilvl w:val="0"/>
-          <w:numId w:val="1003"/>
-        </w:numPr>
+    </w:p>
+    <w:p>
+      <w:pPr>
+        <w:pStyle w:val="BodyText"/>
       </w:pPr>
       <w:r>
         <w:t xml:space="preserve">MONICA: Hero product? What’s your one hero?</w:t>
       </w:r>
-      <w:r>
-        <w:t xml:space="preserve"> </w:t>
-      </w:r>
-      <w:r>
-        <w:t xml:space="preserve">모니카: 히어로 제품은요? 대표 제품 하나가 뭐예요?</w:t>
-      </w:r>
-    </w:p>
-    <w:p>
-      <w:pPr>
-        <w:numPr>
-          <w:ilvl w:val="0"/>
-          <w:numId w:val="1003"/>
-        </w:numPr>
+    </w:p>
+    <w:p>
+      <w:pPr>
+        <w:pStyle w:val="BodyText"/>
       </w:pPr>
       <w:r>
         <w:t xml:space="preserve">ZOE: Recover is the hero. We only have one. We’d rather have one great product than five average ones.</w:t>
       </w:r>
-      <w:r>
-        <w:t xml:space="preserve"> </w:t>
-      </w:r>
-      <w:r>
-        <w:t xml:space="preserve">조이: 리커버가 히어로예요. 하나뿐이에요. 평범한 제품 다섯보다 훌륭한 제품 하나가 나아요.</w:t>
-      </w:r>
-    </w:p>
-    <w:p>
-      <w:pPr>
-        <w:numPr>
-          <w:ilvl w:val="0"/>
-          <w:numId w:val="1003"/>
-        </w:numPr>
+    </w:p>
+    <w:p>
+      <w:pPr>
+        <w:pStyle w:val="BodyText"/>
       </w:pPr>
       <w:r>
         <w:t xml:space="preserve">MONICA: That’s refreshing. Every brand wants twelve shelf spots on day one.</w:t>
       </w:r>
-      <w:r>
-        <w:t xml:space="preserve"> </w:t>
-      </w:r>
-      <w:r>
-        <w:t xml:space="preserve">모니카: 신선하네요. 모든 브랜드가 첫날부터 진열 자리 열두 개를 원하거든요.</w:t>
-      </w:r>
-    </w:p>
-    <w:p>
-      <w:pPr>
-        <w:numPr>
-          <w:ilvl w:val="0"/>
-          <w:numId w:val="1003"/>
-        </w:numPr>
+    </w:p>
+    <w:p>
+      <w:pPr>
+        <w:pStyle w:val="BodyText"/>
       </w:pPr>
       <w:r>
         <w:t xml:space="preserve">ZOE: We want one. At eye level.</w:t>
       </w:r>
-      <w:r>
-        <w:t xml:space="preserve"> </w:t>
-      </w:r>
-      <w:r>
-        <w:t xml:space="preserve">조이: 우린 하나를 원해요. 눈높이에.</w:t>
-      </w:r>
-    </w:p>
-    <w:p>
-      <w:pPr>
-        <w:numPr>
-          <w:ilvl w:val="0"/>
-          <w:numId w:val="1003"/>
-        </w:numPr>
+    </w:p>
+    <w:p>
+      <w:pPr>
+        <w:pStyle w:val="BodyText"/>
       </w:pPr>
       <w:r>
         <w:t xml:space="preserve">MONICA: Eye level is the most expensive real estate in my store. Let’s talk.</w:t>
-      </w:r>
-      <w:r>
-        <w:t xml:space="preserve"> </w:t>
-      </w:r>
-      <w:r>
-        <w:t xml:space="preserve">모니카: 눈높이는 우리 매장에서 가장 비싼 자리예요. 얘기해 봅시다.</w:t>
       </w:r>
     </w:p>
     <w:bookmarkEnd w:id="23"/>
@@ -2096,163 +1160,79 @@
     </w:p>
     <w:p>
       <w:pPr>
-        <w:numPr>
-          <w:ilvl w:val="0"/>
-          <w:numId w:val="1004"/>
-        </w:numPr>
+        <w:pStyle w:val="FirstParagraph"/>
       </w:pPr>
       <w:r>
         <w:t xml:space="preserve">MONICA: We have five hundred twenty stores, and I won’t put a new brand in all of them. I’ve seen too many exciting launches turn into clearance bins by summer, and when that happens, it’s my name on the markdown report, not yours.</w:t>
       </w:r>
-      <w:r>
-        <w:t xml:space="preserve"> </w:t>
-      </w:r>
-      <w:r>
-        <w:t xml:space="preserve">모니카: 매장이 520곳이에요. 새 브랜드를 전부에 넣진 않을 거예요. 화려하게 출시됐다가 여름이면 떨이 바구니로 가는 걸 너무 많이 봤거든요. 그렇게 되면 할인 보고서에 올라가는 건 당신 이름이 아니라 내 이름이에요.</w:t>
-      </w:r>
-    </w:p>
-    <w:p>
-      <w:pPr>
-        <w:numPr>
-          <w:ilvl w:val="0"/>
-          <w:numId w:val="1004"/>
-        </w:numPr>
+    </w:p>
+    <w:p>
+      <w:pPr>
+        <w:pStyle w:val="BodyText"/>
       </w:pPr>
       <w:r>
         <w:t xml:space="preserve">ZOE: We don’t want all of them. Start small. Fifty stores. Twelve weeks.</w:t>
       </w:r>
-      <w:r>
-        <w:t xml:space="preserve"> </w:t>
-      </w:r>
-      <w:r>
-        <w:t xml:space="preserve">조이: 전부를 원하지 않아요. 작게 시작해요. 50곳. 12주.</w:t>
-      </w:r>
-    </w:p>
-    <w:p>
-      <w:pPr>
-        <w:numPr>
-          <w:ilvl w:val="0"/>
-          <w:numId w:val="1004"/>
-        </w:numPr>
+    </w:p>
+    <w:p>
+      <w:pPr>
+        <w:pStyle w:val="BodyText"/>
       </w:pPr>
       <w:r>
         <w:t xml:space="preserve">MONICA: Which fifty?</w:t>
       </w:r>
-      <w:r>
-        <w:t xml:space="preserve"> </w:t>
-      </w:r>
-      <w:r>
-        <w:t xml:space="preserve">모니카: 어느 50곳이요?</w:t>
-      </w:r>
-    </w:p>
-    <w:p>
-      <w:pPr>
-        <w:numPr>
-          <w:ilvl w:val="0"/>
-          <w:numId w:val="1004"/>
-        </w:numPr>
+    </w:p>
+    <w:p>
+      <w:pPr>
+        <w:pStyle w:val="BodyText"/>
       </w:pPr>
       <w:r>
         <w:t xml:space="preserve">AVA: Near certified clinics. We have a map. Nine hundred clinics. We can match them to your stores.</w:t>
       </w:r>
-      <w:r>
-        <w:t xml:space="preserve"> </w:t>
-      </w:r>
-      <w:r>
-        <w:t xml:space="preserve">에이바: 인증 병원 근처요. 지도가 있어요. 병원 900곳. 매장이랑 맞춰 볼 수 있어요.</w:t>
-      </w:r>
-    </w:p>
-    <w:p>
-      <w:pPr>
-        <w:numPr>
-          <w:ilvl w:val="0"/>
-          <w:numId w:val="1004"/>
-        </w:numPr>
+    </w:p>
+    <w:p>
+      <w:pPr>
+        <w:pStyle w:val="BodyText"/>
       </w:pPr>
       <w:r>
         <w:t xml:space="preserve">MONICA: You’d send clinic patients to my stores?</w:t>
       </w:r>
-      <w:r>
-        <w:t xml:space="preserve"> </w:t>
-      </w:r>
-      <w:r>
-        <w:t xml:space="preserve">모니카: 병원 환자들을 우리 매장으로 보낸다고요?</w:t>
-      </w:r>
-    </w:p>
-    <w:p>
-      <w:pPr>
-        <w:numPr>
-          <w:ilvl w:val="0"/>
-          <w:numId w:val="1004"/>
-        </w:numPr>
+    </w:p>
+    <w:p>
+      <w:pPr>
+        <w:pStyle w:val="BodyText"/>
       </w:pPr>
       <w:r>
         <w:t xml:space="preserve">ZOE: Clinics sell Recover too. But patients travel. They need a store near home.</w:t>
       </w:r>
-      <w:r>
-        <w:t xml:space="preserve"> </w:t>
-      </w:r>
-      <w:r>
-        <w:t xml:space="preserve">조이: 병원도 리커버를 팔아요. 하지만 환자들은 이동하잖아요. 집 근처 매장이 필요해요.</w:t>
-      </w:r>
-    </w:p>
-    <w:p>
-      <w:pPr>
-        <w:numPr>
-          <w:ilvl w:val="0"/>
-          <w:numId w:val="1004"/>
-        </w:numPr>
+    </w:p>
+    <w:p>
+      <w:pPr>
+        <w:pStyle w:val="BodyText"/>
       </w:pPr>
       <w:r>
         <w:t xml:space="preserve">MONICA: And what do I get for eye level? Most brands pay marketing support.</w:t>
       </w:r>
-      <w:r>
-        <w:t xml:space="preserve"> </w:t>
-      </w:r>
-      <w:r>
-        <w:t xml:space="preserve">모니카: 그럼 눈높이 자리 대가로 난 뭘 받죠? 대부분 브랜드는 마케팅 지원금을 내요.</w:t>
-      </w:r>
-    </w:p>
-    <w:p>
-      <w:pPr>
-        <w:numPr>
-          <w:ilvl w:val="0"/>
-          <w:numId w:val="1004"/>
-        </w:numPr>
+    </w:p>
+    <w:p>
+      <w:pPr>
+        <w:pStyle w:val="BodyText"/>
       </w:pPr>
       <w:r>
         <w:t xml:space="preserve">ZOE: Co-op funds. Forty thousand dollars for the test, covering in-store displays and training your staff. We’d rather spend that money teaching people how to talk about Recover than buying a bigger sign, because a confused salesperson can undo a good label in thirty seconds.</w:t>
       </w:r>
-      <w:r>
-        <w:t xml:space="preserve"> </w:t>
-      </w:r>
-      <w:r>
-        <w:t xml:space="preserve">조이: 공동 마케팅 기금이요. 테스트에 4만 달러, 매장 진열과 직원 교육에 쓰고요. 더 큰 간판을 사는 것보다 리커버에 대해 어떻게 말해야 하는지 가르치는 데 쓰고 싶어요. 헷갈린 판매 직원 한 명이 좋은 라벨을 30초 만에 망칠 수 있으니까요.</w:t>
-      </w:r>
-    </w:p>
-    <w:p>
-      <w:pPr>
-        <w:numPr>
-          <w:ilvl w:val="0"/>
-          <w:numId w:val="1004"/>
-        </w:numPr>
+    </w:p>
+    <w:p>
+      <w:pPr>
+        <w:pStyle w:val="BodyText"/>
       </w:pPr>
       <w:r>
         <w:t xml:space="preserve">MONICA: Training my staff? For a serum?</w:t>
       </w:r>
-      <w:r>
-        <w:t xml:space="preserve"> </w:t>
-      </w:r>
-      <w:r>
-        <w:t xml:space="preserve">모니카: 우리 직원 교육이요? 세럼 하나에?</w:t>
-      </w:r>
-    </w:p>
-    <w:p>
-      <w:pPr>
-        <w:numPr>
-          <w:ilvl w:val="0"/>
-          <w:numId w:val="1004"/>
-        </w:numPr>
+    </w:p>
+    <w:p>
+      <w:pPr>
+        <w:pStyle w:val="BodyText"/>
       </w:pPr>
       <w:r>
         <w:t xml:space="preserve">AVA: Ten minutes. What to say. And what never to say. Like</w:t>
@@ -2269,284 +1249,125 @@
       <w:r>
         <w:t xml:space="preserve">”</w:t>
       </w:r>
-      <w:r>
-        <w:t xml:space="preserve"> </w:t>
-      </w:r>
-      <w:r>
-        <w:t xml:space="preserve">에이바: 10분이요. 무슨 말을 할지. 그리고 절대 하지 말아야 할 말.</w:t>
-      </w:r>
-      <w:r>
-        <w:t xml:space="preserve"> </w:t>
-      </w:r>
-      <w:r>
-        <w:t xml:space="preserve">“</w:t>
-      </w:r>
-      <w:r>
-        <w:t xml:space="preserve">멍을 치료해요</w:t>
-      </w:r>
-      <w:r>
-        <w:t xml:space="preserve">”</w:t>
-      </w:r>
-      <w:r>
-        <w:t xml:space="preserve"> </w:t>
-      </w:r>
-      <w:r>
-        <w:t xml:space="preserve">같은.</w:t>
-      </w:r>
-    </w:p>
-    <w:p>
-      <w:pPr>
-        <w:numPr>
-          <w:ilvl w:val="0"/>
-          <w:numId w:val="1004"/>
-        </w:numPr>
+    </w:p>
+    <w:p>
+      <w:pPr>
+        <w:pStyle w:val="BodyText"/>
       </w:pPr>
       <w:r>
         <w:t xml:space="preserve">MONICA: You train retail staff on compliance? You really are strange.</w:t>
       </w:r>
-      <w:r>
-        <w:t xml:space="preserve"> </w:t>
-      </w:r>
-      <w:r>
-        <w:t xml:space="preserve">모니카: 매장 직원한테 컴플라이언스 교육을 한다고요? 정말 이상한 회사네요.</w:t>
-      </w:r>
-    </w:p>
-    <w:p>
-      <w:pPr>
-        <w:numPr>
-          <w:ilvl w:val="0"/>
-          <w:numId w:val="1004"/>
-        </w:numPr>
+    </w:p>
+    <w:p>
+      <w:pPr>
+        <w:pStyle w:val="BodyText"/>
       </w:pPr>
       <w:r>
         <w:t xml:space="preserve">ZOE: We get that a lot.</w:t>
       </w:r>
-      <w:r>
-        <w:t xml:space="preserve"> </w:t>
-      </w:r>
-      <w:r>
-        <w:t xml:space="preserve">조이: 그런 말 많이 들어요.</w:t>
-      </w:r>
-    </w:p>
-    <w:p>
-      <w:pPr>
-        <w:numPr>
-          <w:ilvl w:val="0"/>
-          <w:numId w:val="1004"/>
-        </w:numPr>
+    </w:p>
+    <w:p>
+      <w:pPr>
+        <w:pStyle w:val="BodyText"/>
       </w:pPr>
       <w:r>
         <w:t xml:space="preserve">MONICA: Exclusivity? Will Recover be in other beauty chains?</w:t>
       </w:r>
-      <w:r>
-        <w:t xml:space="preserve"> </w:t>
-      </w:r>
-      <w:r>
-        <w:t xml:space="preserve">모니카: 독점은요? 리커버가 다른 뷰티 체인에도 들어가요?</w:t>
-      </w:r>
-    </w:p>
-    <w:p>
-      <w:pPr>
-        <w:numPr>
-          <w:ilvl w:val="0"/>
-          <w:numId w:val="1004"/>
-        </w:numPr>
+    </w:p>
+    <w:p>
+      <w:pPr>
+        <w:pStyle w:val="BodyText"/>
       </w:pPr>
       <w:r>
         <w:t xml:space="preserve">ZOE: Not this year. But we won’t sign exclusivity. We learned that lesson recently.</w:t>
       </w:r>
-      <w:r>
-        <w:t xml:space="preserve"> </w:t>
-      </w:r>
-      <w:r>
-        <w:t xml:space="preserve">조이: 올해는 아니에요. 하지만 독점 계약은 안 해요. 최근에 그 교훈을 배웠거든요.</w:t>
-      </w:r>
-    </w:p>
-    <w:p>
-      <w:pPr>
-        <w:numPr>
-          <w:ilvl w:val="0"/>
-          <w:numId w:val="1004"/>
-        </w:numPr>
+    </w:p>
+    <w:p>
+      <w:pPr>
+        <w:pStyle w:val="BodyText"/>
       </w:pPr>
       <w:r>
         <w:t xml:space="preserve">MONICA: Hmm. And the sell-through target? For the test to continue?</w:t>
       </w:r>
-      <w:r>
-        <w:t xml:space="preserve"> </w:t>
-      </w:r>
-      <w:r>
-        <w:t xml:space="preserve">모니카: 흠. 그럼 판매율 목표는요? 테스트를 계속하려면?</w:t>
-      </w:r>
-    </w:p>
-    <w:p>
-      <w:pPr>
-        <w:numPr>
-          <w:ilvl w:val="0"/>
-          <w:numId w:val="1004"/>
-        </w:numPr>
+    </w:p>
+    <w:p>
+      <w:pPr>
+        <w:pStyle w:val="BodyText"/>
       </w:pPr>
       <w:r>
         <w:t xml:space="preserve">ZOE: What’s your benchmark for new skincare?</w:t>
       </w:r>
-      <w:r>
-        <w:t xml:space="preserve"> </w:t>
-      </w:r>
-      <w:r>
-        <w:t xml:space="preserve">조이: 신규 스킨케어의 기준이 뭐예요?</w:t>
-      </w:r>
-    </w:p>
-    <w:p>
-      <w:pPr>
-        <w:numPr>
-          <w:ilvl w:val="0"/>
-          <w:numId w:val="1004"/>
-        </w:numPr>
+    </w:p>
+    <w:p>
+      <w:pPr>
+        <w:pStyle w:val="BodyText"/>
       </w:pPr>
       <w:r>
         <w:t xml:space="preserve">MONICA: Fifty percent in twelve weeks. Most brands miss it.</w:t>
       </w:r>
-      <w:r>
-        <w:t xml:space="preserve"> </w:t>
-      </w:r>
-      <w:r>
-        <w:t xml:space="preserve">모니카: 12주에 50%. 대부분 브랜드는 못 맞춰요.</w:t>
-      </w:r>
-    </w:p>
-    <w:p>
-      <w:pPr>
-        <w:numPr>
-          <w:ilvl w:val="0"/>
-          <w:numId w:val="1004"/>
-        </w:numPr>
+    </w:p>
+    <w:p>
+      <w:pPr>
+        <w:pStyle w:val="BodyText"/>
       </w:pPr>
       <w:r>
         <w:t xml:space="preserve">ZOE: Set ours at sixty. If we miss it, we leave quietly.</w:t>
       </w:r>
-      <w:r>
-        <w:t xml:space="preserve"> </w:t>
-      </w:r>
-      <w:r>
-        <w:t xml:space="preserve">조이: 우린 60으로 정해 줘요. 못 맞추면 조용히 나갈게요.</w:t>
-      </w:r>
-    </w:p>
-    <w:p>
-      <w:pPr>
-        <w:numPr>
-          <w:ilvl w:val="0"/>
-          <w:numId w:val="1004"/>
-        </w:numPr>
+    </w:p>
+    <w:p>
+      <w:pPr>
+        <w:pStyle w:val="BodyText"/>
       </w:pPr>
       <w:r>
         <w:t xml:space="preserve">MONICA: Sixty? Above my benchmark? Why would you raise your own bar?</w:t>
       </w:r>
-      <w:r>
-        <w:t xml:space="preserve"> </w:t>
-      </w:r>
-      <w:r>
-        <w:t xml:space="preserve">모니카: 60이요? 내 기준보다 높게? 왜 스스로 기준을 올려요?</w:t>
-      </w:r>
-    </w:p>
-    <w:p>
-      <w:pPr>
-        <w:numPr>
-          <w:ilvl w:val="0"/>
-          <w:numId w:val="1004"/>
-        </w:numPr>
+    </w:p>
+    <w:p>
+      <w:pPr>
+        <w:pStyle w:val="BodyText"/>
       </w:pPr>
       <w:r>
         <w:t xml:space="preserve">ZOE: Because I’ve seen Glow’s numbers, and I trust them. Also, to be honest, confidence is cheaper than co-op funds. If we really believe in the product, we should be willing to be measured by a harder standard than everyone else.</w:t>
       </w:r>
-      <w:r>
-        <w:t xml:space="preserve"> </w:t>
-      </w:r>
-      <w:r>
-        <w:t xml:space="preserve">조이: 글로우 숫자를 봤고, 그 숫자를 믿으니까요. 그리고 솔직히, 자신감이 공동 기금보다 싸요. 제품을 정말 믿는다면, 다른 누구보다 더 엄격한 기준으로 평가받을 각오가 돼 있어야죠.</w:t>
-      </w:r>
-    </w:p>
-    <w:p>
-      <w:pPr>
-        <w:numPr>
-          <w:ilvl w:val="0"/>
-          <w:numId w:val="1004"/>
-        </w:numPr>
+    </w:p>
+    <w:p>
+      <w:pPr>
+        <w:pStyle w:val="BodyText"/>
       </w:pPr>
       <w:r>
         <w:t xml:space="preserve">MONICA: …Fifty stores. Twelve weeks. Eye level, derm aisle. Sixty percent target. Forty thousand co-op.</w:t>
       </w:r>
-      <w:r>
-        <w:t xml:space="preserve"> </w:t>
-      </w:r>
-      <w:r>
-        <w:t xml:space="preserve">모니카: …50곳. 12주. 더마 코너 눈높이. 목표 60%. 공동 기금 4만.</w:t>
-      </w:r>
-    </w:p>
-    <w:p>
-      <w:pPr>
-        <w:numPr>
-          <w:ilvl w:val="0"/>
-          <w:numId w:val="1004"/>
-        </w:numPr>
+    </w:p>
+    <w:p>
+      <w:pPr>
+        <w:pStyle w:val="BodyText"/>
       </w:pPr>
       <w:r>
         <w:t xml:space="preserve">ZOE: And no exclusivity.</w:t>
       </w:r>
-      <w:r>
-        <w:t xml:space="preserve"> </w:t>
-      </w:r>
-      <w:r>
-        <w:t xml:space="preserve">조이: 그리고 독점 없음.</w:t>
-      </w:r>
-    </w:p>
-    <w:p>
-      <w:pPr>
-        <w:numPr>
-          <w:ilvl w:val="0"/>
-          <w:numId w:val="1004"/>
-        </w:numPr>
+    </w:p>
+    <w:p>
+      <w:pPr>
+        <w:pStyle w:val="BodyText"/>
       </w:pPr>
       <w:r>
         <w:t xml:space="preserve">MONICA: And no exclusivity. Send me the paperwork. I’ll start in May.</w:t>
       </w:r>
-      <w:r>
-        <w:t xml:space="preserve"> </w:t>
-      </w:r>
-      <w:r>
-        <w:t xml:space="preserve">모니카: 그리고 독점 없음. 서류 보내요. 5월에 시작할게요.</w:t>
-      </w:r>
-    </w:p>
-    <w:p>
-      <w:pPr>
-        <w:numPr>
-          <w:ilvl w:val="0"/>
-          <w:numId w:val="1004"/>
-        </w:numPr>
+    </w:p>
+    <w:p>
+      <w:pPr>
+        <w:pStyle w:val="BodyText"/>
       </w:pPr>
       <w:r>
         <w:t xml:space="preserve">AVA: Thank you, Monica. Really.</w:t>
       </w:r>
-      <w:r>
-        <w:t xml:space="preserve"> </w:t>
-      </w:r>
-      <w:r>
-        <w:t xml:space="preserve">에이바: 고마워요, 모니카. 정말로.</w:t>
-      </w:r>
-    </w:p>
-    <w:p>
-      <w:pPr>
-        <w:numPr>
-          <w:ilvl w:val="0"/>
-          <w:numId w:val="1004"/>
-        </w:numPr>
+    </w:p>
+    <w:p>
+      <w:pPr>
+        <w:pStyle w:val="BodyText"/>
       </w:pPr>
       <w:r>
         <w:t xml:space="preserve">MONICA: Don’t thank me. Sell through. That’s the only thank-you I accept.</w:t>
-      </w:r>
-      <w:r>
-        <w:t xml:space="preserve"> </w:t>
-      </w:r>
-      <w:r>
-        <w:t xml:space="preserve">모니카: 고마워하지 마요. 팔아 치워요. 내가 받는 감사는 그것뿐이에요.</w:t>
       </w:r>
     </w:p>
     <w:bookmarkEnd w:id="24"/>
@@ -2561,95 +1382,47 @@
     </w:p>
     <w:p>
       <w:pPr>
-        <w:numPr>
-          <w:ilvl w:val="0"/>
-          <w:numId w:val="1005"/>
-        </w:numPr>
+        <w:pStyle w:val="FirstParagraph"/>
       </w:pPr>
       <w:r>
         <w:t xml:space="preserve">AVA: Zoe, you raised our own target. In the room. I almost fainted.</w:t>
       </w:r>
-      <w:r>
-        <w:t xml:space="preserve"> </w:t>
-      </w:r>
-      <w:r>
-        <w:t xml:space="preserve">에이바: 조이, 우리 목표를 스스로 올렸어요. 그 방에서. 저 기절할 뻔했어요.</w:t>
-      </w:r>
-    </w:p>
-    <w:p>
-      <w:pPr>
-        <w:numPr>
-          <w:ilvl w:val="0"/>
-          <w:numId w:val="1005"/>
-        </w:numPr>
+    </w:p>
+    <w:p>
+      <w:pPr>
+        <w:pStyle w:val="BodyText"/>
       </w:pPr>
       <w:r>
         <w:t xml:space="preserve">ZOE: Monica respects confidence. And numbers. Glow gave us both.</w:t>
       </w:r>
-      <w:r>
-        <w:t xml:space="preserve"> </w:t>
-      </w:r>
-      <w:r>
-        <w:t xml:space="preserve">조이: 모니카는 자신감을 존중해요. 그리고 숫자도. 글로우가 둘 다 줬죠.</w:t>
-      </w:r>
-    </w:p>
-    <w:p>
-      <w:pPr>
-        <w:numPr>
-          <w:ilvl w:val="0"/>
-          <w:numId w:val="1005"/>
-        </w:numPr>
+    </w:p>
+    <w:p>
+      <w:pPr>
+        <w:pStyle w:val="BodyText"/>
       </w:pPr>
       <w:r>
         <w:t xml:space="preserve">AVA: Eight years ago, you launched Lumière. Was it like this?</w:t>
       </w:r>
-      <w:r>
-        <w:t xml:space="preserve"> </w:t>
-      </w:r>
-      <w:r>
-        <w:t xml:space="preserve">에이바: 8년 전에 뤼미에르를 출시했잖아요. 이랬어요?</w:t>
-      </w:r>
-    </w:p>
-    <w:p>
-      <w:pPr>
-        <w:numPr>
-          <w:ilvl w:val="0"/>
-          <w:numId w:val="1005"/>
-        </w:numPr>
+    </w:p>
+    <w:p>
+      <w:pPr>
+        <w:pStyle w:val="BodyText"/>
       </w:pPr>
       <w:r>
         <w:t xml:space="preserve">ZOE: No. At Lumière, the box promised miracles, and the returns were terrible. We sold a lot in the first month, then spent a year answering angry emails. That’s when I learned that a big promise is just a debt you pay later.</w:t>
       </w:r>
-      <w:r>
-        <w:t xml:space="preserve"> </w:t>
-      </w:r>
-      <w:r>
-        <w:t xml:space="preserve">조이: 아니요. 뤼미에르에선 상자가 기적을 약속했고, 반품은 끔찍했어요. 첫 달엔 많이 팔았지만, 그다음 1년은 화난 이메일에 답하느라 보냈죠. 그때 배웠어요. 큰 약속은 나중에 갚아야 하는 빚일 뿐이라는 걸.</w:t>
-      </w:r>
-    </w:p>
-    <w:p>
-      <w:pPr>
-        <w:numPr>
-          <w:ilvl w:val="0"/>
-          <w:numId w:val="1005"/>
-        </w:numPr>
+    </w:p>
+    <w:p>
+      <w:pPr>
+        <w:pStyle w:val="BodyText"/>
       </w:pPr>
       <w:r>
         <w:t xml:space="preserve">AVA: And now?</w:t>
       </w:r>
-      <w:r>
-        <w:t xml:space="preserve"> </w:t>
-      </w:r>
-      <w:r>
-        <w:t xml:space="preserve">에이바: 그럼 지금은요?</w:t>
-      </w:r>
-    </w:p>
-    <w:p>
-      <w:pPr>
-        <w:numPr>
-          <w:ilvl w:val="0"/>
-          <w:numId w:val="1005"/>
-        </w:numPr>
+    </w:p>
+    <w:p>
+      <w:pPr>
+        <w:pStyle w:val="BodyText"/>
       </w:pPr>
       <w:r>
         <w:t xml:space="preserve">ZOE: Now the box says</w:t>
@@ -2672,11 +1445,21 @@
       <w:r>
         <w:t xml:space="preserve">And I sleep better.</w:t>
       </w:r>
-      <w:r>
-        <w:t xml:space="preserve"> </w:t>
-      </w:r>
-      <w:r>
-        <w:t xml:space="preserve">조이: 지금은 상자에</w:t>
+    </w:p>
+    <w:p>
+      <w:pPr>
+        <w:pStyle w:val="BodyText"/>
+      </w:pPr>
+      <w:r>
+        <w:t xml:space="preserve">AVA: Should we call Noah?</w:t>
+      </w:r>
+    </w:p>
+    <w:p>
+      <w:pPr>
+        <w:pStyle w:val="BodyText"/>
+      </w:pPr>
+      <w:r>
+        <w:t xml:space="preserve">ZOE: Let’s call Elena first. She deserves to hear</w:t>
       </w:r>
       <w:r>
         <w:t xml:space="preserve"> </w:t>
@@ -2685,199 +1468,72 @@
         <w:t xml:space="preserve">“</w:t>
       </w:r>
       <w:r>
-        <w:t xml:space="preserve">진정과 보습</w:t>
+        <w:t xml:space="preserve">modest</w:t>
       </w:r>
       <w:r>
         <w:t xml:space="preserve">”</w:t>
       </w:r>
       <w:r>
-        <w:t xml:space="preserve">이라고 써 있어요. 그리고 잠을 더 잘 자요.</w:t>
-      </w:r>
-    </w:p>
-    <w:p>
-      <w:pPr>
-        <w:numPr>
-          <w:ilvl w:val="0"/>
-          <w:numId w:val="1005"/>
-        </w:numPr>
-      </w:pPr>
-      <w:r>
-        <w:t xml:space="preserve">AVA: Should we call Noah?</w:t>
-      </w:r>
-      <w:r>
-        <w:t xml:space="preserve"> </w:t>
-      </w:r>
-      <w:r>
-        <w:t xml:space="preserve">에이바: 노아한테 전화할까요?</w:t>
-      </w:r>
-    </w:p>
-    <w:p>
-      <w:pPr>
-        <w:numPr>
-          <w:ilvl w:val="0"/>
-          <w:numId w:val="1005"/>
-        </w:numPr>
-      </w:pPr>
-      <w:r>
-        <w:t xml:space="preserve">ZOE: Let’s call Elena first. She deserves to hear</w:t>
-      </w:r>
-      <w:r>
-        <w:t xml:space="preserve"> </w:t>
-      </w:r>
-      <w:r>
-        <w:t xml:space="preserve">“</w:t>
-      </w:r>
-      <w:r>
-        <w:t xml:space="preserve">modest</w:t>
-      </w:r>
-      <w:r>
-        <w:t xml:space="preserve">”</w:t>
-      </w:r>
-      <w:r>
         <w:t xml:space="preserve"> </w:t>
       </w:r>
       <w:r>
         <w:t xml:space="preserve">was a selling point.</w:t>
       </w:r>
-      <w:r>
-        <w:t xml:space="preserve"> </w:t>
-      </w:r>
-      <w:r>
-        <w:t xml:space="preserve">조이: 엘레나한테 먼저 해요.</w:t>
-      </w:r>
-      <w:r>
-        <w:t xml:space="preserve"> </w:t>
-      </w:r>
-      <w:r>
-        <w:t xml:space="preserve">“</w:t>
-      </w:r>
-      <w:r>
-        <w:t xml:space="preserve">겸손함</w:t>
-      </w:r>
-      <w:r>
-        <w:t xml:space="preserve">”</w:t>
-      </w:r>
-      <w:r>
-        <w:t xml:space="preserve">이 셀링 포인트였다는 걸 들을 자격이 있어요.</w:t>
-      </w:r>
-    </w:p>
-    <w:p>
-      <w:pPr>
-        <w:numPr>
-          <w:ilvl w:val="0"/>
-          <w:numId w:val="1005"/>
-        </w:numPr>
+    </w:p>
+    <w:p>
+      <w:pPr>
+        <w:pStyle w:val="BodyText"/>
       </w:pPr>
       <w:r>
         <w:t xml:space="preserve">AVA: Your phone is ringing anyway. It’s Diane.</w:t>
       </w:r>
-      <w:r>
-        <w:t xml:space="preserve"> </w:t>
-      </w:r>
-      <w:r>
-        <w:t xml:space="preserve">에이바: 어차피 전화 울려요. 다이앤이에요.</w:t>
-      </w:r>
-    </w:p>
-    <w:p>
-      <w:pPr>
-        <w:numPr>
-          <w:ilvl w:val="0"/>
-          <w:numId w:val="1005"/>
-        </w:numPr>
+    </w:p>
+    <w:p>
+      <w:pPr>
+        <w:pStyle w:val="BodyText"/>
       </w:pPr>
       <w:r>
         <w:t xml:space="preserve">DIANE: Zoe. Are you with Noah?</w:t>
       </w:r>
-      <w:r>
-        <w:t xml:space="preserve"> </w:t>
-      </w:r>
-      <w:r>
-        <w:t xml:space="preserve">다이앤: 조이. 노아랑 같이 있어요?</w:t>
-      </w:r>
-    </w:p>
-    <w:p>
-      <w:pPr>
-        <w:numPr>
-          <w:ilvl w:val="0"/>
-          <w:numId w:val="1005"/>
-        </w:numPr>
+    </w:p>
+    <w:p>
+      <w:pPr>
+        <w:pStyle w:val="BodyText"/>
       </w:pPr>
       <w:r>
         <w:t xml:space="preserve">ZOE: No, I’m at the airport. With Ava. We just closed Aurelle! Fifty stores!</w:t>
       </w:r>
-      <w:r>
-        <w:t xml:space="preserve"> </w:t>
-      </w:r>
-      <w:r>
-        <w:t xml:space="preserve">조이: 아니요, 공항이에요. 에이바랑. 방금 오렐을 따냈어요! 50곳!</w:t>
-      </w:r>
-    </w:p>
-    <w:p>
-      <w:pPr>
-        <w:numPr>
-          <w:ilvl w:val="0"/>
-          <w:numId w:val="1005"/>
-        </w:numPr>
+    </w:p>
+    <w:p>
+      <w:pPr>
+        <w:pStyle w:val="BodyText"/>
       </w:pPr>
       <w:r>
         <w:t xml:space="preserve">DIANE: Congratulations. Truly. Now I need you to come back tonight. Not tomorrow.</w:t>
       </w:r>
-      <w:r>
-        <w:t xml:space="preserve"> </w:t>
-      </w:r>
-      <w:r>
-        <w:t xml:space="preserve">다이앤: 축하해요. 진심으로. 이제 오늘 밤에 돌아와 줘요. 내일 말고.</w:t>
-      </w:r>
-    </w:p>
-    <w:p>
-      <w:pPr>
-        <w:numPr>
-          <w:ilvl w:val="0"/>
-          <w:numId w:val="1005"/>
-        </w:numPr>
+    </w:p>
+    <w:p>
+      <w:pPr>
+        <w:pStyle w:val="BodyText"/>
       </w:pPr>
       <w:r>
         <w:t xml:space="preserve">ZOE: What happened?</w:t>
       </w:r>
-      <w:r>
-        <w:t xml:space="preserve"> </w:t>
-      </w:r>
-      <w:r>
-        <w:t xml:space="preserve">조이: 무슨 일이에요?</w:t>
-      </w:r>
-    </w:p>
-    <w:p>
-      <w:pPr>
-        <w:numPr>
-          <w:ilvl w:val="0"/>
-          <w:numId w:val="1005"/>
-        </w:numPr>
+    </w:p>
+    <w:p>
+      <w:pPr>
+        <w:pStyle w:val="BodyText"/>
       </w:pPr>
       <w:r>
         <w:t xml:space="preserve">DIANE: A letter from Halvern’s lawyers. Patent infringement. They want us to stop selling Veyra Fill.</w:t>
       </w:r>
-      <w:r>
-        <w:t xml:space="preserve"> </w:t>
-      </w:r>
-      <w:r>
-        <w:t xml:space="preserve">다이앤: 할번 변호사들한테서 서한이 왔어요. 특허 침해. 베이라 필 판매를 중단하래요.</w:t>
-      </w:r>
-    </w:p>
-    <w:p>
-      <w:pPr>
-        <w:numPr>
-          <w:ilvl w:val="0"/>
-          <w:numId w:val="1005"/>
-        </w:numPr>
+    </w:p>
+    <w:p>
+      <w:pPr>
+        <w:pStyle w:val="BodyText"/>
       </w:pPr>
       <w:r>
         <w:t xml:space="preserve">AVA: Stop selling? Everything?</w:t>
-      </w:r>
-      <w:r>
-        <w:t xml:space="preserve"> </w:t>
-      </w:r>
-      <w:r>
-        <w:t xml:space="preserve">에이바: 판매 중단이요? 전부요?</w:t>
       </w:r>
     </w:p>
     <w:p>
@@ -3018,7 +1674,7 @@
               <w:jc w:val="left"/>
             </w:pPr>
             <w:r>
-              <w:t xml:space="preserve">7턴. 브랜드 정체성을 제품보다 넓게 정의하기.</w:t>
+              <w:t xml:space="preserve">도입. 브랜드 정체성을 제품보다 넓게 정의하기.</w:t>
             </w:r>
           </w:p>
         </w:tc>
@@ -3068,7 +1724,7 @@
               <w:jc w:val="left"/>
             </w:pPr>
             <w:r>
-              <w:t xml:space="preserve">20턴. 화장품 표시 규정의 핵심 경계.</w:t>
+              <w:t xml:space="preserve">장면1. 화장품 표시 규정의 핵심 경계.</w:t>
             </w:r>
           </w:p>
         </w:tc>
@@ -3118,7 +1774,7 @@
               <w:jc w:val="left"/>
             </w:pPr>
             <w:r>
-              <w:t xml:space="preserve">32턴. 서로 다른 제품의 주장이 섞이지 않게 하기.</w:t>
+              <w:t xml:space="preserve">장면1. 서로 다른 제품의 주장이 섞이지 않게 하기.</w:t>
             </w:r>
           </w:p>
         </w:tc>
@@ -3168,7 +1824,7 @@
               <w:jc w:val="left"/>
             </w:pPr>
             <w:r>
-              <w:t xml:space="preserve">60~62턴. 리테일 바이어가 가장 먼저 묻는 지표.</w:t>
+              <w:t xml:space="preserve">장면2. 리테일 바이어가 가장 먼저 묻는 지표.</w:t>
             </w:r>
           </w:p>
         </w:tc>
@@ -3218,7 +1874,7 @@
               <w:jc w:val="left"/>
             </w:pPr>
             <w:r>
-              <w:t xml:space="preserve">60턴. 증거를 요구하는 바이어의 표현.</w:t>
+              <w:t xml:space="preserve">장면2. 증거를 요구하는 바이어의 표현.</w:t>
             </w:r>
           </w:p>
         </w:tc>
@@ -3268,7 +1924,7 @@
               <w:jc w:val="left"/>
             </w:pPr>
             <w:r>
-              <w:t xml:space="preserve">70턴. 정직한 표시의 상업적 가치.</w:t>
+              <w:t xml:space="preserve">장면2. 정직한 표시의 상업적 가치.</w:t>
             </w:r>
           </w:p>
         </w:tc>
@@ -3318,7 +1974,7 @@
               <w:jc w:val="left"/>
             </w:pPr>
             <w:r>
-              <w:t xml:space="preserve">76~77턴. 브랜드를 이끄는 단일 핵심 제품.</w:t>
+              <w:t xml:space="preserve">장면2. 브랜드를 이끄는 단일 핵심 제품.</w:t>
             </w:r>
           </w:p>
         </w:tc>
@@ -3368,7 +2024,7 @@
               <w:jc w:val="left"/>
             </w:pPr>
             <w:r>
-              <w:t xml:space="preserve">79~80턴. 매장에서 가장 비싼 자리.</w:t>
+              <w:t xml:space="preserve">장면2. 매장에서 가장 비싼 자리.</w:t>
             </w:r>
           </w:p>
         </w:tc>
@@ -3418,7 +2074,7 @@
               <w:jc w:val="left"/>
             </w:pPr>
             <w:r>
-              <w:t xml:space="preserve">88턴. 브랜드가 소매점에 지원하는 판촉비.</w:t>
+              <w:t xml:space="preserve">절정·전환. 브랜드가 소매점에 지원하는 판촉비.</w:t>
             </w:r>
           </w:p>
         </w:tc>
@@ -3468,7 +2124,7 @@
               <w:jc w:val="left"/>
             </w:pPr>
             <w:r>
-              <w:t xml:space="preserve">105턴. 실적으로 보답하라는 바이어의 말.</w:t>
+              <w:t xml:space="preserve">절정·전환. 실적으로 보답하라는 바이어의 말.</w:t>
             </w:r>
           </w:p>
         </w:tc>
@@ -4049,7 +2705,7 @@
           <w:bCs/>
           <w:b/>
         </w:rPr>
-        <w:t xml:space="preserve">61턴 ZOE:</w:t>
+        <w:t xml:space="preserve">ZOE (장면2):</w:t>
       </w:r>
       <w:r>
         <w:t xml:space="preserve"> </w:t>
@@ -4324,9 +2980,1300 @@
         <w:t xml:space="preserve">라고 물을 때 같은 구조로 35단어 안팎으로 답해 보기.</w:t>
       </w:r>
     </w:p>
+    <w:p>
+      <w:r>
+        <w:pict>
+          <v:rect style="width:0;height:1.5pt" o:hralign="center" o:hrstd="t" o:hr="t"/>
+        </w:pict>
+      </w:r>
+    </w:p>
     <w:bookmarkEnd w:id="30"/>
     <w:bookmarkEnd w:id="31"/>
+    <w:bookmarkStart w:id="37" w:name="한국어-번역"/>
+    <w:p>
+      <w:pPr>
+        <w:pStyle w:val="Heading2"/>
+      </w:pPr>
+      <w:r>
+        <w:t xml:space="preserve">한국어 번역</w:t>
+      </w:r>
+    </w:p>
+    <w:bookmarkStart w:id="32" w:name="도입-오전-9시-zoe의-발표-1"/>
+    <w:p>
+      <w:pPr>
+        <w:pStyle w:val="Heading3"/>
+      </w:pPr>
+      <w:r>
+        <w:t xml:space="preserve">도입 — 오전 9시, Zoe의 발표</w:t>
+      </w:r>
+    </w:p>
+    <w:p>
+      <w:pPr>
+        <w:pStyle w:val="FirstParagraph"/>
+      </w:pPr>
+      <w:r>
+        <w:t xml:space="preserve">조이: 1년 동안 질문 하나를 품고 있었어요. 환자가 병원을 나간 뒤엔 무슨 일이 일어날까?</w:t>
+      </w:r>
+    </w:p>
+    <w:p>
+      <w:pPr>
+        <w:pStyle w:val="BodyText"/>
+      </w:pPr>
+      <w:r>
+        <w:t xml:space="preserve">니나: 앱이 도와주죠. 팁, 알림, 경고 신호.</w:t>
+      </w:r>
+    </w:p>
+    <w:p>
+      <w:pPr>
+        <w:pStyle w:val="BodyText"/>
+      </w:pPr>
+      <w:r>
+        <w:t xml:space="preserve">조이: 앱은 뭘 해야 하는지 알려 주죠. 그건 중요해요. 하지만 피부에 바를 건 아무것도 주지 않아요. 그래서 환자는 불안한 채로 집에 가서, 온라인에서 모르는 사람이 추천하는 아무 크림이나 사요.</w:t>
+      </w:r>
+    </w:p>
+    <w:p>
+      <w:pPr>
+        <w:pStyle w:val="BodyText"/>
+      </w:pPr>
+      <w:r>
+        <w:t xml:space="preserve">엘레나: 환자들이 매일 물어요.</w:t>
+      </w:r>
+      <w:r>
+        <w:t xml:space="preserve"> </w:t>
+      </w:r>
+      <w:r>
+        <w:t xml:space="preserve">“</w:t>
+      </w:r>
+      <w:r>
+        <w:t xml:space="preserve">오늘 밤엔 뭘 발라야 해요?</w:t>
+      </w:r>
+      <w:r>
+        <w:t xml:space="preserve">”</w:t>
+      </w:r>
+    </w:p>
+    <w:p>
+      <w:pPr>
+        <w:pStyle w:val="BodyText"/>
+      </w:pPr>
+      <w:r>
+        <w:t xml:space="preserve">조이: 바로 그거예요. 그래서, 베이라 리커버를 소개합니다. 진정 세럼. 시술 후 며칠을 위한.</w:t>
+      </w:r>
+    </w:p>
+    <w:p>
+      <w:pPr>
+        <w:pStyle w:val="BodyText"/>
+      </w:pPr>
+      <w:r>
+        <w:t xml:space="preserve">마커스: 크림? 우린 필러 회사야.</w:t>
+      </w:r>
+    </w:p>
+    <w:p>
+      <w:pPr>
+        <w:pStyle w:val="BodyText"/>
+      </w:pPr>
+      <w:r>
+        <w:t xml:space="preserve">조이: 우린 신뢰 회사예요. 지금은 우연히 필러를 팔고 있을 뿐이고.</w:t>
+      </w:r>
+    </w:p>
+    <w:p>
+      <w:pPr>
+        <w:pStyle w:val="BodyText"/>
+      </w:pPr>
+      <w:r>
+        <w:t xml:space="preserve">프리야: 안에 뭐가 들었어? 과학적으로?</w:t>
+      </w:r>
+    </w:p>
+    <w:p>
+      <w:pPr>
+        <w:pStyle w:val="BodyText"/>
+      </w:pPr>
+      <w:r>
+        <w:t xml:space="preserve">조이: 히알루론산. 판테놀. 병풀. 무향. 무알코올. 민감한 피부용.</w:t>
+      </w:r>
+    </w:p>
+    <w:p>
+      <w:pPr>
+        <w:pStyle w:val="BodyText"/>
+      </w:pPr>
+      <w:r>
+        <w:t xml:space="preserve">프리야: 히알루론산. 내 오랜 친구네. 다른 형태로.</w:t>
+      </w:r>
+    </w:p>
+    <w:p>
+      <w:pPr>
+        <w:pStyle w:val="BodyText"/>
+      </w:pPr>
+      <w:r>
+        <w:t xml:space="preserve">소피아: 그리고 글로우가 첫 접근권을 원해요. 기억하죠? 런치 파트너. 60일 먼저.</w:t>
+      </w:r>
+    </w:p>
+    <w:p>
+      <w:pPr>
+        <w:pStyle w:val="BodyText"/>
+      </w:pPr>
+      <w:r>
+        <w:t xml:space="preserve">노아: 조이, 작년에 내가</w:t>
+      </w:r>
+      <w:r>
+        <w:t xml:space="preserve"> </w:t>
+      </w:r>
+      <w:r>
+        <w:t xml:space="preserve">“</w:t>
+      </w:r>
+      <w:r>
+        <w:t xml:space="preserve">제품 하나. 잘하고. 그다음에</w:t>
+      </w:r>
+      <w:r>
+        <w:t xml:space="preserve">”</w:t>
+      </w:r>
+      <w:r>
+        <w:t xml:space="preserve">라고 했죠.</w:t>
+      </w:r>
+    </w:p>
+    <w:p>
+      <w:pPr>
+        <w:pStyle w:val="BodyText"/>
+      </w:pPr>
+      <w:r>
+        <w:t xml:space="preserve">조이: 그랬죠. 그리고 우린 잘했어요. 회수에서 살아남았어요. 지금이 그</w:t>
+      </w:r>
+      <w:r>
+        <w:t xml:space="preserve"> </w:t>
+      </w:r>
+      <w:r>
+        <w:t xml:space="preserve">“</w:t>
+      </w:r>
+      <w:r>
+        <w:t xml:space="preserve">그다음</w:t>
+      </w:r>
+      <w:r>
+        <w:t xml:space="preserve">”</w:t>
+      </w:r>
+      <w:r>
+        <w:t xml:space="preserve">이에요.</w:t>
+      </w:r>
+    </w:p>
+    <w:p>
+      <w:pPr>
+        <w:pStyle w:val="BodyText"/>
+      </w:pPr>
+      <w:r>
+        <w:t xml:space="preserve">노아: 좋아요. 다 보여 줘요. 그리고 엘레나, 뭐가 문제인지 말해 줘요.</w:t>
+      </w:r>
+    </w:p>
+    <w:p>
+      <w:pPr>
+        <w:pStyle w:val="BodyText"/>
+      </w:pPr>
+      <w:r>
+        <w:t xml:space="preserve">엘레나: 기꺼이. 벌써 목록이 있어요.</w:t>
+      </w:r>
+    </w:p>
     <w:bookmarkEnd w:id="32"/>
+    <w:bookmarkStart w:id="33" w:name="장면1-주장의-경계와-숫자-1"/>
+    <w:p>
+      <w:pPr>
+        <w:pStyle w:val="Heading3"/>
+      </w:pPr>
+      <w:r>
+        <w:t xml:space="preserve">장면1 — 주장의 경계와 숫자</w:t>
+      </w:r>
+    </w:p>
+    <w:p>
+      <w:pPr>
+        <w:pStyle w:val="FirstParagraph"/>
+      </w:pPr>
+      <w:r>
+        <w:t xml:space="preserve">엘레나: 첫 질문. 이게 화장품이에요, 의약품이에요?</w:t>
+      </w:r>
+    </w:p>
+    <w:p>
+      <w:pPr>
+        <w:pStyle w:val="BodyText"/>
+      </w:pPr>
+      <w:r>
+        <w:t xml:space="preserve">조이: 화장품이요. 처방 없이. 매장에서 판매.</w:t>
+      </w:r>
+    </w:p>
+    <w:p>
+      <w:pPr>
+        <w:pStyle w:val="BodyText"/>
+      </w:pPr>
+      <w:r>
+        <w:t xml:space="preserve">엘레나: 그럼 주장도 화장품 수준이어야 해요. 라벨 초안 보여 줘요.</w:t>
+      </w:r>
+    </w:p>
+    <w:p>
+      <w:pPr>
+        <w:pStyle w:val="BodyText"/>
+      </w:pPr>
+      <w:r>
+        <w:t xml:space="preserve">조이:</w:t>
+      </w:r>
+      <w:r>
+        <w:t xml:space="preserve"> </w:t>
+      </w:r>
+      <w:r>
+        <w:t xml:space="preserve">“</w:t>
+      </w:r>
+      <w:r>
+        <w:t xml:space="preserve">필러 시술 후 부기와 멍을 줄여 줍니다.</w:t>
+      </w:r>
+      <w:r>
+        <w:t xml:space="preserve">”</w:t>
+      </w:r>
+    </w:p>
+    <w:p>
+      <w:pPr>
+        <w:pStyle w:val="BodyText"/>
+      </w:pPr>
+      <w:r>
+        <w:t xml:space="preserve">엘레나: 그건 의약품 주장이에요, 조이.</w:t>
+      </w:r>
+      <w:r>
+        <w:t xml:space="preserve"> </w:t>
+      </w:r>
+      <w:r>
+        <w:t xml:space="preserve">“</w:t>
+      </w:r>
+      <w:r>
+        <w:t xml:space="preserve">부기를 줄인다</w:t>
+      </w:r>
+      <w:r>
+        <w:t xml:space="preserve">”</w:t>
+      </w:r>
+      <w:r>
+        <w:t xml:space="preserve">는 제품이 어떤 상태를 치료한다는 뜻이고, FDA는 그걸 의약품으로 볼 거예요. 그러면 임상시험과 몇 년의 지연이 따라오죠. 그리고 솔직히, 경고장 한 통이면 우리가 하는 모든 주장이 의심스러워 보일 거예요.</w:t>
+      </w:r>
+    </w:p>
+    <w:p>
+      <w:pPr>
+        <w:pStyle w:val="BodyText"/>
+      </w:pPr>
+      <w:r>
+        <w:t xml:space="preserve">조이: 사실이어도요?</w:t>
+      </w:r>
+    </w:p>
+    <w:p>
+      <w:pPr>
+        <w:pStyle w:val="BodyText"/>
+      </w:pPr>
+      <w:r>
+        <w:t xml:space="preserve">엘레나: 임상시험으로 증명할 수 없다면 특히요. 우린 아직 못 하고요.</w:t>
+      </w:r>
+    </w:p>
+    <w:p>
+      <w:pPr>
+        <w:pStyle w:val="BodyText"/>
+      </w:pPr>
+      <w:r>
+        <w:t xml:space="preserve">니나: 그럼 뭐라고 할 수 있어요?</w:t>
+      </w:r>
+    </w:p>
+    <w:p>
+      <w:pPr>
+        <w:pStyle w:val="BodyText"/>
+      </w:pPr>
+      <w:r>
+        <w:t xml:space="preserve">엘레나:</w:t>
+      </w:r>
+      <w:r>
+        <w:t xml:space="preserve"> </w:t>
+      </w:r>
+      <w:r>
+        <w:t xml:space="preserve">“</w:t>
+      </w:r>
+      <w:r>
+        <w:t xml:space="preserve">미용 시술 후 피부를 진정시키고 보습합니다.</w:t>
+      </w:r>
+      <w:r>
+        <w:t xml:space="preserve">”</w:t>
+      </w:r>
+      <w:r>
+        <w:t xml:space="preserve"> </w:t>
+      </w:r>
+      <w:r>
+        <w:t xml:space="preserve">진정. 보습. 편안함. 그건 화장품 단어예요.</w:t>
+      </w:r>
+    </w:p>
+    <w:p>
+      <w:pPr>
+        <w:pStyle w:val="BodyText"/>
+      </w:pPr>
+      <w:r>
+        <w:t xml:space="preserve">조이:</w:t>
+      </w:r>
+      <w:r>
+        <w:t xml:space="preserve"> </w:t>
+      </w:r>
+      <w:r>
+        <w:t xml:space="preserve">“</w:t>
+      </w:r>
+      <w:r>
+        <w:t xml:space="preserve">진정</w:t>
+      </w:r>
+      <w:r>
+        <w:t xml:space="preserve">”</w:t>
+      </w:r>
+      <w:r>
+        <w:t xml:space="preserve">은</w:t>
+      </w:r>
+      <w:r>
+        <w:t xml:space="preserve"> </w:t>
+      </w:r>
+      <w:r>
+        <w:t xml:space="preserve">“</w:t>
+      </w:r>
+      <w:r>
+        <w:t xml:space="preserve">부기를 줄인다</w:t>
+      </w:r>
+      <w:r>
+        <w:t xml:space="preserve">”</w:t>
+      </w:r>
+      <w:r>
+        <w:t xml:space="preserve">보다 약하게 들려요.</w:t>
+      </w:r>
+    </w:p>
+    <w:p>
+      <w:pPr>
+        <w:pStyle w:val="BodyText"/>
+      </w:pPr>
+      <w:r>
+        <w:t xml:space="preserve">노아: 정직하게 들려요. 그게 우리 브랜드예요.</w:t>
+      </w:r>
+    </w:p>
+    <w:p>
+      <w:pPr>
+        <w:pStyle w:val="BodyText"/>
+      </w:pPr>
+      <w:r>
+        <w:t xml:space="preserve">엘레나: 두 번째 문제. 합병증에 도움이 된다는 암시는 무엇이든 안 돼요. 절대.</w:t>
+      </w:r>
+    </w:p>
+    <w:p>
+      <w:pPr>
+        <w:pStyle w:val="BodyText"/>
+      </w:pPr>
+      <w:r>
+        <w:t xml:space="preserve">조이: 저는 절대…</w:t>
+      </w:r>
+    </w:p>
+    <w:p>
+      <w:pPr>
+        <w:pStyle w:val="BodyText"/>
+      </w:pPr>
+      <w:r>
+        <w:t xml:space="preserve">엘레나: 초안에</w:t>
+      </w:r>
+      <w:r>
+        <w:t xml:space="preserve"> </w:t>
+      </w:r>
+      <w:r>
+        <w:t xml:space="preserve">“</w:t>
+      </w:r>
+      <w:r>
+        <w:t xml:space="preserve">무엇이든 준비 완료</w:t>
+      </w:r>
+      <w:r>
+        <w:t xml:space="preserve">”</w:t>
+      </w:r>
+      <w:r>
+        <w:t xml:space="preserve">라고 돼 있어요. 키트 로고 옆에.</w:t>
+      </w:r>
+    </w:p>
+    <w:p>
+      <w:pPr>
+        <w:pStyle w:val="BodyText"/>
+      </w:pPr>
+      <w:r>
+        <w:t xml:space="preserve">조이: …좋아요. 가끔은 그럴 수도요.</w:t>
+      </w:r>
+    </w:p>
+    <w:p>
+      <w:pPr>
+        <w:pStyle w:val="BodyText"/>
+      </w:pPr>
+      <w:r>
+        <w:t xml:space="preserve">노아: 중요한 건 이거예요. 혈관 폐색이 생긴 환자는 즉시 시술자에게 전화해야 해요. 욕실에서 세럼을 집는 게 아니라요. 만약 우리 포장 때문에 환자가 크림으로 해결될 거라 생각하고 한 시간이라도 더 기다린다면, 우린 그 환자를 저버린 거예요.</w:t>
+      </w:r>
+    </w:p>
+    <w:p>
+      <w:pPr>
+        <w:pStyle w:val="BodyText"/>
+      </w:pPr>
+      <w:r>
+        <w:t xml:space="preserve">조이: 동의해요. 로고 분리. 메시지 분리.</w:t>
+      </w:r>
+      <w:r>
+        <w:t xml:space="preserve"> </w:t>
+      </w:r>
+      <w:r>
+        <w:t xml:space="preserve">“</w:t>
+      </w:r>
+      <w:r>
+        <w:t xml:space="preserve">레디</w:t>
+      </w:r>
+      <w:r>
+        <w:t xml:space="preserve">”</w:t>
+      </w:r>
+      <w:r>
+        <w:t xml:space="preserve">는 교육.</w:t>
+      </w:r>
+      <w:r>
+        <w:t xml:space="preserve"> </w:t>
+      </w:r>
+      <w:r>
+        <w:t xml:space="preserve">“</w:t>
+      </w:r>
+      <w:r>
+        <w:t xml:space="preserve">리커버</w:t>
+      </w:r>
+      <w:r>
+        <w:t xml:space="preserve">”</w:t>
+      </w:r>
+      <w:r>
+        <w:t xml:space="preserve">는 편안함.</w:t>
+      </w:r>
+    </w:p>
+    <w:p>
+      <w:pPr>
+        <w:pStyle w:val="BodyText"/>
+      </w:pPr>
+      <w:r>
+        <w:t xml:space="preserve">프리야: 안정성은? 누가 만들어?</w:t>
+      </w:r>
+    </w:p>
+    <w:p>
+      <w:pPr>
+        <w:pStyle w:val="BodyText"/>
+      </w:pPr>
+      <w:r>
+        <w:t xml:space="preserve">조이: 루멘 랩스. 뉴저지의 화장품 위탁생산사. 사실 메리디안 근처예요.</w:t>
+      </w:r>
+    </w:p>
+    <w:p>
+      <w:pPr>
+        <w:pStyle w:val="BodyText"/>
+      </w:pPr>
+      <w:r>
+        <w:t xml:space="preserve">마커스: 거긴 부품 바꾸면 고객한테 알려 줘?</w:t>
+      </w:r>
+    </w:p>
+    <w:p>
+      <w:pPr>
+        <w:pStyle w:val="BodyText"/>
+      </w:pPr>
+      <w:r>
+        <w:t xml:space="preserve">조이: 계약서에 넣었어요. 9조. 메리디안 계약서에서 베꼈어요.</w:t>
+      </w:r>
+    </w:p>
+    <w:p>
+      <w:pPr>
+        <w:pStyle w:val="BodyText"/>
+      </w:pPr>
+      <w:r>
+        <w:t xml:space="preserve">마커스: 좋아. 아주 좋아.</w:t>
+      </w:r>
+    </w:p>
+    <w:p>
+      <w:pPr>
+        <w:pStyle w:val="BodyText"/>
+      </w:pPr>
+      <w:r>
+        <w:t xml:space="preserve">프리야: 출고 전에 안정성은 내가 직접 시험할게. 3개월 동안 열, 냉기, 빛. 더운 차 안에서 분리되는 세럼은 불만이 되고, 불만은 소문이 되니까. 데이터부터 보여 줘. 출시일 얘기는 그다음이야.</w:t>
+      </w:r>
+    </w:p>
+    <w:p>
+      <w:pPr>
+        <w:pStyle w:val="BodyText"/>
+      </w:pPr>
+      <w:r>
+        <w:t xml:space="preserve">마커스: 숫자. 원가와 가격.</w:t>
+      </w:r>
+    </w:p>
+    <w:p>
+      <w:pPr>
+        <w:pStyle w:val="BodyText"/>
+      </w:pPr>
+      <w:r>
+        <w:t xml:space="preserve">조이: 원가 9달러. 포장 포함. 소비자가 68달러. 30밀리리터.</w:t>
+      </w:r>
+    </w:p>
+    <w:p>
+      <w:pPr>
+        <w:pStyle w:val="BodyText"/>
+      </w:pPr>
+      <w:r>
+        <w:t xml:space="preserve">마커스: 9달러에서 68달러. 병원엔 34달러에 팔고, 병원은 68달러에 팔고. 양쪽 다 건강한 구조야. 하지만 규모를 키우기 전에, 루멘 랩스가 멈출 경우의 대비책이 필요해. 둘은 하나고, 하나는 없는 거야.</w:t>
+      </w:r>
+    </w:p>
+    <w:p>
+      <w:pPr>
+        <w:pStyle w:val="BodyText"/>
+      </w:pPr>
+      <w:r>
+        <w:t xml:space="preserve">소피아: 병원에 50% 마진. 스킨케어 표준이에요. 글로우가 좋아할 거예요.</w:t>
+      </w:r>
+    </w:p>
+    <w:p>
+      <w:pPr>
+        <w:pStyle w:val="BodyText"/>
+      </w:pPr>
+      <w:r>
+        <w:t xml:space="preserve">니나: 그리고 앱에서. 리커버는 포인트를 쌓을 수 있어요? 바늘이 아니니까?</w:t>
+      </w:r>
+    </w:p>
+    <w:p>
+      <w:pPr>
+        <w:pStyle w:val="BodyText"/>
+      </w:pPr>
+      <w:r>
+        <w:t xml:space="preserve">조이: 엘레나. 약속했잖아요. 언젠가 바늘이 아닌 거.</w:t>
+      </w:r>
+    </w:p>
+    <w:p>
+      <w:pPr>
+        <w:pStyle w:val="BodyText"/>
+      </w:pPr>
+      <w:r>
+        <w:t xml:space="preserve">엘레나: …약속했죠. 리커버에만 포인트. 시술엔 절대 안 돼요.</w:t>
+      </w:r>
+    </w:p>
+    <w:p>
+      <w:pPr>
+        <w:pStyle w:val="BodyText"/>
+      </w:pPr>
+      <w:r>
+        <w:t xml:space="preserve">조이: 예스! 1년을 기다렸어요.</w:t>
+      </w:r>
+    </w:p>
+    <w:p>
+      <w:pPr>
+        <w:pStyle w:val="BodyText"/>
+      </w:pPr>
+      <w:r>
+        <w:t xml:space="preserve">노아: 그리고 소매점은요? 병원 밖으로?</w:t>
+      </w:r>
+    </w:p>
+    <w:p>
+      <w:pPr>
+        <w:pStyle w:val="BodyText"/>
+      </w:pPr>
+      <w:r>
+        <w:t xml:space="preserve">조이: 그건 2단계예요. 글로우 먼저. 60일. 그다음 대형 뷰티 소매점을 원해요.</w:t>
+      </w:r>
+    </w:p>
+    <w:p>
+      <w:pPr>
+        <w:pStyle w:val="BodyText"/>
+      </w:pPr>
+      <w:r>
+        <w:t xml:space="preserve">노아: 결정. 리커버 승인. 단, 조건이 있어요. 화장품 주장만, 그리고 상자의 모든 단어는 엘레나가 검토해요. 한 병이라도 출고되기 전에 안정성은 프리야가 승인하고요. 글로우가 먼저 하고, 대형 소매점이 맞는지는 그 숫자가 말해 주게 하죠.</w:t>
+      </w:r>
+    </w:p>
+    <w:p>
+      <w:pPr>
+        <w:pStyle w:val="BodyText"/>
+      </w:pPr>
+      <w:r>
+        <w:t xml:space="preserve">조이: 고마워요. 봄에 소매점 미팅을 잡을게요. 큰 데로.</w:t>
+      </w:r>
+    </w:p>
+    <w:bookmarkEnd w:id="33"/>
+    <w:bookmarkStart w:id="34" w:name="장면2-4개월-뒤-뉴욕-aurelle-beauty-1"/>
+    <w:p>
+      <w:pPr>
+        <w:pStyle w:val="Heading3"/>
+      </w:pPr>
+      <w:r>
+        <w:t xml:space="preserve">장면2 — 4개월 뒤, 뉴욕 Aurelle Beauty</w:t>
+      </w:r>
+    </w:p>
+    <w:p>
+      <w:pPr>
+        <w:pStyle w:val="FirstParagraph"/>
+      </w:pPr>
+      <w:r>
+        <w:t xml:space="preserve">모니카: 조이 휘트먼. 당신 알아요. 8년 전에 뤼미에르 스킨을 출시했죠.</w:t>
+      </w:r>
+    </w:p>
+    <w:p>
+      <w:pPr>
+        <w:pStyle w:val="BodyText"/>
+      </w:pPr>
+      <w:r>
+        <w:t xml:space="preserve">조이: 맞아요. 그리고 지금은 필러 회사에서 일해요.</w:t>
+      </w:r>
+    </w:p>
+    <w:p>
+      <w:pPr>
+        <w:pStyle w:val="BodyText"/>
+      </w:pPr>
+      <w:r>
+        <w:t xml:space="preserve">모니카: 그게 헷갈려요. 바늘 회사가. 스킨케어를 판다. 우리 매장에서. 왜죠?</w:t>
+      </w:r>
+    </w:p>
+    <w:p>
+      <w:pPr>
+        <w:pStyle w:val="BodyText"/>
+      </w:pPr>
+      <w:r>
+        <w:t xml:space="preserve">에이바: 제가 답해도 될까요? 메디스파 프런트에서 4년 일했어요.</w:t>
+      </w:r>
+    </w:p>
+    <w:p>
+      <w:pPr>
+        <w:pStyle w:val="BodyText"/>
+      </w:pPr>
+      <w:r>
+        <w:t xml:space="preserve">모니카: 그러세요.</w:t>
+      </w:r>
+    </w:p>
+    <w:p>
+      <w:pPr>
+        <w:pStyle w:val="BodyText"/>
+      </w:pPr>
+      <w:r>
+        <w:t xml:space="preserve">에이바: 모든 환자가 결제할 때 똑같은 걸 물었어요.</w:t>
+      </w:r>
+      <w:r>
+        <w:t xml:space="preserve"> </w:t>
+      </w:r>
+      <w:r>
+        <w:t xml:space="preserve">“</w:t>
+      </w:r>
+      <w:r>
+        <w:t xml:space="preserve">오늘 밤 얼굴에 뭘 발라야 해요?</w:t>
+      </w:r>
+      <w:r>
+        <w:t xml:space="preserve">”</w:t>
+      </w:r>
+      <w:r>
+        <w:t xml:space="preserve"> </w:t>
+      </w:r>
+      <w:r>
+        <w:t xml:space="preserve">저는 좋은 대답이 없어서, 아무 크림이나 놓인 선반을 가리키고 잘되길 바랐죠. 솔직히, 아무 말 안 하는 것보다 더 찜찜했어요.</w:t>
+      </w:r>
+    </w:p>
+    <w:p>
+      <w:pPr>
+        <w:pStyle w:val="BodyText"/>
+      </w:pPr>
+      <w:r>
+        <w:t xml:space="preserve">조이: 그게 빈틈이에요. 아무도 그 크림들을 안 믿었어요. 에이바까지도.</w:t>
+      </w:r>
+    </w:p>
+    <w:p>
+      <w:pPr>
+        <w:pStyle w:val="BodyText"/>
+      </w:pPr>
+      <w:r>
+        <w:t xml:space="preserve">모니카: 그럼 당신 고객은요? 소매 고객? 다 필러 환자는 아니잖아요.</w:t>
+      </w:r>
+    </w:p>
+    <w:p>
+      <w:pPr>
+        <w:pStyle w:val="BodyText"/>
+      </w:pPr>
+      <w:r>
+        <w:t xml:space="preserve">조이: 아니죠. 리커버는 어떤 미용 시술 후에도 써요. 레이저, 필링, 미세침. 아니면 긴 비행 후에도.</w:t>
+      </w:r>
+    </w:p>
+    <w:p>
+      <w:pPr>
+        <w:pStyle w:val="BodyText"/>
+      </w:pPr>
+      <w:r>
+        <w:t xml:space="preserve">모니카: 판매율 데이터 있어요? 진짜 데이터. 덱 말고.</w:t>
+      </w:r>
+    </w:p>
+    <w:p>
+      <w:pPr>
+        <w:pStyle w:val="BodyText"/>
+      </w:pPr>
+      <w:r>
+        <w:t xml:space="preserve">조이: 글로우 컬렉티브가 60일 전에 300곳에서 출시했고, 판매율은 71%예요. 예측치나 포커스 그룹 결과가 아니에요. 실제 환자들이 실제로 산 병들이고, 주간 보고서는 오늘 밤에 보내 드릴 수 있어요.</w:t>
+      </w:r>
+    </w:p>
+    <w:p>
+      <w:pPr>
+        <w:pStyle w:val="BodyText"/>
+      </w:pPr>
+      <w:r>
+        <w:t xml:space="preserve">모니카: 60일에 71%? 메디스파에서?</w:t>
+      </w:r>
+    </w:p>
+    <w:p>
+      <w:pPr>
+        <w:pStyle w:val="BodyText"/>
+      </w:pPr>
+      <w:r>
+        <w:t xml:space="preserve">에이바: 그리고 구매자의 40%가 한 달 안에 재주문했어요. 우리 앱을 통해서.</w:t>
+      </w:r>
+    </w:p>
+    <w:p>
+      <w:pPr>
+        <w:pStyle w:val="BodyText"/>
+      </w:pPr>
+      <w:r>
+        <w:t xml:space="preserve">모니카: 한 달 안에 재주문. 세럼에. 드문 일이네요.</w:t>
+      </w:r>
+    </w:p>
+    <w:p>
+      <w:pPr>
+        <w:pStyle w:val="BodyText"/>
+      </w:pPr>
+      <w:r>
+        <w:t xml:space="preserve">조이: 존재 이유가 있으니까요. 예쁜 병만 있는 게 아니라.</w:t>
+      </w:r>
+    </w:p>
+    <w:p>
+      <w:pPr>
+        <w:pStyle w:val="BodyText"/>
+      </w:pPr>
+      <w:r>
+        <w:t xml:space="preserve">모니카: 상자엔 어떤 주장이 있어요?</w:t>
+      </w:r>
+    </w:p>
+    <w:p>
+      <w:pPr>
+        <w:pStyle w:val="BodyText"/>
+      </w:pPr>
+      <w:r>
+        <w:t xml:space="preserve">조이:</w:t>
+      </w:r>
+      <w:r>
+        <w:t xml:space="preserve"> </w:t>
+      </w:r>
+      <w:r>
+        <w:t xml:space="preserve">“</w:t>
+      </w:r>
+      <w:r>
+        <w:t xml:space="preserve">미용 시술 후 피부를 진정시키고 보습합니다.</w:t>
+      </w:r>
+      <w:r>
+        <w:t xml:space="preserve">”</w:t>
+      </w:r>
+      <w:r>
+        <w:t xml:space="preserve"> </w:t>
+      </w:r>
+      <w:r>
+        <w:t xml:space="preserve">그게 다예요.</w:t>
+      </w:r>
+    </w:p>
+    <w:p>
+      <w:pPr>
+        <w:pStyle w:val="BodyText"/>
+      </w:pPr>
+      <w:r>
+        <w:t xml:space="preserve">모니카: 그건… 겸손하네요. 대부분 브랜드는 기적을 약속하는데.</w:t>
+      </w:r>
+    </w:p>
+    <w:p>
+      <w:pPr>
+        <w:pStyle w:val="BodyText"/>
+      </w:pPr>
+      <w:r>
+        <w:t xml:space="preserve">조이: 기적을 썼다간 우리 의학 책임자가 날 해고할 거예요. 아주 엄격해요.</w:t>
+      </w:r>
+    </w:p>
+    <w:p>
+      <w:pPr>
+        <w:pStyle w:val="BodyText"/>
+      </w:pPr>
+      <w:r>
+        <w:t xml:space="preserve">모니카: 좋아요. 상자가 진실을 말하면 반품이 적어요.</w:t>
+      </w:r>
+    </w:p>
+    <w:p>
+      <w:pPr>
+        <w:pStyle w:val="BodyText"/>
+      </w:pPr>
+      <w:r>
+        <w:t xml:space="preserve">에이바: 메디스파에서도 그래요. 불만이 적어요.</w:t>
+      </w:r>
+    </w:p>
+    <w:p>
+      <w:pPr>
+        <w:pStyle w:val="BodyText"/>
+      </w:pPr>
+      <w:r>
+        <w:t xml:space="preserve">모니카: 가격은요?</w:t>
+      </w:r>
+    </w:p>
+    <w:p>
+      <w:pPr>
+        <w:pStyle w:val="BodyText"/>
+      </w:pPr>
+      <w:r>
+        <w:t xml:space="preserve">조이: 68달러. 30밀리리터.</w:t>
+      </w:r>
+    </w:p>
+    <w:p>
+      <w:pPr>
+        <w:pStyle w:val="BodyText"/>
+      </w:pPr>
+      <w:r>
+        <w:t xml:space="preserve">모니카:</w:t>
+      </w:r>
+      <w:r>
+        <w:t xml:space="preserve"> </w:t>
+      </w:r>
+      <w:r>
+        <w:t xml:space="preserve">“</w:t>
+      </w:r>
+      <w:r>
+        <w:t xml:space="preserve">더마</w:t>
+      </w:r>
+      <w:r>
+        <w:t xml:space="preserve">”</w:t>
+      </w:r>
+      <w:r>
+        <w:t xml:space="preserve"> </w:t>
+      </w:r>
+      <w:r>
+        <w:t xml:space="preserve">코너에선 중간이에요. 믿기엔 너무 싸지 않고. 럭셔리도 아니고.</w:t>
+      </w:r>
+    </w:p>
+    <w:p>
+      <w:pPr>
+        <w:pStyle w:val="BodyText"/>
+      </w:pPr>
+      <w:r>
+        <w:t xml:space="preserve">조이: 딱 우리가 원하는 위치예요.</w:t>
+      </w:r>
+    </w:p>
+    <w:p>
+      <w:pPr>
+        <w:pStyle w:val="BodyText"/>
+      </w:pPr>
+      <w:r>
+        <w:t xml:space="preserve">모니카: 히어로 제품은요? 대표 제품 하나가 뭐예요?</w:t>
+      </w:r>
+    </w:p>
+    <w:p>
+      <w:pPr>
+        <w:pStyle w:val="BodyText"/>
+      </w:pPr>
+      <w:r>
+        <w:t xml:space="preserve">조이: 리커버가 히어로예요. 하나뿐이에요. 평범한 제품 다섯보다 훌륭한 제품 하나가 나아요.</w:t>
+      </w:r>
+    </w:p>
+    <w:p>
+      <w:pPr>
+        <w:pStyle w:val="BodyText"/>
+      </w:pPr>
+      <w:r>
+        <w:t xml:space="preserve">모니카: 신선하네요. 모든 브랜드가 첫날부터 진열 자리 열두 개를 원하거든요.</w:t>
+      </w:r>
+    </w:p>
+    <w:p>
+      <w:pPr>
+        <w:pStyle w:val="BodyText"/>
+      </w:pPr>
+      <w:r>
+        <w:t xml:space="preserve">조이: 우린 하나를 원해요. 눈높이에.</w:t>
+      </w:r>
+    </w:p>
+    <w:p>
+      <w:pPr>
+        <w:pStyle w:val="BodyText"/>
+      </w:pPr>
+      <w:r>
+        <w:t xml:space="preserve">모니카: 눈높이는 우리 매장에서 가장 비싼 자리예요. 얘기해 봅시다.</w:t>
+      </w:r>
+    </w:p>
+    <w:bookmarkEnd w:id="34"/>
+    <w:bookmarkStart w:id="35" w:name="절정전환-진열-공간-협상-1"/>
+    <w:p>
+      <w:pPr>
+        <w:pStyle w:val="Heading3"/>
+      </w:pPr>
+      <w:r>
+        <w:t xml:space="preserve">절정·전환 — 진열 공간 협상</w:t>
+      </w:r>
+    </w:p>
+    <w:p>
+      <w:pPr>
+        <w:pStyle w:val="FirstParagraph"/>
+      </w:pPr>
+      <w:r>
+        <w:t xml:space="preserve">모니카: 매장이 520곳이에요. 새 브랜드를 전부에 넣진 않을 거예요. 화려하게 출시됐다가 여름이면 떨이 바구니로 가는 걸 너무 많이 봤거든요. 그렇게 되면 할인 보고서에 올라가는 건 당신 이름이 아니라 내 이름이에요.</w:t>
+      </w:r>
+    </w:p>
+    <w:p>
+      <w:pPr>
+        <w:pStyle w:val="BodyText"/>
+      </w:pPr>
+      <w:r>
+        <w:t xml:space="preserve">조이: 전부를 원하지 않아요. 작게 시작해요. 50곳. 12주.</w:t>
+      </w:r>
+    </w:p>
+    <w:p>
+      <w:pPr>
+        <w:pStyle w:val="BodyText"/>
+      </w:pPr>
+      <w:r>
+        <w:t xml:space="preserve">모니카: 어느 50곳이요?</w:t>
+      </w:r>
+    </w:p>
+    <w:p>
+      <w:pPr>
+        <w:pStyle w:val="BodyText"/>
+      </w:pPr>
+      <w:r>
+        <w:t xml:space="preserve">에이바: 인증 병원 근처요. 지도가 있어요. 병원 900곳. 매장이랑 맞춰 볼 수 있어요.</w:t>
+      </w:r>
+    </w:p>
+    <w:p>
+      <w:pPr>
+        <w:pStyle w:val="BodyText"/>
+      </w:pPr>
+      <w:r>
+        <w:t xml:space="preserve">모니카: 병원 환자들을 우리 매장으로 보낸다고요?</w:t>
+      </w:r>
+    </w:p>
+    <w:p>
+      <w:pPr>
+        <w:pStyle w:val="BodyText"/>
+      </w:pPr>
+      <w:r>
+        <w:t xml:space="preserve">조이: 병원도 리커버를 팔아요. 하지만 환자들은 이동하잖아요. 집 근처 매장이 필요해요.</w:t>
+      </w:r>
+    </w:p>
+    <w:p>
+      <w:pPr>
+        <w:pStyle w:val="BodyText"/>
+      </w:pPr>
+      <w:r>
+        <w:t xml:space="preserve">모니카: 그럼 눈높이 자리 대가로 난 뭘 받죠? 대부분 브랜드는 마케팅 지원금을 내요.</w:t>
+      </w:r>
+    </w:p>
+    <w:p>
+      <w:pPr>
+        <w:pStyle w:val="BodyText"/>
+      </w:pPr>
+      <w:r>
+        <w:t xml:space="preserve">조이: 공동 마케팅 기금이요. 테스트에 4만 달러, 매장 진열과 직원 교육에 쓰고요. 더 큰 간판을 사는 것보다 리커버에 대해 어떻게 말해야 하는지 가르치는 데 쓰고 싶어요. 헷갈린 판매 직원 한 명이 좋은 라벨을 30초 만에 망칠 수 있으니까요.</w:t>
+      </w:r>
+    </w:p>
+    <w:p>
+      <w:pPr>
+        <w:pStyle w:val="BodyText"/>
+      </w:pPr>
+      <w:r>
+        <w:t xml:space="preserve">모니카: 우리 직원 교육이요? 세럼 하나에?</w:t>
+      </w:r>
+    </w:p>
+    <w:p>
+      <w:pPr>
+        <w:pStyle w:val="BodyText"/>
+      </w:pPr>
+      <w:r>
+        <w:t xml:space="preserve">에이바: 10분이요. 무슨 말을 할지. 그리고 절대 하지 말아야 할 말.</w:t>
+      </w:r>
+      <w:r>
+        <w:t xml:space="preserve"> </w:t>
+      </w:r>
+      <w:r>
+        <w:t xml:space="preserve">“</w:t>
+      </w:r>
+      <w:r>
+        <w:t xml:space="preserve">멍을 치료해요</w:t>
+      </w:r>
+      <w:r>
+        <w:t xml:space="preserve">”</w:t>
+      </w:r>
+      <w:r>
+        <w:t xml:space="preserve"> </w:t>
+      </w:r>
+      <w:r>
+        <w:t xml:space="preserve">같은.</w:t>
+      </w:r>
+    </w:p>
+    <w:p>
+      <w:pPr>
+        <w:pStyle w:val="BodyText"/>
+      </w:pPr>
+      <w:r>
+        <w:t xml:space="preserve">모니카: 매장 직원한테 컴플라이언스 교육을 한다고요? 정말 이상한 회사네요.</w:t>
+      </w:r>
+    </w:p>
+    <w:p>
+      <w:pPr>
+        <w:pStyle w:val="BodyText"/>
+      </w:pPr>
+      <w:r>
+        <w:t xml:space="preserve">조이: 그런 말 많이 들어요.</w:t>
+      </w:r>
+    </w:p>
+    <w:p>
+      <w:pPr>
+        <w:pStyle w:val="BodyText"/>
+      </w:pPr>
+      <w:r>
+        <w:t xml:space="preserve">모니카: 독점은요? 리커버가 다른 뷰티 체인에도 들어가요?</w:t>
+      </w:r>
+    </w:p>
+    <w:p>
+      <w:pPr>
+        <w:pStyle w:val="BodyText"/>
+      </w:pPr>
+      <w:r>
+        <w:t xml:space="preserve">조이: 올해는 아니에요. 하지만 독점 계약은 안 해요. 최근에 그 교훈을 배웠거든요.</w:t>
+      </w:r>
+    </w:p>
+    <w:p>
+      <w:pPr>
+        <w:pStyle w:val="BodyText"/>
+      </w:pPr>
+      <w:r>
+        <w:t xml:space="preserve">모니카: 흠. 그럼 판매율 목표는요? 테스트를 계속하려면?</w:t>
+      </w:r>
+    </w:p>
+    <w:p>
+      <w:pPr>
+        <w:pStyle w:val="BodyText"/>
+      </w:pPr>
+      <w:r>
+        <w:t xml:space="preserve">조이: 신규 스킨케어의 기준이 뭐예요?</w:t>
+      </w:r>
+    </w:p>
+    <w:p>
+      <w:pPr>
+        <w:pStyle w:val="BodyText"/>
+      </w:pPr>
+      <w:r>
+        <w:t xml:space="preserve">모니카: 12주에 50%. 대부분 브랜드는 못 맞춰요.</w:t>
+      </w:r>
+    </w:p>
+    <w:p>
+      <w:pPr>
+        <w:pStyle w:val="BodyText"/>
+      </w:pPr>
+      <w:r>
+        <w:t xml:space="preserve">조이: 우린 60으로 정해 줘요. 못 맞추면 조용히 나갈게요.</w:t>
+      </w:r>
+    </w:p>
+    <w:p>
+      <w:pPr>
+        <w:pStyle w:val="BodyText"/>
+      </w:pPr>
+      <w:r>
+        <w:t xml:space="preserve">모니카: 60이요? 내 기준보다 높게? 왜 스스로 기준을 올려요?</w:t>
+      </w:r>
+    </w:p>
+    <w:p>
+      <w:pPr>
+        <w:pStyle w:val="BodyText"/>
+      </w:pPr>
+      <w:r>
+        <w:t xml:space="preserve">조이: 글로우 숫자를 봤고, 그 숫자를 믿으니까요. 그리고 솔직히, 자신감이 공동 기금보다 싸요. 제품을 정말 믿는다면, 다른 누구보다 더 엄격한 기준으로 평가받을 각오가 돼 있어야죠.</w:t>
+      </w:r>
+    </w:p>
+    <w:p>
+      <w:pPr>
+        <w:pStyle w:val="BodyText"/>
+      </w:pPr>
+      <w:r>
+        <w:t xml:space="preserve">모니카: …50곳. 12주. 더마 코너 눈높이. 목표 60%. 공동 기금 4만.</w:t>
+      </w:r>
+    </w:p>
+    <w:p>
+      <w:pPr>
+        <w:pStyle w:val="BodyText"/>
+      </w:pPr>
+      <w:r>
+        <w:t xml:space="preserve">조이: 그리고 독점 없음.</w:t>
+      </w:r>
+    </w:p>
+    <w:p>
+      <w:pPr>
+        <w:pStyle w:val="BodyText"/>
+      </w:pPr>
+      <w:r>
+        <w:t xml:space="preserve">모니카: 그리고 독점 없음. 서류 보내요. 5월에 시작할게요.</w:t>
+      </w:r>
+    </w:p>
+    <w:p>
+      <w:pPr>
+        <w:pStyle w:val="BodyText"/>
+      </w:pPr>
+      <w:r>
+        <w:t xml:space="preserve">에이바: 고마워요, 모니카. 정말로.</w:t>
+      </w:r>
+    </w:p>
+    <w:p>
+      <w:pPr>
+        <w:pStyle w:val="BodyText"/>
+      </w:pPr>
+      <w:r>
+        <w:t xml:space="preserve">모니카: 고마워하지 마요. 팔아 치워요. 내가 받는 감사는 그것뿐이에요.</w:t>
+      </w:r>
+    </w:p>
+    <w:bookmarkEnd w:id="35"/>
+    <w:bookmarkStart w:id="36" w:name="마무리-오후-라과디아-공항-1"/>
+    <w:p>
+      <w:pPr>
+        <w:pStyle w:val="Heading3"/>
+      </w:pPr>
+      <w:r>
+        <w:t xml:space="preserve">마무리 — 오후, 라과디아 공항</w:t>
+      </w:r>
+    </w:p>
+    <w:p>
+      <w:pPr>
+        <w:pStyle w:val="FirstParagraph"/>
+      </w:pPr>
+      <w:r>
+        <w:t xml:space="preserve">에이바: 조이, 우리 목표를 스스로 올렸어요. 그 방에서. 저 기절할 뻔했어요.</w:t>
+      </w:r>
+    </w:p>
+    <w:p>
+      <w:pPr>
+        <w:pStyle w:val="BodyText"/>
+      </w:pPr>
+      <w:r>
+        <w:t xml:space="preserve">조이: 모니카는 자신감을 존중해요. 그리고 숫자도. 글로우가 둘 다 줬죠.</w:t>
+      </w:r>
+    </w:p>
+    <w:p>
+      <w:pPr>
+        <w:pStyle w:val="BodyText"/>
+      </w:pPr>
+      <w:r>
+        <w:t xml:space="preserve">에이바: 8년 전에 뤼미에르를 출시했잖아요. 이랬어요?</w:t>
+      </w:r>
+    </w:p>
+    <w:p>
+      <w:pPr>
+        <w:pStyle w:val="BodyText"/>
+      </w:pPr>
+      <w:r>
+        <w:t xml:space="preserve">조이: 아니요. 뤼미에르에선 상자가 기적을 약속했고, 반품은 끔찍했어요. 첫 달엔 많이 팔았지만, 그다음 1년은 화난 이메일에 답하느라 보냈죠. 그때 배웠어요. 큰 약속은 나중에 갚아야 하는 빚일 뿐이라는 걸.</w:t>
+      </w:r>
+    </w:p>
+    <w:p>
+      <w:pPr>
+        <w:pStyle w:val="BodyText"/>
+      </w:pPr>
+      <w:r>
+        <w:t xml:space="preserve">에이바: 그럼 지금은요?</w:t>
+      </w:r>
+    </w:p>
+    <w:p>
+      <w:pPr>
+        <w:pStyle w:val="BodyText"/>
+      </w:pPr>
+      <w:r>
+        <w:t xml:space="preserve">조이: 지금은 상자에</w:t>
+      </w:r>
+      <w:r>
+        <w:t xml:space="preserve"> </w:t>
+      </w:r>
+      <w:r>
+        <w:t xml:space="preserve">“</w:t>
+      </w:r>
+      <w:r>
+        <w:t xml:space="preserve">진정과 보습</w:t>
+      </w:r>
+      <w:r>
+        <w:t xml:space="preserve">”</w:t>
+      </w:r>
+      <w:r>
+        <w:t xml:space="preserve">이라고 써 있어요. 그리고 잠을 더 잘 자요.</w:t>
+      </w:r>
+    </w:p>
+    <w:p>
+      <w:pPr>
+        <w:pStyle w:val="BodyText"/>
+      </w:pPr>
+      <w:r>
+        <w:t xml:space="preserve">에이바: 노아한테 전화할까요?</w:t>
+      </w:r>
+    </w:p>
+    <w:p>
+      <w:pPr>
+        <w:pStyle w:val="BodyText"/>
+      </w:pPr>
+      <w:r>
+        <w:t xml:space="preserve">조이: 엘레나한테 먼저 해요.</w:t>
+      </w:r>
+      <w:r>
+        <w:t xml:space="preserve"> </w:t>
+      </w:r>
+      <w:r>
+        <w:t xml:space="preserve">“</w:t>
+      </w:r>
+      <w:r>
+        <w:t xml:space="preserve">겸손함</w:t>
+      </w:r>
+      <w:r>
+        <w:t xml:space="preserve">”</w:t>
+      </w:r>
+      <w:r>
+        <w:t xml:space="preserve">이 셀링 포인트였다는 걸 들을 자격이 있어요.</w:t>
+      </w:r>
+    </w:p>
+    <w:p>
+      <w:pPr>
+        <w:pStyle w:val="BodyText"/>
+      </w:pPr>
+      <w:r>
+        <w:t xml:space="preserve">에이바: 어차피 전화 울려요. 다이앤이에요.</w:t>
+      </w:r>
+    </w:p>
+    <w:p>
+      <w:pPr>
+        <w:pStyle w:val="BodyText"/>
+      </w:pPr>
+      <w:r>
+        <w:t xml:space="preserve">다이앤: 조이. 노아랑 같이 있어요?</w:t>
+      </w:r>
+    </w:p>
+    <w:p>
+      <w:pPr>
+        <w:pStyle w:val="BodyText"/>
+      </w:pPr>
+      <w:r>
+        <w:t xml:space="preserve">조이: 아니요, 공항이에요. 에이바랑. 방금 오렐을 따냈어요! 50곳!</w:t>
+      </w:r>
+    </w:p>
+    <w:p>
+      <w:pPr>
+        <w:pStyle w:val="BodyText"/>
+      </w:pPr>
+      <w:r>
+        <w:t xml:space="preserve">다이앤: 축하해요. 진심으로. 이제 오늘 밤에 돌아와 줘요. 내일 말고.</w:t>
+      </w:r>
+    </w:p>
+    <w:p>
+      <w:pPr>
+        <w:pStyle w:val="BodyText"/>
+      </w:pPr>
+      <w:r>
+        <w:t xml:space="preserve">조이: 무슨 일이에요?</w:t>
+      </w:r>
+    </w:p>
+    <w:p>
+      <w:pPr>
+        <w:pStyle w:val="BodyText"/>
+      </w:pPr>
+      <w:r>
+        <w:t xml:space="preserve">다이앤: 할번 변호사들한테서 서한이 왔어요. 특허 침해. 베이라 필 판매를 중단하래요.</w:t>
+      </w:r>
+    </w:p>
+    <w:p>
+      <w:pPr>
+        <w:pStyle w:val="BodyText"/>
+      </w:pPr>
+      <w:r>
+        <w:t xml:space="preserve">에이바: 판매 중단이요? 전부요?</w:t>
+      </w:r>
+    </w:p>
+    <w:bookmarkEnd w:id="36"/>
+    <w:bookmarkEnd w:id="37"/>
+    <w:bookmarkEnd w:id="38"/>
     <w:sectPr/>
   </w:body>
 </w:document>
@@ -4433,583 +4380,8 @@
       </w:pPr>
     </w:lvl>
   </w:abstractNum>
-  <w:abstractNum w:abstractNumId="99411">
-    <w:nsid w:val="A99411"/>
-    <w:multiLevelType w:val="multilevel"/>
-    <w:lvl w:ilvl="0">
-      <w:start w:val="1"/>
-      <w:numFmt w:val="decimal"/>
-      <w:lvlText w:val="%1."/>
-      <w:lvlJc w:val="left"/>
-      <w:pPr>
-        <w:ind w:left="720" w:hanging="480"/>
-      </w:pPr>
-    </w:lvl>
-    <w:lvl w:ilvl="1">
-      <w:start w:val="1"/>
-      <w:numFmt w:val="decimal"/>
-      <w:lvlText w:val="%2."/>
-      <w:lvlJc w:val="left"/>
-      <w:pPr>
-        <w:ind w:left="1440" w:hanging="480"/>
-      </w:pPr>
-    </w:lvl>
-    <w:lvl w:ilvl="2">
-      <w:start w:val="1"/>
-      <w:numFmt w:val="decimal"/>
-      <w:lvlText w:val="%3."/>
-      <w:lvlJc w:val="left"/>
-      <w:pPr>
-        <w:ind w:left="2160" w:hanging="480"/>
-      </w:pPr>
-    </w:lvl>
-    <w:lvl w:ilvl="3">
-      <w:start w:val="1"/>
-      <w:numFmt w:val="decimal"/>
-      <w:lvlText w:val="%4."/>
-      <w:lvlJc w:val="left"/>
-      <w:pPr>
-        <w:ind w:left="2880" w:hanging="480"/>
-      </w:pPr>
-    </w:lvl>
-    <w:lvl w:ilvl="4">
-      <w:start w:val="1"/>
-      <w:numFmt w:val="decimal"/>
-      <w:lvlText w:val="%5."/>
-      <w:lvlJc w:val="left"/>
-      <w:pPr>
-        <w:ind w:left="3600" w:hanging="480"/>
-      </w:pPr>
-    </w:lvl>
-    <w:lvl w:ilvl="5">
-      <w:start w:val="1"/>
-      <w:numFmt w:val="decimal"/>
-      <w:lvlText w:val="%6."/>
-      <w:lvlJc w:val="left"/>
-      <w:pPr>
-        <w:ind w:left="4320" w:hanging="480"/>
-      </w:pPr>
-    </w:lvl>
-    <w:lvl w:ilvl="6">
-      <w:start w:val="1"/>
-      <w:numFmt w:val="decimal"/>
-      <w:lvlText w:val="%7."/>
-      <w:lvlJc w:val="left"/>
-      <w:pPr>
-        <w:ind w:left="5040" w:hanging="480"/>
-      </w:pPr>
-    </w:lvl>
-    <w:lvl w:ilvl="7">
-      <w:start w:val="1"/>
-      <w:numFmt w:val="decimal"/>
-      <w:lvlText w:val="%8."/>
-      <w:lvlJc w:val="left"/>
-      <w:pPr>
-        <w:ind w:left="5760" w:hanging="480"/>
-      </w:pPr>
-    </w:lvl>
-    <w:lvl w:ilvl="8">
-      <w:start w:val="1"/>
-      <w:numFmt w:val="decimal"/>
-      <w:lvlText w:val="%9."/>
-      <w:lvlJc w:val="left"/>
-      <w:pPr>
-        <w:ind w:left="6480" w:hanging="480"/>
-      </w:pPr>
-    </w:lvl>
-  </w:abstractNum>
-  <w:abstractNum w:abstractNumId="994116">
-    <w:nsid w:val="A994116"/>
-    <w:multiLevelType w:val="multilevel"/>
-    <w:lvl w:ilvl="0">
-      <w:start w:val="16"/>
-      <w:numFmt w:val="decimal"/>
-      <w:lvlText w:val="%1."/>
-      <w:lvlJc w:val="left"/>
-      <w:pPr>
-        <w:ind w:left="720" w:hanging="480"/>
-      </w:pPr>
-    </w:lvl>
-    <w:lvl w:ilvl="1">
-      <w:start w:val="16"/>
-      <w:numFmt w:val="decimal"/>
-      <w:lvlText w:val="%2."/>
-      <w:lvlJc w:val="left"/>
-      <w:pPr>
-        <w:ind w:left="1440" w:hanging="480"/>
-      </w:pPr>
-    </w:lvl>
-    <w:lvl w:ilvl="2">
-      <w:start w:val="16"/>
-      <w:numFmt w:val="decimal"/>
-      <w:lvlText w:val="%3."/>
-      <w:lvlJc w:val="left"/>
-      <w:pPr>
-        <w:ind w:left="2160" w:hanging="480"/>
-      </w:pPr>
-    </w:lvl>
-    <w:lvl w:ilvl="3">
-      <w:start w:val="16"/>
-      <w:numFmt w:val="decimal"/>
-      <w:lvlText w:val="%4."/>
-      <w:lvlJc w:val="left"/>
-      <w:pPr>
-        <w:ind w:left="2880" w:hanging="480"/>
-      </w:pPr>
-    </w:lvl>
-    <w:lvl w:ilvl="4">
-      <w:start w:val="16"/>
-      <w:numFmt w:val="decimal"/>
-      <w:lvlText w:val="%5."/>
-      <w:lvlJc w:val="left"/>
-      <w:pPr>
-        <w:ind w:left="3600" w:hanging="480"/>
-      </w:pPr>
-    </w:lvl>
-    <w:lvl w:ilvl="5">
-      <w:start w:val="16"/>
-      <w:numFmt w:val="decimal"/>
-      <w:lvlText w:val="%6."/>
-      <w:lvlJc w:val="left"/>
-      <w:pPr>
-        <w:ind w:left="4320" w:hanging="480"/>
-      </w:pPr>
-    </w:lvl>
-    <w:lvl w:ilvl="6">
-      <w:start w:val="16"/>
-      <w:numFmt w:val="decimal"/>
-      <w:lvlText w:val="%7."/>
-      <w:lvlJc w:val="left"/>
-      <w:pPr>
-        <w:ind w:left="5040" w:hanging="480"/>
-      </w:pPr>
-    </w:lvl>
-    <w:lvl w:ilvl="7">
-      <w:start w:val="16"/>
-      <w:numFmt w:val="decimal"/>
-      <w:lvlText w:val="%8."/>
-      <w:lvlJc w:val="left"/>
-      <w:pPr>
-        <w:ind w:left="5760" w:hanging="480"/>
-      </w:pPr>
-    </w:lvl>
-    <w:lvl w:ilvl="8">
-      <w:start w:val="16"/>
-      <w:numFmt w:val="decimal"/>
-      <w:lvlText w:val="%9."/>
-      <w:lvlJc w:val="left"/>
-      <w:pPr>
-        <w:ind w:left="6480" w:hanging="480"/>
-      </w:pPr>
-    </w:lvl>
-  </w:abstractNum>
-  <w:abstractNum w:abstractNumId="994151">
-    <w:nsid w:val="A994151"/>
-    <w:multiLevelType w:val="multilevel"/>
-    <w:lvl w:ilvl="0">
-      <w:start w:val="51"/>
-      <w:numFmt w:val="decimal"/>
-      <w:lvlText w:val="%1."/>
-      <w:lvlJc w:val="left"/>
-      <w:pPr>
-        <w:ind w:left="720" w:hanging="480"/>
-      </w:pPr>
-    </w:lvl>
-    <w:lvl w:ilvl="1">
-      <w:start w:val="51"/>
-      <w:numFmt w:val="decimal"/>
-      <w:lvlText w:val="%2."/>
-      <w:lvlJc w:val="left"/>
-      <w:pPr>
-        <w:ind w:left="1440" w:hanging="480"/>
-      </w:pPr>
-    </w:lvl>
-    <w:lvl w:ilvl="2">
-      <w:start w:val="51"/>
-      <w:numFmt w:val="decimal"/>
-      <w:lvlText w:val="%3."/>
-      <w:lvlJc w:val="left"/>
-      <w:pPr>
-        <w:ind w:left="2160" w:hanging="480"/>
-      </w:pPr>
-    </w:lvl>
-    <w:lvl w:ilvl="3">
-      <w:start w:val="51"/>
-      <w:numFmt w:val="decimal"/>
-      <w:lvlText w:val="%4."/>
-      <w:lvlJc w:val="left"/>
-      <w:pPr>
-        <w:ind w:left="2880" w:hanging="480"/>
-      </w:pPr>
-    </w:lvl>
-    <w:lvl w:ilvl="4">
-      <w:start w:val="51"/>
-      <w:numFmt w:val="decimal"/>
-      <w:lvlText w:val="%5."/>
-      <w:lvlJc w:val="left"/>
-      <w:pPr>
-        <w:ind w:left="3600" w:hanging="480"/>
-      </w:pPr>
-    </w:lvl>
-    <w:lvl w:ilvl="5">
-      <w:start w:val="51"/>
-      <w:numFmt w:val="decimal"/>
-      <w:lvlText w:val="%6."/>
-      <w:lvlJc w:val="left"/>
-      <w:pPr>
-        <w:ind w:left="4320" w:hanging="480"/>
-      </w:pPr>
-    </w:lvl>
-    <w:lvl w:ilvl="6">
-      <w:start w:val="51"/>
-      <w:numFmt w:val="decimal"/>
-      <w:lvlText w:val="%7."/>
-      <w:lvlJc w:val="left"/>
-      <w:pPr>
-        <w:ind w:left="5040" w:hanging="480"/>
-      </w:pPr>
-    </w:lvl>
-    <w:lvl w:ilvl="7">
-      <w:start w:val="51"/>
-      <w:numFmt w:val="decimal"/>
-      <w:lvlText w:val="%8."/>
-      <w:lvlJc w:val="left"/>
-      <w:pPr>
-        <w:ind w:left="5760" w:hanging="480"/>
-      </w:pPr>
-    </w:lvl>
-    <w:lvl w:ilvl="8">
-      <w:start w:val="51"/>
-      <w:numFmt w:val="decimal"/>
-      <w:lvlText w:val="%9."/>
-      <w:lvlJc w:val="left"/>
-      <w:pPr>
-        <w:ind w:left="6480" w:hanging="480"/>
-      </w:pPr>
-    </w:lvl>
-  </w:abstractNum>
-  <w:abstractNum w:abstractNumId="994181">
-    <w:nsid w:val="A994181"/>
-    <w:multiLevelType w:val="multilevel"/>
-    <w:lvl w:ilvl="0">
-      <w:start w:val="81"/>
-      <w:numFmt w:val="decimal"/>
-      <w:lvlText w:val="%1."/>
-      <w:lvlJc w:val="left"/>
-      <w:pPr>
-        <w:ind w:left="720" w:hanging="480"/>
-      </w:pPr>
-    </w:lvl>
-    <w:lvl w:ilvl="1">
-      <w:start w:val="81"/>
-      <w:numFmt w:val="decimal"/>
-      <w:lvlText w:val="%2."/>
-      <w:lvlJc w:val="left"/>
-      <w:pPr>
-        <w:ind w:left="1440" w:hanging="480"/>
-      </w:pPr>
-    </w:lvl>
-    <w:lvl w:ilvl="2">
-      <w:start w:val="81"/>
-      <w:numFmt w:val="decimal"/>
-      <w:lvlText w:val="%3."/>
-      <w:lvlJc w:val="left"/>
-      <w:pPr>
-        <w:ind w:left="2160" w:hanging="480"/>
-      </w:pPr>
-    </w:lvl>
-    <w:lvl w:ilvl="3">
-      <w:start w:val="81"/>
-      <w:numFmt w:val="decimal"/>
-      <w:lvlText w:val="%4."/>
-      <w:lvlJc w:val="left"/>
-      <w:pPr>
-        <w:ind w:left="2880" w:hanging="480"/>
-      </w:pPr>
-    </w:lvl>
-    <w:lvl w:ilvl="4">
-      <w:start w:val="81"/>
-      <w:numFmt w:val="decimal"/>
-      <w:lvlText w:val="%5."/>
-      <w:lvlJc w:val="left"/>
-      <w:pPr>
-        <w:ind w:left="3600" w:hanging="480"/>
-      </w:pPr>
-    </w:lvl>
-    <w:lvl w:ilvl="5">
-      <w:start w:val="81"/>
-      <w:numFmt w:val="decimal"/>
-      <w:lvlText w:val="%6."/>
-      <w:lvlJc w:val="left"/>
-      <w:pPr>
-        <w:ind w:left="4320" w:hanging="480"/>
-      </w:pPr>
-    </w:lvl>
-    <w:lvl w:ilvl="6">
-      <w:start w:val="81"/>
-      <w:numFmt w:val="decimal"/>
-      <w:lvlText w:val="%7."/>
-      <w:lvlJc w:val="left"/>
-      <w:pPr>
-        <w:ind w:left="5040" w:hanging="480"/>
-      </w:pPr>
-    </w:lvl>
-    <w:lvl w:ilvl="7">
-      <w:start w:val="81"/>
-      <w:numFmt w:val="decimal"/>
-      <w:lvlText w:val="%8."/>
-      <w:lvlJc w:val="left"/>
-      <w:pPr>
-        <w:ind w:left="5760" w:hanging="480"/>
-      </w:pPr>
-    </w:lvl>
-    <w:lvl w:ilvl="8">
-      <w:start w:val="81"/>
-      <w:numFmt w:val="decimal"/>
-      <w:lvlText w:val="%9."/>
-      <w:lvlJc w:val="left"/>
-      <w:pPr>
-        <w:ind w:left="6480" w:hanging="480"/>
-      </w:pPr>
-    </w:lvl>
-  </w:abstractNum>
-  <w:abstractNum w:abstractNumId="9941106">
-    <w:nsid w:val="A9941106"/>
-    <w:multiLevelType w:val="multilevel"/>
-    <w:lvl w:ilvl="0">
-      <w:start w:val="106"/>
-      <w:numFmt w:val="decimal"/>
-      <w:lvlText w:val="%1."/>
-      <w:lvlJc w:val="left"/>
-      <w:pPr>
-        <w:ind w:left="720" w:hanging="480"/>
-      </w:pPr>
-    </w:lvl>
-    <w:lvl w:ilvl="1">
-      <w:start w:val="106"/>
-      <w:numFmt w:val="decimal"/>
-      <w:lvlText w:val="%2."/>
-      <w:lvlJc w:val="left"/>
-      <w:pPr>
-        <w:ind w:left="1440" w:hanging="480"/>
-      </w:pPr>
-    </w:lvl>
-    <w:lvl w:ilvl="2">
-      <w:start w:val="106"/>
-      <w:numFmt w:val="decimal"/>
-      <w:lvlText w:val="%3."/>
-      <w:lvlJc w:val="left"/>
-      <w:pPr>
-        <w:ind w:left="2160" w:hanging="480"/>
-      </w:pPr>
-    </w:lvl>
-    <w:lvl w:ilvl="3">
-      <w:start w:val="106"/>
-      <w:numFmt w:val="decimal"/>
-      <w:lvlText w:val="%4."/>
-      <w:lvlJc w:val="left"/>
-      <w:pPr>
-        <w:ind w:left="2880" w:hanging="480"/>
-      </w:pPr>
-    </w:lvl>
-    <w:lvl w:ilvl="4">
-      <w:start w:val="106"/>
-      <w:numFmt w:val="decimal"/>
-      <w:lvlText w:val="%5."/>
-      <w:lvlJc w:val="left"/>
-      <w:pPr>
-        <w:ind w:left="3600" w:hanging="480"/>
-      </w:pPr>
-    </w:lvl>
-    <w:lvl w:ilvl="5">
-      <w:start w:val="106"/>
-      <w:numFmt w:val="decimal"/>
-      <w:lvlText w:val="%6."/>
-      <w:lvlJc w:val="left"/>
-      <w:pPr>
-        <w:ind w:left="4320" w:hanging="480"/>
-      </w:pPr>
-    </w:lvl>
-    <w:lvl w:ilvl="6">
-      <w:start w:val="106"/>
-      <w:numFmt w:val="decimal"/>
-      <w:lvlText w:val="%7."/>
-      <w:lvlJc w:val="left"/>
-      <w:pPr>
-        <w:ind w:left="5040" w:hanging="480"/>
-      </w:pPr>
-    </w:lvl>
-    <w:lvl w:ilvl="7">
-      <w:start w:val="106"/>
-      <w:numFmt w:val="decimal"/>
-      <w:lvlText w:val="%8."/>
-      <w:lvlJc w:val="left"/>
-      <w:pPr>
-        <w:ind w:left="5760" w:hanging="480"/>
-      </w:pPr>
-    </w:lvl>
-    <w:lvl w:ilvl="8">
-      <w:start w:val="106"/>
-      <w:numFmt w:val="decimal"/>
-      <w:lvlText w:val="%9."/>
-      <w:lvlJc w:val="left"/>
-      <w:pPr>
-        <w:ind w:left="6480" w:hanging="480"/>
-      </w:pPr>
-    </w:lvl>
-  </w:abstractNum>
   <w:num w:numId="1000">
     <w:abstractNumId w:val="990"/>
-  </w:num>
-  <w:num w:numId="1001">
-    <w:abstractNumId w:val="99411"/>
-    <w:lvlOverride w:ilvl="0">
-      <w:startOverride w:val="1"/>
-    </w:lvlOverride>
-    <w:lvlOverride w:ilvl="1">
-      <w:startOverride w:val="1"/>
-    </w:lvlOverride>
-    <w:lvlOverride w:ilvl="2">
-      <w:startOverride w:val="1"/>
-    </w:lvlOverride>
-    <w:lvlOverride w:ilvl="3">
-      <w:startOverride w:val="1"/>
-    </w:lvlOverride>
-    <w:lvlOverride w:ilvl="4">
-      <w:startOverride w:val="1"/>
-    </w:lvlOverride>
-    <w:lvlOverride w:ilvl="5">
-      <w:startOverride w:val="1"/>
-    </w:lvlOverride>
-    <w:lvlOverride w:ilvl="6">
-      <w:startOverride w:val="1"/>
-    </w:lvlOverride>
-    <w:lvlOverride w:ilvl="7">
-      <w:startOverride w:val="1"/>
-    </w:lvlOverride>
-    <w:lvlOverride w:ilvl="8">
-      <w:startOverride w:val="1"/>
-    </w:lvlOverride>
-  </w:num>
-  <w:num w:numId="1002">
-    <w:abstractNumId w:val="994116"/>
-    <w:lvlOverride w:ilvl="0">
-      <w:startOverride w:val="16"/>
-    </w:lvlOverride>
-    <w:lvlOverride w:ilvl="1">
-      <w:startOverride w:val="16"/>
-    </w:lvlOverride>
-    <w:lvlOverride w:ilvl="2">
-      <w:startOverride w:val="16"/>
-    </w:lvlOverride>
-    <w:lvlOverride w:ilvl="3">
-      <w:startOverride w:val="16"/>
-    </w:lvlOverride>
-    <w:lvlOverride w:ilvl="4">
-      <w:startOverride w:val="16"/>
-    </w:lvlOverride>
-    <w:lvlOverride w:ilvl="5">
-      <w:startOverride w:val="16"/>
-    </w:lvlOverride>
-    <w:lvlOverride w:ilvl="6">
-      <w:startOverride w:val="16"/>
-    </w:lvlOverride>
-    <w:lvlOverride w:ilvl="7">
-      <w:startOverride w:val="16"/>
-    </w:lvlOverride>
-    <w:lvlOverride w:ilvl="8">
-      <w:startOverride w:val="16"/>
-    </w:lvlOverride>
-  </w:num>
-  <w:num w:numId="1003">
-    <w:abstractNumId w:val="994151"/>
-    <w:lvlOverride w:ilvl="0">
-      <w:startOverride w:val="51"/>
-    </w:lvlOverride>
-    <w:lvlOverride w:ilvl="1">
-      <w:startOverride w:val="51"/>
-    </w:lvlOverride>
-    <w:lvlOverride w:ilvl="2">
-      <w:startOverride w:val="51"/>
-    </w:lvlOverride>
-    <w:lvlOverride w:ilvl="3">
-      <w:startOverride w:val="51"/>
-    </w:lvlOverride>
-    <w:lvlOverride w:ilvl="4">
-      <w:startOverride w:val="51"/>
-    </w:lvlOverride>
-    <w:lvlOverride w:ilvl="5">
-      <w:startOverride w:val="51"/>
-    </w:lvlOverride>
-    <w:lvlOverride w:ilvl="6">
-      <w:startOverride w:val="51"/>
-    </w:lvlOverride>
-    <w:lvlOverride w:ilvl="7">
-      <w:startOverride w:val="51"/>
-    </w:lvlOverride>
-    <w:lvlOverride w:ilvl="8">
-      <w:startOverride w:val="51"/>
-    </w:lvlOverride>
-  </w:num>
-  <w:num w:numId="1004">
-    <w:abstractNumId w:val="994181"/>
-    <w:lvlOverride w:ilvl="0">
-      <w:startOverride w:val="81"/>
-    </w:lvlOverride>
-    <w:lvlOverride w:ilvl="1">
-      <w:startOverride w:val="81"/>
-    </w:lvlOverride>
-    <w:lvlOverride w:ilvl="2">
-      <w:startOverride w:val="81"/>
-    </w:lvlOverride>
-    <w:lvlOverride w:ilvl="3">
-      <w:startOverride w:val="81"/>
-    </w:lvlOverride>
-    <w:lvlOverride w:ilvl="4">
-      <w:startOverride w:val="81"/>
-    </w:lvlOverride>
-    <w:lvlOverride w:ilvl="5">
-      <w:startOverride w:val="81"/>
-    </w:lvlOverride>
-    <w:lvlOverride w:ilvl="6">
-      <w:startOverride w:val="81"/>
-    </w:lvlOverride>
-    <w:lvlOverride w:ilvl="7">
-      <w:startOverride w:val="81"/>
-    </w:lvlOverride>
-    <w:lvlOverride w:ilvl="8">
-      <w:startOverride w:val="81"/>
-    </w:lvlOverride>
-  </w:num>
-  <w:num w:numId="1005">
-    <w:abstractNumId w:val="9941106"/>
-    <w:lvlOverride w:ilvl="0">
-      <w:startOverride w:val="106"/>
-    </w:lvlOverride>
-    <w:lvlOverride w:ilvl="1">
-      <w:startOverride w:val="106"/>
-    </w:lvlOverride>
-    <w:lvlOverride w:ilvl="2">
-      <w:startOverride w:val="106"/>
-    </w:lvlOverride>
-    <w:lvlOverride w:ilvl="3">
-      <w:startOverride w:val="106"/>
-    </w:lvlOverride>
-    <w:lvlOverride w:ilvl="4">
-      <w:startOverride w:val="106"/>
-    </w:lvlOverride>
-    <w:lvlOverride w:ilvl="5">
-      <w:startOverride w:val="106"/>
-    </w:lvlOverride>
-    <w:lvlOverride w:ilvl="6">
-      <w:startOverride w:val="106"/>
-    </w:lvlOverride>
-    <w:lvlOverride w:ilvl="7">
-      <w:startOverride w:val="106"/>
-    </w:lvlOverride>
-    <w:lvlOverride w:ilvl="8">
-      <w:startOverride w:val="106"/>
-    </w:lvlOverride>
   </w:num>
 </w:numbering>
 </file>
